--- a/eegnet_fgl_bci2a/manuscripts/global_routing_paper/validation_controlled_global_routing_mi_eeg_manuscript.docx
+++ b/eegnet_fgl_bci2a/manuscripts/global_routing_paper/validation_controlled_global_routing_mi_eeg_manuscript.docx
@@ -109,7 +109,7 @@
           <w:color w:val="111827"/>
           <w:sz w:val="22"/>
         </w:rPr>
-        <w:t>[Name and email]</w:t>
+        <w:t>[Name, Email, ORCID]</w:t>
       </w:r>
     </w:p>
     <w:p>
@@ -125,7 +125,7 @@
           <w:color w:val="173A5E"/>
           <w:sz w:val="22"/>
         </w:rPr>
-        <w:t xml:space="preserve">Target journal: </w:t>
+        <w:t xml:space="preserve">Word count: </w:t>
       </w:r>
       <w:r>
         <w:rPr>
@@ -135,7 +135,7 @@
           <w:color w:val="111827"/>
           <w:sz w:val="22"/>
         </w:rPr>
-        <w:t>Medical &amp; Biological Engineering &amp; Computing</w:t>
+        <w:t>Abstract: [&lt;=200] words; Manuscript: [&lt;=6000] words</w:t>
       </w:r>
     </w:p>
     <w:p>
@@ -151,7 +151,7 @@
           <w:color w:val="173A5E"/>
           <w:sz w:val="22"/>
         </w:rPr>
-        <w:t xml:space="preserve">Manuscript type: </w:t>
+        <w:t xml:space="preserve">Figures: </w:t>
       </w:r>
       <w:r>
         <w:rPr>
@@ -161,24 +161,7 @@
           <w:color w:val="111827"/>
           <w:sz w:val="22"/>
         </w:rPr>
-        <w:t>Original research article</w:t>
-      </w:r>
-    </w:p>
-    <w:p>
-      <w:pPr>
-        <w:spacing w:before="560"/>
-        <w:ind w:left="648" w:right="648"/>
-        <w:jc w:val="both"/>
-      </w:pPr>
-      <w:r>
-        <w:rPr>
-          <w:rFonts w:ascii="Calibri" w:hAnsi="Calibri"/>
-          <w:b w:val="0"/>
-          <w:i/>
-          <w:color w:val="667085"/>
-          <w:sz w:val="21"/>
-        </w:rPr>
-        <w:t>Scope: the central claim is a significant improvement over fixed 2-s Compact EEGNet on BCI IV-2a through validation-controlled strategy selection. The manuscript does not claim significant superiority over 4-s decoding or universal generalization to BCI IV-2b.</w:t>
+        <w:t>3 | Tables: 10</w:t>
       </w:r>
     </w:p>
     <w:p>
@@ -969,7 +952,23 @@
           <w:color w:val="111827"/>
           <w:sz w:val="22"/>
         </w:rPr>
-        <w:t>All routed candidate classifiers used Compact EEGNet with F1=8 temporal filters, depth multiplier D=2, F2=16 pointwise filters, a 64-sample temporal kernel, ELU activations, average pooling, and dropout of 0.5. The frozen 4-s neural teacher was Compact EEGNet for dataset 2a and EEGNetV4 for dataset 2b; each teacher was trained on the same subject. The Riemannian teacher estimated 4-s trial covariance matrices with Oracle Approximating Shrinkage, projected them to the tangent space using the Riemannian metric, and fitted multinomial logistic regression. Its regularization parameter was selected on validation data from {0.01, 0.03, 0.1, 0.3, 1, 3, 10}.</w:t>
+        <w:t>All routed candidate classifiers used a PyTorch implementation of Compact EEGNet with input shape [batch, 1, channels, samples], F1=8 temporal filters, depth multiplier D=2, F2=16 pointwise filters, a 64-sample temporal kernel with same-mode padding, ELU activations, average pooling with kernel size 4 and 8, and dropout of 0.5. No max-norm weight constraint was applied to the Compact variant. The frozen 4-s neural teacher was Compact EEGNet for dataset 2a and an EEGNetV4-style architecture for dataset 2b; the latter used exact same-padding via ZeroPad2d, Keras-style BatchNorm (momentum 0.01, eps 0.001), a 125-sample temporal kernel, separable convolution kernel of 16, depthwise max-norm constraint of 1.0, and classifier max-norm of 0.25. Each teacher was trained on the same subject using the training subset only.</w:t>
+      </w:r>
+    </w:p>
+    <w:p>
+      <w:pPr>
+        <w:widowControl/>
+        <w:jc w:val="both"/>
+      </w:pPr>
+      <w:r>
+        <w:rPr>
+          <w:rFonts w:ascii="Calibri" w:hAnsi="Calibri"/>
+          <w:b w:val="0"/>
+          <w:i w:val="0"/>
+          <w:color w:val="111827"/>
+          <w:sz w:val="22"/>
+        </w:rPr>
+        <w:t>The Riemannian teacher estimated 4-s trial covariance matrices using Oracle Approximating Shrinkage (OAS) as implemented in pyriemann, projected them to the tangent space at the Riemannian mean using the affine-invariant metric, and fitted multinomial logistic regression (solver lbfgs, maximum 5000 iterations). Its inverse regularization parameter C was selected on validation data from {0.01, 0.03, 0.1, 0.3, 1, 3, 10}. No global Riemannian alignment was applied across trials; each trial's covariance was used directly after shrinkage.</w:t>
       </w:r>
     </w:p>
     <w:p>
@@ -1155,7 +1154,7 @@
           <w:color w:val="111827"/>
           <w:sz w:val="22"/>
         </w:rPr>
-        <w:t>Contextual baselines were evaluated under the same subject-dependent, cross-session, five-seed protocol. They comprised EEGNetV4 trained with CE, Riemannian tangent-space logistic regression using OAS covariance estimation, and CSP followed by shrinkage LDA, each evaluated with 2-s and 4-s inputs. Every reported baseline therefore contains 45 runs (nine subjects multiplied by five seeds). ShallowConvNet and DeepConvNet were not evaluated and are not included in the reported comparisons. For comparisons between routing and the six external baselines, five-seed results were first averaged within each subject, followed by paired t-tests and Wilcoxon signed-rank tests across nine subjects. Holm correction was applied separately within each dataset across the six comparisons.</w:t>
+        <w:t>Contextual baselines were evaluated under the same subject-dependent, cross-session, five-seed protocol. They comprised EEGNetV4 trained with CE, Riemannian tangent-space logistic regression using OAS covariance estimation, and CSP followed by shrinkage LDA, each evaluated with 2-s and 4-s inputs. Every reported baseline therefore contains 45 runs (nine subjects multiplied by five seeds). EEGNetV4 used the same architecture as the dataset 2b neural teacher (125-sample temporal kernel, max-norm constraints, Adam optimizer without weight decay). The CSP baseline used MNE's CSP implementation with the number of spatial filters selected by validation accuracy from {4, 6, 8, 10, 12}, paired with shrinkage LDA (solver lsqr, automatic shrinkage estimation). Because reported accuracies in MI-EEG studies are strongly affected by window length, preprocessing, session split, and model-selection protocol, the primary comparisons in this study are restricted to baselines reproduced under the same leakage-controlled five-seed protocol. ShallowConvNet and DeepConvNet were not evaluated and are not included in the reported comparisons. For comparisons between routing and the six external baselines, five-seed results were first averaged within each subject, followed by paired t-tests and Wilcoxon signed-rank tests across nine subjects. Holm correction was applied separately within each dataset across the six comparisons.</w:t>
       </w:r>
     </w:p>
     <w:p>
@@ -3235,7 +3234,3835 @@
         <w:pStyle w:val="Heading2"/>
       </w:pPr>
       <w:r>
-        <w:t>3.3 Comparison with neural and classical baselines</w:t>
+        <w:t>3.3 Ablation of neural and Riemannian teachers</w:t>
+      </w:r>
+    </w:p>
+    <w:p>
+      <w:pPr>
+        <w:widowControl/>
+        <w:jc w:val="both"/>
+      </w:pPr>
+      <w:r>
+        <w:rPr>
+          <w:rFonts w:ascii="Calibri" w:hAnsi="Calibri"/>
+          <w:b w:val="0"/>
+          <w:i w:val="0"/>
+          <w:color w:val="111827"/>
+          <w:sz w:val="22"/>
+        </w:rPr>
+        <w:t>To examine the contribution of each teacher, we compared four supervision conditions under the same 2-s Compact EEGNet architecture and five-seed protocol: CE-only (no teacher), neural-teacher-only KD (alpha_E=0.4, alpha_R=0.0), Riemannian-teacher-only KD (alpha_E=0.0, alpha_R=0.4), and dual-teacher KD (alpha_E=0.4, alpha_R=0.4).</w:t>
+      </w:r>
+    </w:p>
+    <w:p>
+      <w:pPr>
+        <w:widowControl/>
+        <w:jc w:val="both"/>
+      </w:pPr>
+      <w:r>
+        <w:rPr>
+          <w:rFonts w:ascii="Calibri" w:hAnsi="Calibri"/>
+          <w:b w:val="0"/>
+          <w:i w:val="0"/>
+          <w:color w:val="111827"/>
+          <w:sz w:val="22"/>
+        </w:rPr>
+        <w:t>On dataset 2a, neural-teacher-only KD reached 0.5742, numerically above the CE baseline of 0.5672, whereas Riemannian-teacher-only KD reached 0.5655. Neither single-teacher difference from CE was significant. Dual-teacher KD reached 0.5847, an improvement of +1.75 percentage points over CE. The combined result is consistent with complementary neural and covariance-geometric supervision, although the dual condition also used a larger total KD weight.</w:t>
+      </w:r>
+    </w:p>
+    <w:p>
+      <w:pPr>
+        <w:widowControl/>
+        <w:jc w:val="both"/>
+      </w:pPr>
+      <w:r>
+        <w:rPr>
+          <w:rFonts w:ascii="Calibri" w:hAnsi="Calibri"/>
+          <w:b w:val="0"/>
+          <w:i w:val="0"/>
+          <w:color w:val="111827"/>
+          <w:sz w:val="22"/>
+        </w:rPr>
+        <w:t>On dataset 2b, CE reached 0.7635, neural-teacher-only KD reached 0.7667, Riemannian-teacher-only KD reached 0.7633, and dual-teacher KD reached 0.7677. The dual-teacher gain over CE was +0.42 percentage points and was not significant (paired t-test p=0.4574; Wilcoxon p=0.4258). The smaller effect is consistent with the two-class, three-channel task leaving less room for additional teacher supervision.</w:t>
+      </w:r>
+    </w:p>
+    <w:p>
+      <w:pPr>
+        <w:widowControl/>
+        <w:jc w:val="both"/>
+      </w:pPr>
+      <w:r>
+        <w:rPr>
+          <w:rFonts w:ascii="Calibri" w:hAnsi="Calibri"/>
+          <w:b w:val="0"/>
+          <w:i w:val="0"/>
+          <w:color w:val="111827"/>
+          <w:sz w:val="22"/>
+        </w:rPr>
+        <w:t>Dual-teacher KD was the strongest individual candidate on both datasets, but its advantage was statistically reliable only on dataset 2a. Because each single-teacher condition used weight 0.4 while the dual condition used a total KD weight of 0.8, these results do not by themselves separate teacher complementarity from distillation-strength effects. They nevertheless show that teacher utility varies across datasets and subjects, motivating the validation-controlled routing strategy described in Section 2.5.</w:t>
+      </w:r>
+    </w:p>
+    <w:p>
+      <w:pPr>
+        <w:widowControl/>
+        <w:jc w:val="both"/>
+      </w:pPr>
+      <w:r>
+        <w:rPr>
+          <w:rFonts w:ascii="Calibri" w:hAnsi="Calibri"/>
+          <w:b w:val="0"/>
+          <w:i w:val="0"/>
+          <w:color w:val="111827"/>
+          <w:sz w:val="22"/>
+        </w:rPr>
+        <w:t>Paired statistical tests across nine dataset 2a subjects confirmed that dual-teacher KD significantly outperformed CE (paired t-test p=0.0122; Wilcoxon p=0.0156; Cohen's dz=1.07; seven wins, one tie, one loss) and significantly outperformed neural-teacher-only KD (p=0.0163; Wilcoxon p=0.0391; dz=1.01). The comparison with Riemannian-teacher-only KD was marginally non-significant (p=0.0510; Wilcoxon p=0.0547; dz=0.76). Neither single-teacher variant significantly differed from CE (neural-only vs CE: p=0.3603; Riemannian-only vs CE: p=0.8057), confirming that individual teachers did not reliably improve or degrade performance. On dataset 2b, none of the corresponding teacher comparisons reached significance.</w:t>
+      </w:r>
+    </w:p>
+    <w:p>
+      <w:pPr>
+        <w:keepNext/>
+        <w:spacing w:before="120" w:after="80"/>
+      </w:pPr>
+      <w:r>
+        <w:rPr>
+          <w:rFonts w:ascii="Calibri" w:hAnsi="Calibri"/>
+          <w:b/>
+          <w:i w:val="0"/>
+          <w:color w:val="173A5E"/>
+          <w:sz w:val="20"/>
+        </w:rPr>
+        <w:t>Table 2b. Teacher ablation on BCI Competition IV-2a (2-s window, five-seed mean).</w:t>
+      </w:r>
+    </w:p>
+    <w:tbl>
+      <w:tblPr>
+        <w:tblStyle w:val="TableGrid"/>
+        <w:tblW w:type="dxa" w:w="6840"/>
+        <w:jc w:val="center"/>
+        <w:tblLayout w:type="fixed"/>
+        <w:tblLook w:firstColumn="1" w:firstRow="1" w:lastColumn="0" w:lastRow="0" w:noHBand="0" w:noVBand="1" w:val="04A0"/>
+        <w:tblInd w:w="120" w:type="dxa"/>
+      </w:tblPr>
+      <w:tblGrid>
+        <w:gridCol w:w="2232"/>
+        <w:gridCol w:w="1007"/>
+        <w:gridCol w:w="1007"/>
+        <w:gridCol w:w="1296"/>
+        <w:gridCol w:w="1296"/>
+      </w:tblGrid>
+      <w:tr>
+        <w:trPr>
+          <w:tblHeader w:val="true"/>
+        </w:trPr>
+        <w:tc>
+          <w:tcPr>
+            <w:tcW w:type="dxa" w:w="2232"/>
+            <w:vAlign w:val="center"/>
+            <w:tcMar>
+              <w:top w:w="80" w:type="dxa"/>
+              <w:start w:w="120" w:type="dxa"/>
+              <w:bottom w:w="80" w:type="dxa"/>
+              <w:end w:w="120" w:type="dxa"/>
+            </w:tcMar>
+            <w:shd w:fill="EAF1F7"/>
+          </w:tcPr>
+          <w:p>
+            <w:pPr>
+              <w:spacing w:before="0" w:after="0" w:line="240" w:lineRule="auto"/>
+              <w:jc w:val="left"/>
+            </w:pPr>
+            <w:r>
+              <w:rPr>
+                <w:rFonts w:ascii="Calibri" w:hAnsi="Calibri"/>
+                <w:b/>
+                <w:i w:val="0"/>
+                <w:color w:val="173A5E"/>
+                <w:sz w:val="16"/>
+              </w:rPr>
+              <w:t>Condition</w:t>
+            </w:r>
+          </w:p>
+        </w:tc>
+        <w:tc>
+          <w:tcPr>
+            <w:tcW w:type="dxa" w:w="1007"/>
+            <w:vAlign w:val="center"/>
+            <w:tcMar>
+              <w:top w:w="80" w:type="dxa"/>
+              <w:start w:w="120" w:type="dxa"/>
+              <w:bottom w:w="80" w:type="dxa"/>
+              <w:end w:w="120" w:type="dxa"/>
+            </w:tcMar>
+            <w:shd w:fill="EAF1F7"/>
+          </w:tcPr>
+          <w:p>
+            <w:pPr>
+              <w:spacing w:before="0" w:after="0" w:line="240" w:lineRule="auto"/>
+              <w:jc w:val="left"/>
+            </w:pPr>
+            <w:r>
+              <w:rPr>
+                <w:rFonts w:ascii="Calibri" w:hAnsi="Calibri"/>
+                <w:b/>
+                <w:i w:val="0"/>
+                <w:color w:val="173A5E"/>
+                <w:sz w:val="16"/>
+              </w:rPr>
+              <w:t>alpha_E</w:t>
+            </w:r>
+          </w:p>
+        </w:tc>
+        <w:tc>
+          <w:tcPr>
+            <w:tcW w:type="dxa" w:w="1007"/>
+            <w:vAlign w:val="center"/>
+            <w:tcMar>
+              <w:top w:w="80" w:type="dxa"/>
+              <w:start w:w="120" w:type="dxa"/>
+              <w:bottom w:w="80" w:type="dxa"/>
+              <w:end w:w="120" w:type="dxa"/>
+            </w:tcMar>
+            <w:shd w:fill="EAF1F7"/>
+          </w:tcPr>
+          <w:p>
+            <w:pPr>
+              <w:spacing w:before="0" w:after="0" w:line="240" w:lineRule="auto"/>
+              <w:jc w:val="center"/>
+            </w:pPr>
+            <w:r>
+              <w:rPr>
+                <w:rFonts w:ascii="Calibri" w:hAnsi="Calibri"/>
+                <w:b/>
+                <w:i w:val="0"/>
+                <w:color w:val="173A5E"/>
+                <w:sz w:val="16"/>
+              </w:rPr>
+              <w:t>alpha_R</w:t>
+            </w:r>
+          </w:p>
+        </w:tc>
+        <w:tc>
+          <w:tcPr>
+            <w:tcW w:type="dxa" w:w="1296"/>
+            <w:vAlign w:val="center"/>
+            <w:tcMar>
+              <w:top w:w="80" w:type="dxa"/>
+              <w:start w:w="120" w:type="dxa"/>
+              <w:bottom w:w="80" w:type="dxa"/>
+              <w:end w:w="120" w:type="dxa"/>
+            </w:tcMar>
+            <w:shd w:fill="EAF1F7"/>
+          </w:tcPr>
+          <w:p>
+            <w:pPr>
+              <w:spacing w:before="0" w:after="0" w:line="240" w:lineRule="auto"/>
+              <w:jc w:val="center"/>
+            </w:pPr>
+            <w:r>
+              <w:rPr>
+                <w:rFonts w:ascii="Calibri" w:hAnsi="Calibri"/>
+                <w:b/>
+                <w:i w:val="0"/>
+                <w:color w:val="173A5E"/>
+                <w:sz w:val="16"/>
+              </w:rPr>
+              <w:t>Accuracy</w:t>
+            </w:r>
+          </w:p>
+        </w:tc>
+        <w:tc>
+          <w:tcPr>
+            <w:tcW w:type="dxa" w:w="1296"/>
+            <w:vAlign w:val="center"/>
+            <w:tcMar>
+              <w:top w:w="80" w:type="dxa"/>
+              <w:start w:w="120" w:type="dxa"/>
+              <w:bottom w:w="80" w:type="dxa"/>
+              <w:end w:w="120" w:type="dxa"/>
+            </w:tcMar>
+            <w:shd w:fill="EAF1F7"/>
+          </w:tcPr>
+          <w:p>
+            <w:pPr>
+              <w:spacing w:before="0" w:after="0" w:line="240" w:lineRule="auto"/>
+              <w:jc w:val="left"/>
+            </w:pPr>
+            <w:r>
+              <w:rPr>
+                <w:rFonts w:ascii="Calibri" w:hAnsi="Calibri"/>
+                <w:b/>
+                <w:i w:val="0"/>
+                <w:color w:val="173A5E"/>
+                <w:sz w:val="16"/>
+              </w:rPr>
+              <w:t>Delta vs CE</w:t>
+            </w:r>
+          </w:p>
+        </w:tc>
+      </w:tr>
+      <w:tr>
+        <w:tc>
+          <w:tcPr>
+            <w:tcW w:type="dxa" w:w="2232"/>
+            <w:vAlign w:val="center"/>
+            <w:tcMar>
+              <w:top w:w="80" w:type="dxa"/>
+              <w:start w:w="120" w:type="dxa"/>
+              <w:bottom w:w="80" w:type="dxa"/>
+              <w:end w:w="120" w:type="dxa"/>
+            </w:tcMar>
+          </w:tcPr>
+          <w:p>
+            <w:pPr>
+              <w:spacing w:before="0" w:after="0" w:line="240" w:lineRule="auto"/>
+              <w:jc w:val="left"/>
+            </w:pPr>
+            <w:r>
+              <w:rPr>
+                <w:rFonts w:ascii="Calibri" w:hAnsi="Calibri"/>
+                <w:b w:val="0"/>
+                <w:i w:val="0"/>
+                <w:color w:val="111827"/>
+                <w:sz w:val="16"/>
+              </w:rPr>
+              <w:t>CE only</w:t>
+            </w:r>
+          </w:p>
+        </w:tc>
+        <w:tc>
+          <w:tcPr>
+            <w:tcW w:type="dxa" w:w="1007"/>
+            <w:vAlign w:val="center"/>
+            <w:tcMar>
+              <w:top w:w="80" w:type="dxa"/>
+              <w:start w:w="120" w:type="dxa"/>
+              <w:bottom w:w="80" w:type="dxa"/>
+              <w:end w:w="120" w:type="dxa"/>
+            </w:tcMar>
+          </w:tcPr>
+          <w:p>
+            <w:pPr>
+              <w:spacing w:before="0" w:after="0" w:line="240" w:lineRule="auto"/>
+              <w:jc w:val="left"/>
+            </w:pPr>
+            <w:r>
+              <w:rPr>
+                <w:rFonts w:ascii="Calibri" w:hAnsi="Calibri"/>
+                <w:b w:val="0"/>
+                <w:i w:val="0"/>
+                <w:color w:val="111827"/>
+                <w:sz w:val="16"/>
+              </w:rPr>
+              <w:t>--</w:t>
+            </w:r>
+          </w:p>
+        </w:tc>
+        <w:tc>
+          <w:tcPr>
+            <w:tcW w:type="dxa" w:w="1007"/>
+            <w:vAlign w:val="center"/>
+            <w:tcMar>
+              <w:top w:w="80" w:type="dxa"/>
+              <w:start w:w="120" w:type="dxa"/>
+              <w:bottom w:w="80" w:type="dxa"/>
+              <w:end w:w="120" w:type="dxa"/>
+            </w:tcMar>
+          </w:tcPr>
+          <w:p>
+            <w:pPr>
+              <w:spacing w:before="0" w:after="0" w:line="240" w:lineRule="auto"/>
+              <w:jc w:val="center"/>
+            </w:pPr>
+            <w:r>
+              <w:rPr>
+                <w:rFonts w:ascii="Calibri" w:hAnsi="Calibri"/>
+                <w:b w:val="0"/>
+                <w:i w:val="0"/>
+                <w:color w:val="111827"/>
+                <w:sz w:val="16"/>
+              </w:rPr>
+              <w:t>--</w:t>
+            </w:r>
+          </w:p>
+        </w:tc>
+        <w:tc>
+          <w:tcPr>
+            <w:tcW w:type="dxa" w:w="1296"/>
+            <w:vAlign w:val="center"/>
+            <w:tcMar>
+              <w:top w:w="80" w:type="dxa"/>
+              <w:start w:w="120" w:type="dxa"/>
+              <w:bottom w:w="80" w:type="dxa"/>
+              <w:end w:w="120" w:type="dxa"/>
+            </w:tcMar>
+          </w:tcPr>
+          <w:p>
+            <w:pPr>
+              <w:spacing w:before="0" w:after="0" w:line="240" w:lineRule="auto"/>
+              <w:jc w:val="center"/>
+            </w:pPr>
+            <w:r>
+              <w:rPr>
+                <w:rFonts w:ascii="Calibri" w:hAnsi="Calibri"/>
+                <w:b w:val="0"/>
+                <w:i w:val="0"/>
+                <w:color w:val="111827"/>
+                <w:sz w:val="16"/>
+              </w:rPr>
+              <w:t>0.5672</w:t>
+            </w:r>
+          </w:p>
+        </w:tc>
+        <w:tc>
+          <w:tcPr>
+            <w:tcW w:type="dxa" w:w="1296"/>
+            <w:vAlign w:val="center"/>
+            <w:tcMar>
+              <w:top w:w="80" w:type="dxa"/>
+              <w:start w:w="120" w:type="dxa"/>
+              <w:bottom w:w="80" w:type="dxa"/>
+              <w:end w:w="120" w:type="dxa"/>
+            </w:tcMar>
+          </w:tcPr>
+          <w:p>
+            <w:pPr>
+              <w:spacing w:before="0" w:after="0" w:line="240" w:lineRule="auto"/>
+              <w:jc w:val="left"/>
+            </w:pPr>
+            <w:r>
+              <w:rPr>
+                <w:rFonts w:ascii="Calibri" w:hAnsi="Calibri"/>
+                <w:b w:val="0"/>
+                <w:i w:val="0"/>
+                <w:color w:val="111827"/>
+                <w:sz w:val="16"/>
+              </w:rPr>
+              <w:t>--</w:t>
+            </w:r>
+          </w:p>
+        </w:tc>
+      </w:tr>
+      <w:tr>
+        <w:tc>
+          <w:tcPr>
+            <w:tcW w:type="dxa" w:w="2232"/>
+            <w:vAlign w:val="center"/>
+            <w:tcMar>
+              <w:top w:w="80" w:type="dxa"/>
+              <w:start w:w="120" w:type="dxa"/>
+              <w:bottom w:w="80" w:type="dxa"/>
+              <w:end w:w="120" w:type="dxa"/>
+            </w:tcMar>
+          </w:tcPr>
+          <w:p>
+            <w:pPr>
+              <w:spacing w:before="0" w:after="0" w:line="240" w:lineRule="auto"/>
+              <w:jc w:val="left"/>
+            </w:pPr>
+            <w:r>
+              <w:rPr>
+                <w:rFonts w:ascii="Calibri" w:hAnsi="Calibri"/>
+                <w:b w:val="0"/>
+                <w:i w:val="0"/>
+                <w:color w:val="111827"/>
+                <w:sz w:val="16"/>
+              </w:rPr>
+              <w:t>Neural teacher only</w:t>
+            </w:r>
+          </w:p>
+        </w:tc>
+        <w:tc>
+          <w:tcPr>
+            <w:tcW w:type="dxa" w:w="1007"/>
+            <w:vAlign w:val="center"/>
+            <w:tcMar>
+              <w:top w:w="80" w:type="dxa"/>
+              <w:start w:w="120" w:type="dxa"/>
+              <w:bottom w:w="80" w:type="dxa"/>
+              <w:end w:w="120" w:type="dxa"/>
+            </w:tcMar>
+          </w:tcPr>
+          <w:p>
+            <w:pPr>
+              <w:spacing w:before="0" w:after="0" w:line="240" w:lineRule="auto"/>
+              <w:jc w:val="left"/>
+            </w:pPr>
+            <w:r>
+              <w:rPr>
+                <w:rFonts w:ascii="Calibri" w:hAnsi="Calibri"/>
+                <w:b w:val="0"/>
+                <w:i w:val="0"/>
+                <w:color w:val="111827"/>
+                <w:sz w:val="16"/>
+              </w:rPr>
+              <w:t>0.4</w:t>
+            </w:r>
+          </w:p>
+        </w:tc>
+        <w:tc>
+          <w:tcPr>
+            <w:tcW w:type="dxa" w:w="1007"/>
+            <w:vAlign w:val="center"/>
+            <w:tcMar>
+              <w:top w:w="80" w:type="dxa"/>
+              <w:start w:w="120" w:type="dxa"/>
+              <w:bottom w:w="80" w:type="dxa"/>
+              <w:end w:w="120" w:type="dxa"/>
+            </w:tcMar>
+          </w:tcPr>
+          <w:p>
+            <w:pPr>
+              <w:spacing w:before="0" w:after="0" w:line="240" w:lineRule="auto"/>
+              <w:jc w:val="center"/>
+            </w:pPr>
+            <w:r>
+              <w:rPr>
+                <w:rFonts w:ascii="Calibri" w:hAnsi="Calibri"/>
+                <w:b w:val="0"/>
+                <w:i w:val="0"/>
+                <w:color w:val="111827"/>
+                <w:sz w:val="16"/>
+              </w:rPr>
+              <w:t>0.0</w:t>
+            </w:r>
+          </w:p>
+        </w:tc>
+        <w:tc>
+          <w:tcPr>
+            <w:tcW w:type="dxa" w:w="1296"/>
+            <w:vAlign w:val="center"/>
+            <w:tcMar>
+              <w:top w:w="80" w:type="dxa"/>
+              <w:start w:w="120" w:type="dxa"/>
+              <w:bottom w:w="80" w:type="dxa"/>
+              <w:end w:w="120" w:type="dxa"/>
+            </w:tcMar>
+          </w:tcPr>
+          <w:p>
+            <w:pPr>
+              <w:spacing w:before="0" w:after="0" w:line="240" w:lineRule="auto"/>
+              <w:jc w:val="center"/>
+            </w:pPr>
+            <w:r>
+              <w:rPr>
+                <w:rFonts w:ascii="Calibri" w:hAnsi="Calibri"/>
+                <w:b w:val="0"/>
+                <w:i w:val="0"/>
+                <w:color w:val="111827"/>
+                <w:sz w:val="16"/>
+              </w:rPr>
+              <w:t>0.5742</w:t>
+            </w:r>
+          </w:p>
+        </w:tc>
+        <w:tc>
+          <w:tcPr>
+            <w:tcW w:type="dxa" w:w="1296"/>
+            <w:vAlign w:val="center"/>
+            <w:tcMar>
+              <w:top w:w="80" w:type="dxa"/>
+              <w:start w:w="120" w:type="dxa"/>
+              <w:bottom w:w="80" w:type="dxa"/>
+              <w:end w:w="120" w:type="dxa"/>
+            </w:tcMar>
+          </w:tcPr>
+          <w:p>
+            <w:pPr>
+              <w:spacing w:before="0" w:after="0" w:line="240" w:lineRule="auto"/>
+              <w:jc w:val="left"/>
+            </w:pPr>
+            <w:r>
+              <w:rPr>
+                <w:rFonts w:ascii="Calibri" w:hAnsi="Calibri"/>
+                <w:b w:val="0"/>
+                <w:i w:val="0"/>
+                <w:color w:val="111827"/>
+                <w:sz w:val="16"/>
+              </w:rPr>
+              <w:t>+0.0069</w:t>
+            </w:r>
+          </w:p>
+        </w:tc>
+      </w:tr>
+      <w:tr>
+        <w:tc>
+          <w:tcPr>
+            <w:tcW w:type="dxa" w:w="2232"/>
+            <w:vAlign w:val="center"/>
+            <w:tcMar>
+              <w:top w:w="80" w:type="dxa"/>
+              <w:start w:w="120" w:type="dxa"/>
+              <w:bottom w:w="80" w:type="dxa"/>
+              <w:end w:w="120" w:type="dxa"/>
+            </w:tcMar>
+          </w:tcPr>
+          <w:p>
+            <w:pPr>
+              <w:spacing w:before="0" w:after="0" w:line="240" w:lineRule="auto"/>
+              <w:jc w:val="left"/>
+            </w:pPr>
+            <w:r>
+              <w:rPr>
+                <w:rFonts w:ascii="Calibri" w:hAnsi="Calibri"/>
+                <w:b w:val="0"/>
+                <w:i w:val="0"/>
+                <w:color w:val="111827"/>
+                <w:sz w:val="16"/>
+              </w:rPr>
+              <w:t>Riemannian teacher only</w:t>
+            </w:r>
+          </w:p>
+        </w:tc>
+        <w:tc>
+          <w:tcPr>
+            <w:tcW w:type="dxa" w:w="1007"/>
+            <w:vAlign w:val="center"/>
+            <w:tcMar>
+              <w:top w:w="80" w:type="dxa"/>
+              <w:start w:w="120" w:type="dxa"/>
+              <w:bottom w:w="80" w:type="dxa"/>
+              <w:end w:w="120" w:type="dxa"/>
+            </w:tcMar>
+          </w:tcPr>
+          <w:p>
+            <w:pPr>
+              <w:spacing w:before="0" w:after="0" w:line="240" w:lineRule="auto"/>
+              <w:jc w:val="left"/>
+            </w:pPr>
+            <w:r>
+              <w:rPr>
+                <w:rFonts w:ascii="Calibri" w:hAnsi="Calibri"/>
+                <w:b w:val="0"/>
+                <w:i w:val="0"/>
+                <w:color w:val="111827"/>
+                <w:sz w:val="16"/>
+              </w:rPr>
+              <w:t>0.0</w:t>
+            </w:r>
+          </w:p>
+        </w:tc>
+        <w:tc>
+          <w:tcPr>
+            <w:tcW w:type="dxa" w:w="1007"/>
+            <w:vAlign w:val="center"/>
+            <w:tcMar>
+              <w:top w:w="80" w:type="dxa"/>
+              <w:start w:w="120" w:type="dxa"/>
+              <w:bottom w:w="80" w:type="dxa"/>
+              <w:end w:w="120" w:type="dxa"/>
+            </w:tcMar>
+          </w:tcPr>
+          <w:p>
+            <w:pPr>
+              <w:spacing w:before="0" w:after="0" w:line="240" w:lineRule="auto"/>
+              <w:jc w:val="center"/>
+            </w:pPr>
+            <w:r>
+              <w:rPr>
+                <w:rFonts w:ascii="Calibri" w:hAnsi="Calibri"/>
+                <w:b w:val="0"/>
+                <w:i w:val="0"/>
+                <w:color w:val="111827"/>
+                <w:sz w:val="16"/>
+              </w:rPr>
+              <w:t>0.4</w:t>
+            </w:r>
+          </w:p>
+        </w:tc>
+        <w:tc>
+          <w:tcPr>
+            <w:tcW w:type="dxa" w:w="1296"/>
+            <w:vAlign w:val="center"/>
+            <w:tcMar>
+              <w:top w:w="80" w:type="dxa"/>
+              <w:start w:w="120" w:type="dxa"/>
+              <w:bottom w:w="80" w:type="dxa"/>
+              <w:end w:w="120" w:type="dxa"/>
+            </w:tcMar>
+          </w:tcPr>
+          <w:p>
+            <w:pPr>
+              <w:spacing w:before="0" w:after="0" w:line="240" w:lineRule="auto"/>
+              <w:jc w:val="center"/>
+            </w:pPr>
+            <w:r>
+              <w:rPr>
+                <w:rFonts w:ascii="Calibri" w:hAnsi="Calibri"/>
+                <w:b w:val="0"/>
+                <w:i w:val="0"/>
+                <w:color w:val="111827"/>
+                <w:sz w:val="16"/>
+              </w:rPr>
+              <w:t>0.5655</w:t>
+            </w:r>
+          </w:p>
+        </w:tc>
+        <w:tc>
+          <w:tcPr>
+            <w:tcW w:type="dxa" w:w="1296"/>
+            <w:vAlign w:val="center"/>
+            <w:tcMar>
+              <w:top w:w="80" w:type="dxa"/>
+              <w:start w:w="120" w:type="dxa"/>
+              <w:bottom w:w="80" w:type="dxa"/>
+              <w:end w:w="120" w:type="dxa"/>
+            </w:tcMar>
+          </w:tcPr>
+          <w:p>
+            <w:pPr>
+              <w:spacing w:before="0" w:after="0" w:line="240" w:lineRule="auto"/>
+              <w:jc w:val="left"/>
+            </w:pPr>
+            <w:r>
+              <w:rPr>
+                <w:rFonts w:ascii="Calibri" w:hAnsi="Calibri"/>
+                <w:b w:val="0"/>
+                <w:i w:val="0"/>
+                <w:color w:val="111827"/>
+                <w:sz w:val="16"/>
+              </w:rPr>
+              <w:t>-0.0017</w:t>
+            </w:r>
+          </w:p>
+        </w:tc>
+      </w:tr>
+      <w:tr>
+        <w:tc>
+          <w:tcPr>
+            <w:tcW w:type="dxa" w:w="2232"/>
+            <w:vAlign w:val="center"/>
+            <w:tcMar>
+              <w:top w:w="80" w:type="dxa"/>
+              <w:start w:w="120" w:type="dxa"/>
+              <w:bottom w:w="80" w:type="dxa"/>
+              <w:end w:w="120" w:type="dxa"/>
+            </w:tcMar>
+          </w:tcPr>
+          <w:p>
+            <w:pPr>
+              <w:spacing w:before="0" w:after="0" w:line="240" w:lineRule="auto"/>
+              <w:jc w:val="left"/>
+            </w:pPr>
+            <w:r>
+              <w:rPr>
+                <w:rFonts w:ascii="Calibri" w:hAnsi="Calibri"/>
+                <w:b w:val="0"/>
+                <w:i w:val="0"/>
+                <w:color w:val="111827"/>
+                <w:sz w:val="16"/>
+              </w:rPr>
+              <w:t>Dual teacher</w:t>
+            </w:r>
+          </w:p>
+        </w:tc>
+        <w:tc>
+          <w:tcPr>
+            <w:tcW w:type="dxa" w:w="1007"/>
+            <w:vAlign w:val="center"/>
+            <w:tcMar>
+              <w:top w:w="80" w:type="dxa"/>
+              <w:start w:w="120" w:type="dxa"/>
+              <w:bottom w:w="80" w:type="dxa"/>
+              <w:end w:w="120" w:type="dxa"/>
+            </w:tcMar>
+          </w:tcPr>
+          <w:p>
+            <w:pPr>
+              <w:spacing w:before="0" w:after="0" w:line="240" w:lineRule="auto"/>
+              <w:jc w:val="left"/>
+            </w:pPr>
+            <w:r>
+              <w:rPr>
+                <w:rFonts w:ascii="Calibri" w:hAnsi="Calibri"/>
+                <w:b w:val="0"/>
+                <w:i w:val="0"/>
+                <w:color w:val="111827"/>
+                <w:sz w:val="16"/>
+              </w:rPr>
+              <w:t>0.4</w:t>
+            </w:r>
+          </w:p>
+        </w:tc>
+        <w:tc>
+          <w:tcPr>
+            <w:tcW w:type="dxa" w:w="1007"/>
+            <w:vAlign w:val="center"/>
+            <w:tcMar>
+              <w:top w:w="80" w:type="dxa"/>
+              <w:start w:w="120" w:type="dxa"/>
+              <w:bottom w:w="80" w:type="dxa"/>
+              <w:end w:w="120" w:type="dxa"/>
+            </w:tcMar>
+          </w:tcPr>
+          <w:p>
+            <w:pPr>
+              <w:spacing w:before="0" w:after="0" w:line="240" w:lineRule="auto"/>
+              <w:jc w:val="center"/>
+            </w:pPr>
+            <w:r>
+              <w:rPr>
+                <w:rFonts w:ascii="Calibri" w:hAnsi="Calibri"/>
+                <w:b w:val="0"/>
+                <w:i w:val="0"/>
+                <w:color w:val="111827"/>
+                <w:sz w:val="16"/>
+              </w:rPr>
+              <w:t>0.4</w:t>
+            </w:r>
+          </w:p>
+        </w:tc>
+        <w:tc>
+          <w:tcPr>
+            <w:tcW w:type="dxa" w:w="1296"/>
+            <w:vAlign w:val="center"/>
+            <w:tcMar>
+              <w:top w:w="80" w:type="dxa"/>
+              <w:start w:w="120" w:type="dxa"/>
+              <w:bottom w:w="80" w:type="dxa"/>
+              <w:end w:w="120" w:type="dxa"/>
+            </w:tcMar>
+          </w:tcPr>
+          <w:p>
+            <w:pPr>
+              <w:spacing w:before="0" w:after="0" w:line="240" w:lineRule="auto"/>
+              <w:jc w:val="center"/>
+            </w:pPr>
+            <w:r>
+              <w:rPr>
+                <w:rFonts w:ascii="Calibri" w:hAnsi="Calibri"/>
+                <w:b w:val="0"/>
+                <w:i w:val="0"/>
+                <w:color w:val="111827"/>
+                <w:sz w:val="16"/>
+              </w:rPr>
+              <w:t>0.5847</w:t>
+            </w:r>
+          </w:p>
+        </w:tc>
+        <w:tc>
+          <w:tcPr>
+            <w:tcW w:type="dxa" w:w="1296"/>
+            <w:vAlign w:val="center"/>
+            <w:tcMar>
+              <w:top w:w="80" w:type="dxa"/>
+              <w:start w:w="120" w:type="dxa"/>
+              <w:bottom w:w="80" w:type="dxa"/>
+              <w:end w:w="120" w:type="dxa"/>
+            </w:tcMar>
+          </w:tcPr>
+          <w:p>
+            <w:pPr>
+              <w:spacing w:before="0" w:after="0" w:line="240" w:lineRule="auto"/>
+              <w:jc w:val="left"/>
+            </w:pPr>
+            <w:r>
+              <w:rPr>
+                <w:rFonts w:ascii="Calibri" w:hAnsi="Calibri"/>
+                <w:b w:val="0"/>
+                <w:i w:val="0"/>
+                <w:color w:val="111827"/>
+                <w:sz w:val="16"/>
+              </w:rPr>
+              <w:t>+0.0175</w:t>
+            </w:r>
+          </w:p>
+        </w:tc>
+      </w:tr>
+    </w:tbl>
+    <w:p>
+      <w:pPr>
+        <w:spacing w:after="40"/>
+      </w:pPr>
+    </w:p>
+    <w:p>
+      <w:pPr>
+        <w:keepNext/>
+        <w:spacing w:before="120" w:after="80"/>
+      </w:pPr>
+      <w:r>
+        <w:rPr>
+          <w:rFonts w:ascii="Calibri" w:hAnsi="Calibri"/>
+          <w:b/>
+          <w:i w:val="0"/>
+          <w:color w:val="173A5E"/>
+          <w:sz w:val="20"/>
+        </w:rPr>
+        <w:t>Table 2c. Teacher ablation on BCI Competition IV-2b (2-s window, five-seed mean).</w:t>
+      </w:r>
+    </w:p>
+    <w:tbl>
+      <w:tblPr>
+        <w:tblStyle w:val="TableGrid"/>
+        <w:tblW w:type="dxa" w:w="6840"/>
+        <w:jc w:val="center"/>
+        <w:tblLayout w:type="fixed"/>
+        <w:tblLook w:firstColumn="1" w:firstRow="1" w:lastColumn="0" w:lastRow="0" w:noHBand="0" w:noVBand="1" w:val="04A0"/>
+        <w:tblInd w:w="120" w:type="dxa"/>
+      </w:tblPr>
+      <w:tblGrid>
+        <w:gridCol w:w="2232"/>
+        <w:gridCol w:w="1007"/>
+        <w:gridCol w:w="1007"/>
+        <w:gridCol w:w="1296"/>
+        <w:gridCol w:w="1296"/>
+      </w:tblGrid>
+      <w:tr>
+        <w:trPr>
+          <w:tblHeader w:val="true"/>
+        </w:trPr>
+        <w:tc>
+          <w:tcPr>
+            <w:tcW w:type="dxa" w:w="2232"/>
+            <w:vAlign w:val="center"/>
+            <w:tcMar>
+              <w:top w:w="80" w:type="dxa"/>
+              <w:start w:w="120" w:type="dxa"/>
+              <w:bottom w:w="80" w:type="dxa"/>
+              <w:end w:w="120" w:type="dxa"/>
+            </w:tcMar>
+            <w:shd w:fill="EAF1F7"/>
+          </w:tcPr>
+          <w:p>
+            <w:pPr>
+              <w:spacing w:before="0" w:after="0" w:line="240" w:lineRule="auto"/>
+              <w:jc w:val="left"/>
+            </w:pPr>
+            <w:r>
+              <w:rPr>
+                <w:rFonts w:ascii="Calibri" w:hAnsi="Calibri"/>
+                <w:b/>
+                <w:i w:val="0"/>
+                <w:color w:val="173A5E"/>
+                <w:sz w:val="16"/>
+              </w:rPr>
+              <w:t>Condition</w:t>
+            </w:r>
+          </w:p>
+        </w:tc>
+        <w:tc>
+          <w:tcPr>
+            <w:tcW w:type="dxa" w:w="1007"/>
+            <w:vAlign w:val="center"/>
+            <w:tcMar>
+              <w:top w:w="80" w:type="dxa"/>
+              <w:start w:w="120" w:type="dxa"/>
+              <w:bottom w:w="80" w:type="dxa"/>
+              <w:end w:w="120" w:type="dxa"/>
+            </w:tcMar>
+            <w:shd w:fill="EAF1F7"/>
+          </w:tcPr>
+          <w:p>
+            <w:pPr>
+              <w:spacing w:before="0" w:after="0" w:line="240" w:lineRule="auto"/>
+              <w:jc w:val="left"/>
+            </w:pPr>
+            <w:r>
+              <w:rPr>
+                <w:rFonts w:ascii="Calibri" w:hAnsi="Calibri"/>
+                <w:b/>
+                <w:i w:val="0"/>
+                <w:color w:val="173A5E"/>
+                <w:sz w:val="16"/>
+              </w:rPr>
+              <w:t>alpha_E</w:t>
+            </w:r>
+          </w:p>
+        </w:tc>
+        <w:tc>
+          <w:tcPr>
+            <w:tcW w:type="dxa" w:w="1007"/>
+            <w:vAlign w:val="center"/>
+            <w:tcMar>
+              <w:top w:w="80" w:type="dxa"/>
+              <w:start w:w="120" w:type="dxa"/>
+              <w:bottom w:w="80" w:type="dxa"/>
+              <w:end w:w="120" w:type="dxa"/>
+            </w:tcMar>
+            <w:shd w:fill="EAF1F7"/>
+          </w:tcPr>
+          <w:p>
+            <w:pPr>
+              <w:spacing w:before="0" w:after="0" w:line="240" w:lineRule="auto"/>
+              <w:jc w:val="center"/>
+            </w:pPr>
+            <w:r>
+              <w:rPr>
+                <w:rFonts w:ascii="Calibri" w:hAnsi="Calibri"/>
+                <w:b/>
+                <w:i w:val="0"/>
+                <w:color w:val="173A5E"/>
+                <w:sz w:val="16"/>
+              </w:rPr>
+              <w:t>alpha_R</w:t>
+            </w:r>
+          </w:p>
+        </w:tc>
+        <w:tc>
+          <w:tcPr>
+            <w:tcW w:type="dxa" w:w="1296"/>
+            <w:vAlign w:val="center"/>
+            <w:tcMar>
+              <w:top w:w="80" w:type="dxa"/>
+              <w:start w:w="120" w:type="dxa"/>
+              <w:bottom w:w="80" w:type="dxa"/>
+              <w:end w:w="120" w:type="dxa"/>
+            </w:tcMar>
+            <w:shd w:fill="EAF1F7"/>
+          </w:tcPr>
+          <w:p>
+            <w:pPr>
+              <w:spacing w:before="0" w:after="0" w:line="240" w:lineRule="auto"/>
+              <w:jc w:val="center"/>
+            </w:pPr>
+            <w:r>
+              <w:rPr>
+                <w:rFonts w:ascii="Calibri" w:hAnsi="Calibri"/>
+                <w:b/>
+                <w:i w:val="0"/>
+                <w:color w:val="173A5E"/>
+                <w:sz w:val="16"/>
+              </w:rPr>
+              <w:t>Accuracy</w:t>
+            </w:r>
+          </w:p>
+        </w:tc>
+        <w:tc>
+          <w:tcPr>
+            <w:tcW w:type="dxa" w:w="1296"/>
+            <w:vAlign w:val="center"/>
+            <w:tcMar>
+              <w:top w:w="80" w:type="dxa"/>
+              <w:start w:w="120" w:type="dxa"/>
+              <w:bottom w:w="80" w:type="dxa"/>
+              <w:end w:w="120" w:type="dxa"/>
+            </w:tcMar>
+            <w:shd w:fill="EAF1F7"/>
+          </w:tcPr>
+          <w:p>
+            <w:pPr>
+              <w:spacing w:before="0" w:after="0" w:line="240" w:lineRule="auto"/>
+              <w:jc w:val="left"/>
+            </w:pPr>
+            <w:r>
+              <w:rPr>
+                <w:rFonts w:ascii="Calibri" w:hAnsi="Calibri"/>
+                <w:b/>
+                <w:i w:val="0"/>
+                <w:color w:val="173A5E"/>
+                <w:sz w:val="16"/>
+              </w:rPr>
+              <w:t>Delta vs CE</w:t>
+            </w:r>
+          </w:p>
+        </w:tc>
+      </w:tr>
+      <w:tr>
+        <w:tc>
+          <w:tcPr>
+            <w:tcW w:type="dxa" w:w="2232"/>
+            <w:vAlign w:val="center"/>
+            <w:tcMar>
+              <w:top w:w="80" w:type="dxa"/>
+              <w:start w:w="120" w:type="dxa"/>
+              <w:bottom w:w="80" w:type="dxa"/>
+              <w:end w:w="120" w:type="dxa"/>
+            </w:tcMar>
+          </w:tcPr>
+          <w:p>
+            <w:pPr>
+              <w:spacing w:before="0" w:after="0" w:line="240" w:lineRule="auto"/>
+              <w:jc w:val="left"/>
+            </w:pPr>
+            <w:r>
+              <w:rPr>
+                <w:rFonts w:ascii="Calibri" w:hAnsi="Calibri"/>
+                <w:b w:val="0"/>
+                <w:i w:val="0"/>
+                <w:color w:val="111827"/>
+                <w:sz w:val="16"/>
+              </w:rPr>
+              <w:t>CE only</w:t>
+            </w:r>
+          </w:p>
+        </w:tc>
+        <w:tc>
+          <w:tcPr>
+            <w:tcW w:type="dxa" w:w="1007"/>
+            <w:vAlign w:val="center"/>
+            <w:tcMar>
+              <w:top w:w="80" w:type="dxa"/>
+              <w:start w:w="120" w:type="dxa"/>
+              <w:bottom w:w="80" w:type="dxa"/>
+              <w:end w:w="120" w:type="dxa"/>
+            </w:tcMar>
+          </w:tcPr>
+          <w:p>
+            <w:pPr>
+              <w:spacing w:before="0" w:after="0" w:line="240" w:lineRule="auto"/>
+              <w:jc w:val="left"/>
+            </w:pPr>
+            <w:r>
+              <w:rPr>
+                <w:rFonts w:ascii="Calibri" w:hAnsi="Calibri"/>
+                <w:b w:val="0"/>
+                <w:i w:val="0"/>
+                <w:color w:val="111827"/>
+                <w:sz w:val="16"/>
+              </w:rPr>
+              <w:t>--</w:t>
+            </w:r>
+          </w:p>
+        </w:tc>
+        <w:tc>
+          <w:tcPr>
+            <w:tcW w:type="dxa" w:w="1007"/>
+            <w:vAlign w:val="center"/>
+            <w:tcMar>
+              <w:top w:w="80" w:type="dxa"/>
+              <w:start w:w="120" w:type="dxa"/>
+              <w:bottom w:w="80" w:type="dxa"/>
+              <w:end w:w="120" w:type="dxa"/>
+            </w:tcMar>
+          </w:tcPr>
+          <w:p>
+            <w:pPr>
+              <w:spacing w:before="0" w:after="0" w:line="240" w:lineRule="auto"/>
+              <w:jc w:val="center"/>
+            </w:pPr>
+            <w:r>
+              <w:rPr>
+                <w:rFonts w:ascii="Calibri" w:hAnsi="Calibri"/>
+                <w:b w:val="0"/>
+                <w:i w:val="0"/>
+                <w:color w:val="111827"/>
+                <w:sz w:val="16"/>
+              </w:rPr>
+              <w:t>--</w:t>
+            </w:r>
+          </w:p>
+        </w:tc>
+        <w:tc>
+          <w:tcPr>
+            <w:tcW w:type="dxa" w:w="1296"/>
+            <w:vAlign w:val="center"/>
+            <w:tcMar>
+              <w:top w:w="80" w:type="dxa"/>
+              <w:start w:w="120" w:type="dxa"/>
+              <w:bottom w:w="80" w:type="dxa"/>
+              <w:end w:w="120" w:type="dxa"/>
+            </w:tcMar>
+          </w:tcPr>
+          <w:p>
+            <w:pPr>
+              <w:spacing w:before="0" w:after="0" w:line="240" w:lineRule="auto"/>
+              <w:jc w:val="center"/>
+            </w:pPr>
+            <w:r>
+              <w:rPr>
+                <w:rFonts w:ascii="Calibri" w:hAnsi="Calibri"/>
+                <w:b w:val="0"/>
+                <w:i w:val="0"/>
+                <w:color w:val="111827"/>
+                <w:sz w:val="16"/>
+              </w:rPr>
+              <w:t>0.7635</w:t>
+            </w:r>
+          </w:p>
+        </w:tc>
+        <w:tc>
+          <w:tcPr>
+            <w:tcW w:type="dxa" w:w="1296"/>
+            <w:vAlign w:val="center"/>
+            <w:tcMar>
+              <w:top w:w="80" w:type="dxa"/>
+              <w:start w:w="120" w:type="dxa"/>
+              <w:bottom w:w="80" w:type="dxa"/>
+              <w:end w:w="120" w:type="dxa"/>
+            </w:tcMar>
+          </w:tcPr>
+          <w:p>
+            <w:pPr>
+              <w:spacing w:before="0" w:after="0" w:line="240" w:lineRule="auto"/>
+              <w:jc w:val="left"/>
+            </w:pPr>
+            <w:r>
+              <w:rPr>
+                <w:rFonts w:ascii="Calibri" w:hAnsi="Calibri"/>
+                <w:b w:val="0"/>
+                <w:i w:val="0"/>
+                <w:color w:val="111827"/>
+                <w:sz w:val="16"/>
+              </w:rPr>
+              <w:t>--</w:t>
+            </w:r>
+          </w:p>
+        </w:tc>
+      </w:tr>
+      <w:tr>
+        <w:tc>
+          <w:tcPr>
+            <w:tcW w:type="dxa" w:w="2232"/>
+            <w:vAlign w:val="center"/>
+            <w:tcMar>
+              <w:top w:w="80" w:type="dxa"/>
+              <w:start w:w="120" w:type="dxa"/>
+              <w:bottom w:w="80" w:type="dxa"/>
+              <w:end w:w="120" w:type="dxa"/>
+            </w:tcMar>
+          </w:tcPr>
+          <w:p>
+            <w:pPr>
+              <w:spacing w:before="0" w:after="0" w:line="240" w:lineRule="auto"/>
+              <w:jc w:val="left"/>
+            </w:pPr>
+            <w:r>
+              <w:rPr>
+                <w:rFonts w:ascii="Calibri" w:hAnsi="Calibri"/>
+                <w:b w:val="0"/>
+                <w:i w:val="0"/>
+                <w:color w:val="111827"/>
+                <w:sz w:val="16"/>
+              </w:rPr>
+              <w:t>Neural teacher only</w:t>
+            </w:r>
+          </w:p>
+        </w:tc>
+        <w:tc>
+          <w:tcPr>
+            <w:tcW w:type="dxa" w:w="1007"/>
+            <w:vAlign w:val="center"/>
+            <w:tcMar>
+              <w:top w:w="80" w:type="dxa"/>
+              <w:start w:w="120" w:type="dxa"/>
+              <w:bottom w:w="80" w:type="dxa"/>
+              <w:end w:w="120" w:type="dxa"/>
+            </w:tcMar>
+          </w:tcPr>
+          <w:p>
+            <w:pPr>
+              <w:spacing w:before="0" w:after="0" w:line="240" w:lineRule="auto"/>
+              <w:jc w:val="left"/>
+            </w:pPr>
+            <w:r>
+              <w:rPr>
+                <w:rFonts w:ascii="Calibri" w:hAnsi="Calibri"/>
+                <w:b w:val="0"/>
+                <w:i w:val="0"/>
+                <w:color w:val="111827"/>
+                <w:sz w:val="16"/>
+              </w:rPr>
+              <w:t>0.4</w:t>
+            </w:r>
+          </w:p>
+        </w:tc>
+        <w:tc>
+          <w:tcPr>
+            <w:tcW w:type="dxa" w:w="1007"/>
+            <w:vAlign w:val="center"/>
+            <w:tcMar>
+              <w:top w:w="80" w:type="dxa"/>
+              <w:start w:w="120" w:type="dxa"/>
+              <w:bottom w:w="80" w:type="dxa"/>
+              <w:end w:w="120" w:type="dxa"/>
+            </w:tcMar>
+          </w:tcPr>
+          <w:p>
+            <w:pPr>
+              <w:spacing w:before="0" w:after="0" w:line="240" w:lineRule="auto"/>
+              <w:jc w:val="center"/>
+            </w:pPr>
+            <w:r>
+              <w:rPr>
+                <w:rFonts w:ascii="Calibri" w:hAnsi="Calibri"/>
+                <w:b w:val="0"/>
+                <w:i w:val="0"/>
+                <w:color w:val="111827"/>
+                <w:sz w:val="16"/>
+              </w:rPr>
+              <w:t>0.0</w:t>
+            </w:r>
+          </w:p>
+        </w:tc>
+        <w:tc>
+          <w:tcPr>
+            <w:tcW w:type="dxa" w:w="1296"/>
+            <w:vAlign w:val="center"/>
+            <w:tcMar>
+              <w:top w:w="80" w:type="dxa"/>
+              <w:start w:w="120" w:type="dxa"/>
+              <w:bottom w:w="80" w:type="dxa"/>
+              <w:end w:w="120" w:type="dxa"/>
+            </w:tcMar>
+          </w:tcPr>
+          <w:p>
+            <w:pPr>
+              <w:spacing w:before="0" w:after="0" w:line="240" w:lineRule="auto"/>
+              <w:jc w:val="center"/>
+            </w:pPr>
+            <w:r>
+              <w:rPr>
+                <w:rFonts w:ascii="Calibri" w:hAnsi="Calibri"/>
+                <w:b w:val="0"/>
+                <w:i w:val="0"/>
+                <w:color w:val="111827"/>
+                <w:sz w:val="16"/>
+              </w:rPr>
+              <w:t>0.7667</w:t>
+            </w:r>
+          </w:p>
+        </w:tc>
+        <w:tc>
+          <w:tcPr>
+            <w:tcW w:type="dxa" w:w="1296"/>
+            <w:vAlign w:val="center"/>
+            <w:tcMar>
+              <w:top w:w="80" w:type="dxa"/>
+              <w:start w:w="120" w:type="dxa"/>
+              <w:bottom w:w="80" w:type="dxa"/>
+              <w:end w:w="120" w:type="dxa"/>
+            </w:tcMar>
+          </w:tcPr>
+          <w:p>
+            <w:pPr>
+              <w:spacing w:before="0" w:after="0" w:line="240" w:lineRule="auto"/>
+              <w:jc w:val="left"/>
+            </w:pPr>
+            <w:r>
+              <w:rPr>
+                <w:rFonts w:ascii="Calibri" w:hAnsi="Calibri"/>
+                <w:b w:val="0"/>
+                <w:i w:val="0"/>
+                <w:color w:val="111827"/>
+                <w:sz w:val="16"/>
+              </w:rPr>
+              <w:t>+0.0032</w:t>
+            </w:r>
+          </w:p>
+        </w:tc>
+      </w:tr>
+      <w:tr>
+        <w:tc>
+          <w:tcPr>
+            <w:tcW w:type="dxa" w:w="2232"/>
+            <w:vAlign w:val="center"/>
+            <w:tcMar>
+              <w:top w:w="80" w:type="dxa"/>
+              <w:start w:w="120" w:type="dxa"/>
+              <w:bottom w:w="80" w:type="dxa"/>
+              <w:end w:w="120" w:type="dxa"/>
+            </w:tcMar>
+          </w:tcPr>
+          <w:p>
+            <w:pPr>
+              <w:spacing w:before="0" w:after="0" w:line="240" w:lineRule="auto"/>
+              <w:jc w:val="left"/>
+            </w:pPr>
+            <w:r>
+              <w:rPr>
+                <w:rFonts w:ascii="Calibri" w:hAnsi="Calibri"/>
+                <w:b w:val="0"/>
+                <w:i w:val="0"/>
+                <w:color w:val="111827"/>
+                <w:sz w:val="16"/>
+              </w:rPr>
+              <w:t>Riemannian teacher only</w:t>
+            </w:r>
+          </w:p>
+        </w:tc>
+        <w:tc>
+          <w:tcPr>
+            <w:tcW w:type="dxa" w:w="1007"/>
+            <w:vAlign w:val="center"/>
+            <w:tcMar>
+              <w:top w:w="80" w:type="dxa"/>
+              <w:start w:w="120" w:type="dxa"/>
+              <w:bottom w:w="80" w:type="dxa"/>
+              <w:end w:w="120" w:type="dxa"/>
+            </w:tcMar>
+          </w:tcPr>
+          <w:p>
+            <w:pPr>
+              <w:spacing w:before="0" w:after="0" w:line="240" w:lineRule="auto"/>
+              <w:jc w:val="left"/>
+            </w:pPr>
+            <w:r>
+              <w:rPr>
+                <w:rFonts w:ascii="Calibri" w:hAnsi="Calibri"/>
+                <w:b w:val="0"/>
+                <w:i w:val="0"/>
+                <w:color w:val="111827"/>
+                <w:sz w:val="16"/>
+              </w:rPr>
+              <w:t>0.0</w:t>
+            </w:r>
+          </w:p>
+        </w:tc>
+        <w:tc>
+          <w:tcPr>
+            <w:tcW w:type="dxa" w:w="1007"/>
+            <w:vAlign w:val="center"/>
+            <w:tcMar>
+              <w:top w:w="80" w:type="dxa"/>
+              <w:start w:w="120" w:type="dxa"/>
+              <w:bottom w:w="80" w:type="dxa"/>
+              <w:end w:w="120" w:type="dxa"/>
+            </w:tcMar>
+          </w:tcPr>
+          <w:p>
+            <w:pPr>
+              <w:spacing w:before="0" w:after="0" w:line="240" w:lineRule="auto"/>
+              <w:jc w:val="center"/>
+            </w:pPr>
+            <w:r>
+              <w:rPr>
+                <w:rFonts w:ascii="Calibri" w:hAnsi="Calibri"/>
+                <w:b w:val="0"/>
+                <w:i w:val="0"/>
+                <w:color w:val="111827"/>
+                <w:sz w:val="16"/>
+              </w:rPr>
+              <w:t>0.4</w:t>
+            </w:r>
+          </w:p>
+        </w:tc>
+        <w:tc>
+          <w:tcPr>
+            <w:tcW w:type="dxa" w:w="1296"/>
+            <w:vAlign w:val="center"/>
+            <w:tcMar>
+              <w:top w:w="80" w:type="dxa"/>
+              <w:start w:w="120" w:type="dxa"/>
+              <w:bottom w:w="80" w:type="dxa"/>
+              <w:end w:w="120" w:type="dxa"/>
+            </w:tcMar>
+          </w:tcPr>
+          <w:p>
+            <w:pPr>
+              <w:spacing w:before="0" w:after="0" w:line="240" w:lineRule="auto"/>
+              <w:jc w:val="center"/>
+            </w:pPr>
+            <w:r>
+              <w:rPr>
+                <w:rFonts w:ascii="Calibri" w:hAnsi="Calibri"/>
+                <w:b w:val="0"/>
+                <w:i w:val="0"/>
+                <w:color w:val="111827"/>
+                <w:sz w:val="16"/>
+              </w:rPr>
+              <w:t>0.7633</w:t>
+            </w:r>
+          </w:p>
+        </w:tc>
+        <w:tc>
+          <w:tcPr>
+            <w:tcW w:type="dxa" w:w="1296"/>
+            <w:vAlign w:val="center"/>
+            <w:tcMar>
+              <w:top w:w="80" w:type="dxa"/>
+              <w:start w:w="120" w:type="dxa"/>
+              <w:bottom w:w="80" w:type="dxa"/>
+              <w:end w:w="120" w:type="dxa"/>
+            </w:tcMar>
+          </w:tcPr>
+          <w:p>
+            <w:pPr>
+              <w:spacing w:before="0" w:after="0" w:line="240" w:lineRule="auto"/>
+              <w:jc w:val="left"/>
+            </w:pPr>
+            <w:r>
+              <w:rPr>
+                <w:rFonts w:ascii="Calibri" w:hAnsi="Calibri"/>
+                <w:b w:val="0"/>
+                <w:i w:val="0"/>
+                <w:color w:val="111827"/>
+                <w:sz w:val="16"/>
+              </w:rPr>
+              <w:t>-0.0002</w:t>
+            </w:r>
+          </w:p>
+        </w:tc>
+      </w:tr>
+      <w:tr>
+        <w:tc>
+          <w:tcPr>
+            <w:tcW w:type="dxa" w:w="2232"/>
+            <w:vAlign w:val="center"/>
+            <w:tcMar>
+              <w:top w:w="80" w:type="dxa"/>
+              <w:start w:w="120" w:type="dxa"/>
+              <w:bottom w:w="80" w:type="dxa"/>
+              <w:end w:w="120" w:type="dxa"/>
+            </w:tcMar>
+          </w:tcPr>
+          <w:p>
+            <w:pPr>
+              <w:spacing w:before="0" w:after="0" w:line="240" w:lineRule="auto"/>
+              <w:jc w:val="left"/>
+            </w:pPr>
+            <w:r>
+              <w:rPr>
+                <w:rFonts w:ascii="Calibri" w:hAnsi="Calibri"/>
+                <w:b w:val="0"/>
+                <w:i w:val="0"/>
+                <w:color w:val="111827"/>
+                <w:sz w:val="16"/>
+              </w:rPr>
+              <w:t>Dual teacher</w:t>
+            </w:r>
+          </w:p>
+        </w:tc>
+        <w:tc>
+          <w:tcPr>
+            <w:tcW w:type="dxa" w:w="1007"/>
+            <w:vAlign w:val="center"/>
+            <w:tcMar>
+              <w:top w:w="80" w:type="dxa"/>
+              <w:start w:w="120" w:type="dxa"/>
+              <w:bottom w:w="80" w:type="dxa"/>
+              <w:end w:w="120" w:type="dxa"/>
+            </w:tcMar>
+          </w:tcPr>
+          <w:p>
+            <w:pPr>
+              <w:spacing w:before="0" w:after="0" w:line="240" w:lineRule="auto"/>
+              <w:jc w:val="left"/>
+            </w:pPr>
+            <w:r>
+              <w:rPr>
+                <w:rFonts w:ascii="Calibri" w:hAnsi="Calibri"/>
+                <w:b w:val="0"/>
+                <w:i w:val="0"/>
+                <w:color w:val="111827"/>
+                <w:sz w:val="16"/>
+              </w:rPr>
+              <w:t>0.4</w:t>
+            </w:r>
+          </w:p>
+        </w:tc>
+        <w:tc>
+          <w:tcPr>
+            <w:tcW w:type="dxa" w:w="1007"/>
+            <w:vAlign w:val="center"/>
+            <w:tcMar>
+              <w:top w:w="80" w:type="dxa"/>
+              <w:start w:w="120" w:type="dxa"/>
+              <w:bottom w:w="80" w:type="dxa"/>
+              <w:end w:w="120" w:type="dxa"/>
+            </w:tcMar>
+          </w:tcPr>
+          <w:p>
+            <w:pPr>
+              <w:spacing w:before="0" w:after="0" w:line="240" w:lineRule="auto"/>
+              <w:jc w:val="center"/>
+            </w:pPr>
+            <w:r>
+              <w:rPr>
+                <w:rFonts w:ascii="Calibri" w:hAnsi="Calibri"/>
+                <w:b w:val="0"/>
+                <w:i w:val="0"/>
+                <w:color w:val="111827"/>
+                <w:sz w:val="16"/>
+              </w:rPr>
+              <w:t>0.4</w:t>
+            </w:r>
+          </w:p>
+        </w:tc>
+        <w:tc>
+          <w:tcPr>
+            <w:tcW w:type="dxa" w:w="1296"/>
+            <w:vAlign w:val="center"/>
+            <w:tcMar>
+              <w:top w:w="80" w:type="dxa"/>
+              <w:start w:w="120" w:type="dxa"/>
+              <w:bottom w:w="80" w:type="dxa"/>
+              <w:end w:w="120" w:type="dxa"/>
+            </w:tcMar>
+          </w:tcPr>
+          <w:p>
+            <w:pPr>
+              <w:spacing w:before="0" w:after="0" w:line="240" w:lineRule="auto"/>
+              <w:jc w:val="center"/>
+            </w:pPr>
+            <w:r>
+              <w:rPr>
+                <w:rFonts w:ascii="Calibri" w:hAnsi="Calibri"/>
+                <w:b w:val="0"/>
+                <w:i w:val="0"/>
+                <w:color w:val="111827"/>
+                <w:sz w:val="16"/>
+              </w:rPr>
+              <w:t>0.7677</w:t>
+            </w:r>
+          </w:p>
+        </w:tc>
+        <w:tc>
+          <w:tcPr>
+            <w:tcW w:type="dxa" w:w="1296"/>
+            <w:vAlign w:val="center"/>
+            <w:tcMar>
+              <w:top w:w="80" w:type="dxa"/>
+              <w:start w:w="120" w:type="dxa"/>
+              <w:bottom w:w="80" w:type="dxa"/>
+              <w:end w:w="120" w:type="dxa"/>
+            </w:tcMar>
+          </w:tcPr>
+          <w:p>
+            <w:pPr>
+              <w:spacing w:before="0" w:after="0" w:line="240" w:lineRule="auto"/>
+              <w:jc w:val="left"/>
+            </w:pPr>
+            <w:r>
+              <w:rPr>
+                <w:rFonts w:ascii="Calibri" w:hAnsi="Calibri"/>
+                <w:b w:val="0"/>
+                <w:i w:val="0"/>
+                <w:color w:val="111827"/>
+                <w:sz w:val="16"/>
+              </w:rPr>
+              <w:t>+0.0042</w:t>
+            </w:r>
+          </w:p>
+        </w:tc>
+      </w:tr>
+    </w:tbl>
+    <w:p>
+      <w:pPr>
+        <w:spacing w:after="40"/>
+      </w:pPr>
+    </w:p>
+    <w:p>
+      <w:pPr>
+        <w:keepNext/>
+        <w:spacing w:before="120" w:after="80"/>
+      </w:pPr>
+      <w:r>
+        <w:rPr>
+          <w:rFonts w:ascii="Calibri" w:hAnsi="Calibri"/>
+          <w:b/>
+          <w:i w:val="0"/>
+          <w:color w:val="173A5E"/>
+          <w:sz w:val="20"/>
+        </w:rPr>
+        <w:t>Table 2d. Paired statistical tests for teacher ablation (nine subjects, five seeds per dataset).</w:t>
+      </w:r>
+    </w:p>
+    <w:tbl>
+      <w:tblPr>
+        <w:tblStyle w:val="TableGrid"/>
+        <w:tblW w:type="dxa" w:w="7848"/>
+        <w:jc w:val="center"/>
+        <w:tblLayout w:type="fixed"/>
+        <w:tblLook w:firstColumn="1" w:firstRow="1" w:lastColumn="0" w:lastRow="0" w:noHBand="0" w:noVBand="1" w:val="04A0"/>
+        <w:tblInd w:w="120" w:type="dxa"/>
+      </w:tblPr>
+      <w:tblGrid>
+        <w:gridCol w:w="720"/>
+        <w:gridCol w:w="2088"/>
+        <w:gridCol w:w="936"/>
+        <w:gridCol w:w="936"/>
+        <w:gridCol w:w="720"/>
+        <w:gridCol w:w="1152"/>
+        <w:gridCol w:w="1296"/>
+      </w:tblGrid>
+      <w:tr>
+        <w:trPr>
+          <w:tblHeader w:val="true"/>
+        </w:trPr>
+        <w:tc>
+          <w:tcPr>
+            <w:tcW w:type="dxa" w:w="720"/>
+            <w:vAlign w:val="center"/>
+            <w:tcMar>
+              <w:top w:w="80" w:type="dxa"/>
+              <w:start w:w="120" w:type="dxa"/>
+              <w:bottom w:w="80" w:type="dxa"/>
+              <w:end w:w="120" w:type="dxa"/>
+            </w:tcMar>
+            <w:shd w:fill="EAF1F7"/>
+          </w:tcPr>
+          <w:p>
+            <w:pPr>
+              <w:spacing w:before="0" w:after="0" w:line="240" w:lineRule="auto"/>
+              <w:jc w:val="left"/>
+            </w:pPr>
+            <w:r>
+              <w:rPr>
+                <w:rFonts w:ascii="Calibri" w:hAnsi="Calibri"/>
+                <w:b/>
+                <w:i w:val="0"/>
+                <w:color w:val="173A5E"/>
+                <w:sz w:val="16"/>
+              </w:rPr>
+              <w:t>Dataset</w:t>
+            </w:r>
+          </w:p>
+        </w:tc>
+        <w:tc>
+          <w:tcPr>
+            <w:tcW w:type="dxa" w:w="2088"/>
+            <w:vAlign w:val="center"/>
+            <w:tcMar>
+              <w:top w:w="80" w:type="dxa"/>
+              <w:start w:w="120" w:type="dxa"/>
+              <w:bottom w:w="80" w:type="dxa"/>
+              <w:end w:w="120" w:type="dxa"/>
+            </w:tcMar>
+            <w:shd w:fill="EAF1F7"/>
+          </w:tcPr>
+          <w:p>
+            <w:pPr>
+              <w:spacing w:before="0" w:after="0" w:line="240" w:lineRule="auto"/>
+              <w:jc w:val="left"/>
+            </w:pPr>
+            <w:r>
+              <w:rPr>
+                <w:rFonts w:ascii="Calibri" w:hAnsi="Calibri"/>
+                <w:b/>
+                <w:i w:val="0"/>
+                <w:color w:val="173A5E"/>
+                <w:sz w:val="16"/>
+              </w:rPr>
+              <w:t>Comparison</w:t>
+            </w:r>
+          </w:p>
+        </w:tc>
+        <w:tc>
+          <w:tcPr>
+            <w:tcW w:type="dxa" w:w="936"/>
+            <w:vAlign w:val="center"/>
+            <w:tcMar>
+              <w:top w:w="80" w:type="dxa"/>
+              <w:start w:w="120" w:type="dxa"/>
+              <w:bottom w:w="80" w:type="dxa"/>
+              <w:end w:w="120" w:type="dxa"/>
+            </w:tcMar>
+            <w:shd w:fill="EAF1F7"/>
+          </w:tcPr>
+          <w:p>
+            <w:pPr>
+              <w:spacing w:before="0" w:after="0" w:line="240" w:lineRule="auto"/>
+              <w:jc w:val="center"/>
+            </w:pPr>
+            <w:r>
+              <w:rPr>
+                <w:rFonts w:ascii="Calibri" w:hAnsi="Calibri"/>
+                <w:b/>
+                <w:i w:val="0"/>
+                <w:color w:val="173A5E"/>
+                <w:sz w:val="16"/>
+              </w:rPr>
+              <w:t>Delta</w:t>
+            </w:r>
+          </w:p>
+        </w:tc>
+        <w:tc>
+          <w:tcPr>
+            <w:tcW w:type="dxa" w:w="936"/>
+            <w:vAlign w:val="center"/>
+            <w:tcMar>
+              <w:top w:w="80" w:type="dxa"/>
+              <w:start w:w="120" w:type="dxa"/>
+              <w:bottom w:w="80" w:type="dxa"/>
+              <w:end w:w="120" w:type="dxa"/>
+            </w:tcMar>
+            <w:shd w:fill="EAF1F7"/>
+          </w:tcPr>
+          <w:p>
+            <w:pPr>
+              <w:spacing w:before="0" w:after="0" w:line="240" w:lineRule="auto"/>
+              <w:jc w:val="center"/>
+            </w:pPr>
+            <w:r>
+              <w:rPr>
+                <w:rFonts w:ascii="Calibri" w:hAnsi="Calibri"/>
+                <w:b/>
+                <w:i w:val="0"/>
+                <w:color w:val="173A5E"/>
+                <w:sz w:val="16"/>
+              </w:rPr>
+              <w:t>W/T/L</w:t>
+            </w:r>
+          </w:p>
+        </w:tc>
+        <w:tc>
+          <w:tcPr>
+            <w:tcW w:type="dxa" w:w="720"/>
+            <w:vAlign w:val="center"/>
+            <w:tcMar>
+              <w:top w:w="80" w:type="dxa"/>
+              <w:start w:w="120" w:type="dxa"/>
+              <w:bottom w:w="80" w:type="dxa"/>
+              <w:end w:w="120" w:type="dxa"/>
+            </w:tcMar>
+            <w:shd w:fill="EAF1F7"/>
+          </w:tcPr>
+          <w:p>
+            <w:pPr>
+              <w:spacing w:before="0" w:after="0" w:line="240" w:lineRule="auto"/>
+              <w:jc w:val="center"/>
+            </w:pPr>
+            <w:r>
+              <w:rPr>
+                <w:rFonts w:ascii="Calibri" w:hAnsi="Calibri"/>
+                <w:b/>
+                <w:i w:val="0"/>
+                <w:color w:val="173A5E"/>
+                <w:sz w:val="16"/>
+              </w:rPr>
+              <w:t>dz</w:t>
+            </w:r>
+          </w:p>
+        </w:tc>
+        <w:tc>
+          <w:tcPr>
+            <w:tcW w:type="dxa" w:w="1152"/>
+            <w:vAlign w:val="center"/>
+            <w:tcMar>
+              <w:top w:w="80" w:type="dxa"/>
+              <w:start w:w="120" w:type="dxa"/>
+              <w:bottom w:w="80" w:type="dxa"/>
+              <w:end w:w="120" w:type="dxa"/>
+            </w:tcMar>
+            <w:shd w:fill="EAF1F7"/>
+          </w:tcPr>
+          <w:p>
+            <w:pPr>
+              <w:spacing w:before="0" w:after="0" w:line="240" w:lineRule="auto"/>
+              <w:jc w:val="center"/>
+            </w:pPr>
+            <w:r>
+              <w:rPr>
+                <w:rFonts w:ascii="Calibri" w:hAnsi="Calibri"/>
+                <w:b/>
+                <w:i w:val="0"/>
+                <w:color w:val="173A5E"/>
+                <w:sz w:val="16"/>
+              </w:rPr>
+              <w:t>t-test p</w:t>
+            </w:r>
+          </w:p>
+        </w:tc>
+        <w:tc>
+          <w:tcPr>
+            <w:tcW w:type="dxa" w:w="1296"/>
+            <w:vAlign w:val="center"/>
+            <w:tcMar>
+              <w:top w:w="80" w:type="dxa"/>
+              <w:start w:w="120" w:type="dxa"/>
+              <w:bottom w:w="80" w:type="dxa"/>
+              <w:end w:w="120" w:type="dxa"/>
+            </w:tcMar>
+            <w:shd w:fill="EAF1F7"/>
+          </w:tcPr>
+          <w:p>
+            <w:pPr>
+              <w:spacing w:before="0" w:after="0" w:line="240" w:lineRule="auto"/>
+              <w:jc w:val="left"/>
+            </w:pPr>
+            <w:r>
+              <w:rPr>
+                <w:rFonts w:ascii="Calibri" w:hAnsi="Calibri"/>
+                <w:b/>
+                <w:i w:val="0"/>
+                <w:color w:val="173A5E"/>
+                <w:sz w:val="16"/>
+              </w:rPr>
+              <w:t>Wilcoxon p</w:t>
+            </w:r>
+          </w:p>
+        </w:tc>
+      </w:tr>
+      <w:tr>
+        <w:tc>
+          <w:tcPr>
+            <w:tcW w:type="dxa" w:w="720"/>
+            <w:vAlign w:val="center"/>
+            <w:tcMar>
+              <w:top w:w="80" w:type="dxa"/>
+              <w:start w:w="120" w:type="dxa"/>
+              <w:bottom w:w="80" w:type="dxa"/>
+              <w:end w:w="120" w:type="dxa"/>
+            </w:tcMar>
+          </w:tcPr>
+          <w:p>
+            <w:pPr>
+              <w:spacing w:before="0" w:after="0" w:line="240" w:lineRule="auto"/>
+              <w:jc w:val="left"/>
+            </w:pPr>
+            <w:r>
+              <w:rPr>
+                <w:rFonts w:ascii="Calibri" w:hAnsi="Calibri"/>
+                <w:b w:val="0"/>
+                <w:i w:val="0"/>
+                <w:color w:val="111827"/>
+                <w:sz w:val="16"/>
+              </w:rPr>
+              <w:t>2a</w:t>
+            </w:r>
+          </w:p>
+        </w:tc>
+        <w:tc>
+          <w:tcPr>
+            <w:tcW w:type="dxa" w:w="2088"/>
+            <w:vAlign w:val="center"/>
+            <w:tcMar>
+              <w:top w:w="80" w:type="dxa"/>
+              <w:start w:w="120" w:type="dxa"/>
+              <w:bottom w:w="80" w:type="dxa"/>
+              <w:end w:w="120" w:type="dxa"/>
+            </w:tcMar>
+          </w:tcPr>
+          <w:p>
+            <w:pPr>
+              <w:spacing w:before="0" w:after="0" w:line="240" w:lineRule="auto"/>
+              <w:jc w:val="left"/>
+            </w:pPr>
+            <w:r>
+              <w:rPr>
+                <w:rFonts w:ascii="Calibri" w:hAnsi="Calibri"/>
+                <w:b w:val="0"/>
+                <w:i w:val="0"/>
+                <w:color w:val="111827"/>
+                <w:sz w:val="16"/>
+              </w:rPr>
+              <w:t>Dual vs CE</w:t>
+            </w:r>
+          </w:p>
+        </w:tc>
+        <w:tc>
+          <w:tcPr>
+            <w:tcW w:type="dxa" w:w="936"/>
+            <w:vAlign w:val="center"/>
+            <w:tcMar>
+              <w:top w:w="80" w:type="dxa"/>
+              <w:start w:w="120" w:type="dxa"/>
+              <w:bottom w:w="80" w:type="dxa"/>
+              <w:end w:w="120" w:type="dxa"/>
+            </w:tcMar>
+          </w:tcPr>
+          <w:p>
+            <w:pPr>
+              <w:spacing w:before="0" w:after="0" w:line="240" w:lineRule="auto"/>
+              <w:jc w:val="center"/>
+            </w:pPr>
+            <w:r>
+              <w:rPr>
+                <w:rFonts w:ascii="Calibri" w:hAnsi="Calibri"/>
+                <w:b w:val="0"/>
+                <w:i w:val="0"/>
+                <w:color w:val="111827"/>
+                <w:sz w:val="16"/>
+              </w:rPr>
+              <w:t>+0.0175</w:t>
+            </w:r>
+          </w:p>
+        </w:tc>
+        <w:tc>
+          <w:tcPr>
+            <w:tcW w:type="dxa" w:w="936"/>
+            <w:vAlign w:val="center"/>
+            <w:tcMar>
+              <w:top w:w="80" w:type="dxa"/>
+              <w:start w:w="120" w:type="dxa"/>
+              <w:bottom w:w="80" w:type="dxa"/>
+              <w:end w:w="120" w:type="dxa"/>
+            </w:tcMar>
+          </w:tcPr>
+          <w:p>
+            <w:pPr>
+              <w:spacing w:before="0" w:after="0" w:line="240" w:lineRule="auto"/>
+              <w:jc w:val="center"/>
+            </w:pPr>
+            <w:r>
+              <w:rPr>
+                <w:rFonts w:ascii="Calibri" w:hAnsi="Calibri"/>
+                <w:b w:val="0"/>
+                <w:i w:val="0"/>
+                <w:color w:val="111827"/>
+                <w:sz w:val="16"/>
+              </w:rPr>
+              <w:t>7/1/1</w:t>
+            </w:r>
+          </w:p>
+        </w:tc>
+        <w:tc>
+          <w:tcPr>
+            <w:tcW w:type="dxa" w:w="720"/>
+            <w:vAlign w:val="center"/>
+            <w:tcMar>
+              <w:top w:w="80" w:type="dxa"/>
+              <w:start w:w="120" w:type="dxa"/>
+              <w:bottom w:w="80" w:type="dxa"/>
+              <w:end w:w="120" w:type="dxa"/>
+            </w:tcMar>
+          </w:tcPr>
+          <w:p>
+            <w:pPr>
+              <w:spacing w:before="0" w:after="0" w:line="240" w:lineRule="auto"/>
+              <w:jc w:val="center"/>
+            </w:pPr>
+            <w:r>
+              <w:rPr>
+                <w:rFonts w:ascii="Calibri" w:hAnsi="Calibri"/>
+                <w:b w:val="0"/>
+                <w:i w:val="0"/>
+                <w:color w:val="111827"/>
+                <w:sz w:val="16"/>
+              </w:rPr>
+              <w:t>1.07</w:t>
+            </w:r>
+          </w:p>
+        </w:tc>
+        <w:tc>
+          <w:tcPr>
+            <w:tcW w:type="dxa" w:w="1152"/>
+            <w:vAlign w:val="center"/>
+            <w:tcMar>
+              <w:top w:w="80" w:type="dxa"/>
+              <w:start w:w="120" w:type="dxa"/>
+              <w:bottom w:w="80" w:type="dxa"/>
+              <w:end w:w="120" w:type="dxa"/>
+            </w:tcMar>
+          </w:tcPr>
+          <w:p>
+            <w:pPr>
+              <w:spacing w:before="0" w:after="0" w:line="240" w:lineRule="auto"/>
+              <w:jc w:val="center"/>
+            </w:pPr>
+            <w:r>
+              <w:rPr>
+                <w:rFonts w:ascii="Calibri" w:hAnsi="Calibri"/>
+                <w:b w:val="0"/>
+                <w:i w:val="0"/>
+                <w:color w:val="111827"/>
+                <w:sz w:val="16"/>
+              </w:rPr>
+              <w:t>0.0122</w:t>
+            </w:r>
+          </w:p>
+        </w:tc>
+        <w:tc>
+          <w:tcPr>
+            <w:tcW w:type="dxa" w:w="1296"/>
+            <w:vAlign w:val="center"/>
+            <w:tcMar>
+              <w:top w:w="80" w:type="dxa"/>
+              <w:start w:w="120" w:type="dxa"/>
+              <w:bottom w:w="80" w:type="dxa"/>
+              <w:end w:w="120" w:type="dxa"/>
+            </w:tcMar>
+          </w:tcPr>
+          <w:p>
+            <w:pPr>
+              <w:spacing w:before="0" w:after="0" w:line="240" w:lineRule="auto"/>
+              <w:jc w:val="left"/>
+            </w:pPr>
+            <w:r>
+              <w:rPr>
+                <w:rFonts w:ascii="Calibri" w:hAnsi="Calibri"/>
+                <w:b w:val="0"/>
+                <w:i w:val="0"/>
+                <w:color w:val="111827"/>
+                <w:sz w:val="16"/>
+              </w:rPr>
+              <w:t>0.0156</w:t>
+            </w:r>
+          </w:p>
+        </w:tc>
+      </w:tr>
+      <w:tr>
+        <w:tc>
+          <w:tcPr>
+            <w:tcW w:type="dxa" w:w="720"/>
+            <w:vAlign w:val="center"/>
+            <w:tcMar>
+              <w:top w:w="80" w:type="dxa"/>
+              <w:start w:w="120" w:type="dxa"/>
+              <w:bottom w:w="80" w:type="dxa"/>
+              <w:end w:w="120" w:type="dxa"/>
+            </w:tcMar>
+          </w:tcPr>
+          <w:p>
+            <w:pPr>
+              <w:spacing w:before="0" w:after="0" w:line="240" w:lineRule="auto"/>
+              <w:jc w:val="left"/>
+            </w:pPr>
+            <w:r>
+              <w:rPr>
+                <w:rFonts w:ascii="Calibri" w:hAnsi="Calibri"/>
+                <w:b w:val="0"/>
+                <w:i w:val="0"/>
+                <w:color w:val="111827"/>
+                <w:sz w:val="16"/>
+              </w:rPr>
+              <w:t>2a</w:t>
+            </w:r>
+          </w:p>
+        </w:tc>
+        <w:tc>
+          <w:tcPr>
+            <w:tcW w:type="dxa" w:w="2088"/>
+            <w:vAlign w:val="center"/>
+            <w:tcMar>
+              <w:top w:w="80" w:type="dxa"/>
+              <w:start w:w="120" w:type="dxa"/>
+              <w:bottom w:w="80" w:type="dxa"/>
+              <w:end w:w="120" w:type="dxa"/>
+            </w:tcMar>
+          </w:tcPr>
+          <w:p>
+            <w:pPr>
+              <w:spacing w:before="0" w:after="0" w:line="240" w:lineRule="auto"/>
+              <w:jc w:val="left"/>
+            </w:pPr>
+            <w:r>
+              <w:rPr>
+                <w:rFonts w:ascii="Calibri" w:hAnsi="Calibri"/>
+                <w:b w:val="0"/>
+                <w:i w:val="0"/>
+                <w:color w:val="111827"/>
+                <w:sz w:val="16"/>
+              </w:rPr>
+              <w:t>Dual vs neural</w:t>
+            </w:r>
+          </w:p>
+        </w:tc>
+        <w:tc>
+          <w:tcPr>
+            <w:tcW w:type="dxa" w:w="936"/>
+            <w:vAlign w:val="center"/>
+            <w:tcMar>
+              <w:top w:w="80" w:type="dxa"/>
+              <w:start w:w="120" w:type="dxa"/>
+              <w:bottom w:w="80" w:type="dxa"/>
+              <w:end w:w="120" w:type="dxa"/>
+            </w:tcMar>
+          </w:tcPr>
+          <w:p>
+            <w:pPr>
+              <w:spacing w:before="0" w:after="0" w:line="240" w:lineRule="auto"/>
+              <w:jc w:val="center"/>
+            </w:pPr>
+            <w:r>
+              <w:rPr>
+                <w:rFonts w:ascii="Calibri" w:hAnsi="Calibri"/>
+                <w:b w:val="0"/>
+                <w:i w:val="0"/>
+                <w:color w:val="111827"/>
+                <w:sz w:val="16"/>
+              </w:rPr>
+              <w:t>+0.0106</w:t>
+            </w:r>
+          </w:p>
+        </w:tc>
+        <w:tc>
+          <w:tcPr>
+            <w:tcW w:type="dxa" w:w="936"/>
+            <w:vAlign w:val="center"/>
+            <w:tcMar>
+              <w:top w:w="80" w:type="dxa"/>
+              <w:start w:w="120" w:type="dxa"/>
+              <w:bottom w:w="80" w:type="dxa"/>
+              <w:end w:w="120" w:type="dxa"/>
+            </w:tcMar>
+          </w:tcPr>
+          <w:p>
+            <w:pPr>
+              <w:spacing w:before="0" w:after="0" w:line="240" w:lineRule="auto"/>
+              <w:jc w:val="center"/>
+            </w:pPr>
+            <w:r>
+              <w:rPr>
+                <w:rFonts w:ascii="Calibri" w:hAnsi="Calibri"/>
+                <w:b w:val="0"/>
+                <w:i w:val="0"/>
+                <w:color w:val="111827"/>
+                <w:sz w:val="16"/>
+              </w:rPr>
+              <w:t>7/1/1</w:t>
+            </w:r>
+          </w:p>
+        </w:tc>
+        <w:tc>
+          <w:tcPr>
+            <w:tcW w:type="dxa" w:w="720"/>
+            <w:vAlign w:val="center"/>
+            <w:tcMar>
+              <w:top w:w="80" w:type="dxa"/>
+              <w:start w:w="120" w:type="dxa"/>
+              <w:bottom w:w="80" w:type="dxa"/>
+              <w:end w:w="120" w:type="dxa"/>
+            </w:tcMar>
+          </w:tcPr>
+          <w:p>
+            <w:pPr>
+              <w:spacing w:before="0" w:after="0" w:line="240" w:lineRule="auto"/>
+              <w:jc w:val="center"/>
+            </w:pPr>
+            <w:r>
+              <w:rPr>
+                <w:rFonts w:ascii="Calibri" w:hAnsi="Calibri"/>
+                <w:b w:val="0"/>
+                <w:i w:val="0"/>
+                <w:color w:val="111827"/>
+                <w:sz w:val="16"/>
+              </w:rPr>
+              <w:t>1.01</w:t>
+            </w:r>
+          </w:p>
+        </w:tc>
+        <w:tc>
+          <w:tcPr>
+            <w:tcW w:type="dxa" w:w="1152"/>
+            <w:vAlign w:val="center"/>
+            <w:tcMar>
+              <w:top w:w="80" w:type="dxa"/>
+              <w:start w:w="120" w:type="dxa"/>
+              <w:bottom w:w="80" w:type="dxa"/>
+              <w:end w:w="120" w:type="dxa"/>
+            </w:tcMar>
+          </w:tcPr>
+          <w:p>
+            <w:pPr>
+              <w:spacing w:before="0" w:after="0" w:line="240" w:lineRule="auto"/>
+              <w:jc w:val="center"/>
+            </w:pPr>
+            <w:r>
+              <w:rPr>
+                <w:rFonts w:ascii="Calibri" w:hAnsi="Calibri"/>
+                <w:b w:val="0"/>
+                <w:i w:val="0"/>
+                <w:color w:val="111827"/>
+                <w:sz w:val="16"/>
+              </w:rPr>
+              <w:t>0.0163</w:t>
+            </w:r>
+          </w:p>
+        </w:tc>
+        <w:tc>
+          <w:tcPr>
+            <w:tcW w:type="dxa" w:w="1296"/>
+            <w:vAlign w:val="center"/>
+            <w:tcMar>
+              <w:top w:w="80" w:type="dxa"/>
+              <w:start w:w="120" w:type="dxa"/>
+              <w:bottom w:w="80" w:type="dxa"/>
+              <w:end w:w="120" w:type="dxa"/>
+            </w:tcMar>
+          </w:tcPr>
+          <w:p>
+            <w:pPr>
+              <w:spacing w:before="0" w:after="0" w:line="240" w:lineRule="auto"/>
+              <w:jc w:val="left"/>
+            </w:pPr>
+            <w:r>
+              <w:rPr>
+                <w:rFonts w:ascii="Calibri" w:hAnsi="Calibri"/>
+                <w:b w:val="0"/>
+                <w:i w:val="0"/>
+                <w:color w:val="111827"/>
+                <w:sz w:val="16"/>
+              </w:rPr>
+              <w:t>0.0391</w:t>
+            </w:r>
+          </w:p>
+        </w:tc>
+      </w:tr>
+      <w:tr>
+        <w:tc>
+          <w:tcPr>
+            <w:tcW w:type="dxa" w:w="720"/>
+            <w:vAlign w:val="center"/>
+            <w:tcMar>
+              <w:top w:w="80" w:type="dxa"/>
+              <w:start w:w="120" w:type="dxa"/>
+              <w:bottom w:w="80" w:type="dxa"/>
+              <w:end w:w="120" w:type="dxa"/>
+            </w:tcMar>
+          </w:tcPr>
+          <w:p>
+            <w:pPr>
+              <w:spacing w:before="0" w:after="0" w:line="240" w:lineRule="auto"/>
+              <w:jc w:val="left"/>
+            </w:pPr>
+            <w:r>
+              <w:rPr>
+                <w:rFonts w:ascii="Calibri" w:hAnsi="Calibri"/>
+                <w:b w:val="0"/>
+                <w:i w:val="0"/>
+                <w:color w:val="111827"/>
+                <w:sz w:val="16"/>
+              </w:rPr>
+              <w:t>2a</w:t>
+            </w:r>
+          </w:p>
+        </w:tc>
+        <w:tc>
+          <w:tcPr>
+            <w:tcW w:type="dxa" w:w="2088"/>
+            <w:vAlign w:val="center"/>
+            <w:tcMar>
+              <w:top w:w="80" w:type="dxa"/>
+              <w:start w:w="120" w:type="dxa"/>
+              <w:bottom w:w="80" w:type="dxa"/>
+              <w:end w:w="120" w:type="dxa"/>
+            </w:tcMar>
+          </w:tcPr>
+          <w:p>
+            <w:pPr>
+              <w:spacing w:before="0" w:after="0" w:line="240" w:lineRule="auto"/>
+              <w:jc w:val="left"/>
+            </w:pPr>
+            <w:r>
+              <w:rPr>
+                <w:rFonts w:ascii="Calibri" w:hAnsi="Calibri"/>
+                <w:b w:val="0"/>
+                <w:i w:val="0"/>
+                <w:color w:val="111827"/>
+                <w:sz w:val="16"/>
+              </w:rPr>
+              <w:t>Dual vs Riemann</w:t>
+            </w:r>
+          </w:p>
+        </w:tc>
+        <w:tc>
+          <w:tcPr>
+            <w:tcW w:type="dxa" w:w="936"/>
+            <w:vAlign w:val="center"/>
+            <w:tcMar>
+              <w:top w:w="80" w:type="dxa"/>
+              <w:start w:w="120" w:type="dxa"/>
+              <w:bottom w:w="80" w:type="dxa"/>
+              <w:end w:w="120" w:type="dxa"/>
+            </w:tcMar>
+          </w:tcPr>
+          <w:p>
+            <w:pPr>
+              <w:spacing w:before="0" w:after="0" w:line="240" w:lineRule="auto"/>
+              <w:jc w:val="center"/>
+            </w:pPr>
+            <w:r>
+              <w:rPr>
+                <w:rFonts w:ascii="Calibri" w:hAnsi="Calibri"/>
+                <w:b w:val="0"/>
+                <w:i w:val="0"/>
+                <w:color w:val="111827"/>
+                <w:sz w:val="16"/>
+              </w:rPr>
+              <w:t>+0.0192</w:t>
+            </w:r>
+          </w:p>
+        </w:tc>
+        <w:tc>
+          <w:tcPr>
+            <w:tcW w:type="dxa" w:w="936"/>
+            <w:vAlign w:val="center"/>
+            <w:tcMar>
+              <w:top w:w="80" w:type="dxa"/>
+              <w:start w:w="120" w:type="dxa"/>
+              <w:bottom w:w="80" w:type="dxa"/>
+              <w:end w:w="120" w:type="dxa"/>
+            </w:tcMar>
+          </w:tcPr>
+          <w:p>
+            <w:pPr>
+              <w:spacing w:before="0" w:after="0" w:line="240" w:lineRule="auto"/>
+              <w:jc w:val="center"/>
+            </w:pPr>
+            <w:r>
+              <w:rPr>
+                <w:rFonts w:ascii="Calibri" w:hAnsi="Calibri"/>
+                <w:b w:val="0"/>
+                <w:i w:val="0"/>
+                <w:color w:val="111827"/>
+                <w:sz w:val="16"/>
+              </w:rPr>
+              <w:t>7/1/1</w:t>
+            </w:r>
+          </w:p>
+        </w:tc>
+        <w:tc>
+          <w:tcPr>
+            <w:tcW w:type="dxa" w:w="720"/>
+            <w:vAlign w:val="center"/>
+            <w:tcMar>
+              <w:top w:w="80" w:type="dxa"/>
+              <w:start w:w="120" w:type="dxa"/>
+              <w:bottom w:w="80" w:type="dxa"/>
+              <w:end w:w="120" w:type="dxa"/>
+            </w:tcMar>
+          </w:tcPr>
+          <w:p>
+            <w:pPr>
+              <w:spacing w:before="0" w:after="0" w:line="240" w:lineRule="auto"/>
+              <w:jc w:val="center"/>
+            </w:pPr>
+            <w:r>
+              <w:rPr>
+                <w:rFonts w:ascii="Calibri" w:hAnsi="Calibri"/>
+                <w:b w:val="0"/>
+                <w:i w:val="0"/>
+                <w:color w:val="111827"/>
+                <w:sz w:val="16"/>
+              </w:rPr>
+              <w:t>0.76</w:t>
+            </w:r>
+          </w:p>
+        </w:tc>
+        <w:tc>
+          <w:tcPr>
+            <w:tcW w:type="dxa" w:w="1152"/>
+            <w:vAlign w:val="center"/>
+            <w:tcMar>
+              <w:top w:w="80" w:type="dxa"/>
+              <w:start w:w="120" w:type="dxa"/>
+              <w:bottom w:w="80" w:type="dxa"/>
+              <w:end w:w="120" w:type="dxa"/>
+            </w:tcMar>
+          </w:tcPr>
+          <w:p>
+            <w:pPr>
+              <w:spacing w:before="0" w:after="0" w:line="240" w:lineRule="auto"/>
+              <w:jc w:val="center"/>
+            </w:pPr>
+            <w:r>
+              <w:rPr>
+                <w:rFonts w:ascii="Calibri" w:hAnsi="Calibri"/>
+                <w:b w:val="0"/>
+                <w:i w:val="0"/>
+                <w:color w:val="111827"/>
+                <w:sz w:val="16"/>
+              </w:rPr>
+              <w:t>0.0510</w:t>
+            </w:r>
+          </w:p>
+        </w:tc>
+        <w:tc>
+          <w:tcPr>
+            <w:tcW w:type="dxa" w:w="1296"/>
+            <w:vAlign w:val="center"/>
+            <w:tcMar>
+              <w:top w:w="80" w:type="dxa"/>
+              <w:start w:w="120" w:type="dxa"/>
+              <w:bottom w:w="80" w:type="dxa"/>
+              <w:end w:w="120" w:type="dxa"/>
+            </w:tcMar>
+          </w:tcPr>
+          <w:p>
+            <w:pPr>
+              <w:spacing w:before="0" w:after="0" w:line="240" w:lineRule="auto"/>
+              <w:jc w:val="left"/>
+            </w:pPr>
+            <w:r>
+              <w:rPr>
+                <w:rFonts w:ascii="Calibri" w:hAnsi="Calibri"/>
+                <w:b w:val="0"/>
+                <w:i w:val="0"/>
+                <w:color w:val="111827"/>
+                <w:sz w:val="16"/>
+              </w:rPr>
+              <w:t>0.0547</w:t>
+            </w:r>
+          </w:p>
+        </w:tc>
+      </w:tr>
+      <w:tr>
+        <w:tc>
+          <w:tcPr>
+            <w:tcW w:type="dxa" w:w="720"/>
+            <w:vAlign w:val="center"/>
+            <w:tcMar>
+              <w:top w:w="80" w:type="dxa"/>
+              <w:start w:w="120" w:type="dxa"/>
+              <w:bottom w:w="80" w:type="dxa"/>
+              <w:end w:w="120" w:type="dxa"/>
+            </w:tcMar>
+          </w:tcPr>
+          <w:p>
+            <w:pPr>
+              <w:spacing w:before="0" w:after="0" w:line="240" w:lineRule="auto"/>
+              <w:jc w:val="left"/>
+            </w:pPr>
+            <w:r>
+              <w:rPr>
+                <w:rFonts w:ascii="Calibri" w:hAnsi="Calibri"/>
+                <w:b w:val="0"/>
+                <w:i w:val="0"/>
+                <w:color w:val="111827"/>
+                <w:sz w:val="16"/>
+              </w:rPr>
+              <w:t>2a</w:t>
+            </w:r>
+          </w:p>
+        </w:tc>
+        <w:tc>
+          <w:tcPr>
+            <w:tcW w:type="dxa" w:w="2088"/>
+            <w:vAlign w:val="center"/>
+            <w:tcMar>
+              <w:top w:w="80" w:type="dxa"/>
+              <w:start w:w="120" w:type="dxa"/>
+              <w:bottom w:w="80" w:type="dxa"/>
+              <w:end w:w="120" w:type="dxa"/>
+            </w:tcMar>
+          </w:tcPr>
+          <w:p>
+            <w:pPr>
+              <w:spacing w:before="0" w:after="0" w:line="240" w:lineRule="auto"/>
+              <w:jc w:val="left"/>
+            </w:pPr>
+            <w:r>
+              <w:rPr>
+                <w:rFonts w:ascii="Calibri" w:hAnsi="Calibri"/>
+                <w:b w:val="0"/>
+                <w:i w:val="0"/>
+                <w:color w:val="111827"/>
+                <w:sz w:val="16"/>
+              </w:rPr>
+              <w:t>Neural vs CE</w:t>
+            </w:r>
+          </w:p>
+        </w:tc>
+        <w:tc>
+          <w:tcPr>
+            <w:tcW w:type="dxa" w:w="936"/>
+            <w:vAlign w:val="center"/>
+            <w:tcMar>
+              <w:top w:w="80" w:type="dxa"/>
+              <w:start w:w="120" w:type="dxa"/>
+              <w:bottom w:w="80" w:type="dxa"/>
+              <w:end w:w="120" w:type="dxa"/>
+            </w:tcMar>
+          </w:tcPr>
+          <w:p>
+            <w:pPr>
+              <w:spacing w:before="0" w:after="0" w:line="240" w:lineRule="auto"/>
+              <w:jc w:val="center"/>
+            </w:pPr>
+            <w:r>
+              <w:rPr>
+                <w:rFonts w:ascii="Calibri" w:hAnsi="Calibri"/>
+                <w:b w:val="0"/>
+                <w:i w:val="0"/>
+                <w:color w:val="111827"/>
+                <w:sz w:val="16"/>
+              </w:rPr>
+              <w:t>+0.0069</w:t>
+            </w:r>
+          </w:p>
+        </w:tc>
+        <w:tc>
+          <w:tcPr>
+            <w:tcW w:type="dxa" w:w="936"/>
+            <w:vAlign w:val="center"/>
+            <w:tcMar>
+              <w:top w:w="80" w:type="dxa"/>
+              <w:start w:w="120" w:type="dxa"/>
+              <w:bottom w:w="80" w:type="dxa"/>
+              <w:end w:w="120" w:type="dxa"/>
+            </w:tcMar>
+          </w:tcPr>
+          <w:p>
+            <w:pPr>
+              <w:spacing w:before="0" w:after="0" w:line="240" w:lineRule="auto"/>
+              <w:jc w:val="center"/>
+            </w:pPr>
+            <w:r>
+              <w:rPr>
+                <w:rFonts w:ascii="Calibri" w:hAnsi="Calibri"/>
+                <w:b w:val="0"/>
+                <w:i w:val="0"/>
+                <w:color w:val="111827"/>
+                <w:sz w:val="16"/>
+              </w:rPr>
+              <w:t>5/0/4</w:t>
+            </w:r>
+          </w:p>
+        </w:tc>
+        <w:tc>
+          <w:tcPr>
+            <w:tcW w:type="dxa" w:w="720"/>
+            <w:vAlign w:val="center"/>
+            <w:tcMar>
+              <w:top w:w="80" w:type="dxa"/>
+              <w:start w:w="120" w:type="dxa"/>
+              <w:bottom w:w="80" w:type="dxa"/>
+              <w:end w:w="120" w:type="dxa"/>
+            </w:tcMar>
+          </w:tcPr>
+          <w:p>
+            <w:pPr>
+              <w:spacing w:before="0" w:after="0" w:line="240" w:lineRule="auto"/>
+              <w:jc w:val="center"/>
+            </w:pPr>
+            <w:r>
+              <w:rPr>
+                <w:rFonts w:ascii="Calibri" w:hAnsi="Calibri"/>
+                <w:b w:val="0"/>
+                <w:i w:val="0"/>
+                <w:color w:val="111827"/>
+                <w:sz w:val="16"/>
+              </w:rPr>
+              <w:t>0.32</w:t>
+            </w:r>
+          </w:p>
+        </w:tc>
+        <w:tc>
+          <w:tcPr>
+            <w:tcW w:type="dxa" w:w="1152"/>
+            <w:vAlign w:val="center"/>
+            <w:tcMar>
+              <w:top w:w="80" w:type="dxa"/>
+              <w:start w:w="120" w:type="dxa"/>
+              <w:bottom w:w="80" w:type="dxa"/>
+              <w:end w:w="120" w:type="dxa"/>
+            </w:tcMar>
+          </w:tcPr>
+          <w:p>
+            <w:pPr>
+              <w:spacing w:before="0" w:after="0" w:line="240" w:lineRule="auto"/>
+              <w:jc w:val="center"/>
+            </w:pPr>
+            <w:r>
+              <w:rPr>
+                <w:rFonts w:ascii="Calibri" w:hAnsi="Calibri"/>
+                <w:b w:val="0"/>
+                <w:i w:val="0"/>
+                <w:color w:val="111827"/>
+                <w:sz w:val="16"/>
+              </w:rPr>
+              <w:t>0.3603</w:t>
+            </w:r>
+          </w:p>
+        </w:tc>
+        <w:tc>
+          <w:tcPr>
+            <w:tcW w:type="dxa" w:w="1296"/>
+            <w:vAlign w:val="center"/>
+            <w:tcMar>
+              <w:top w:w="80" w:type="dxa"/>
+              <w:start w:w="120" w:type="dxa"/>
+              <w:bottom w:w="80" w:type="dxa"/>
+              <w:end w:w="120" w:type="dxa"/>
+            </w:tcMar>
+          </w:tcPr>
+          <w:p>
+            <w:pPr>
+              <w:spacing w:before="0" w:after="0" w:line="240" w:lineRule="auto"/>
+              <w:jc w:val="left"/>
+            </w:pPr>
+            <w:r>
+              <w:rPr>
+                <w:rFonts w:ascii="Calibri" w:hAnsi="Calibri"/>
+                <w:b w:val="0"/>
+                <w:i w:val="0"/>
+                <w:color w:val="111827"/>
+                <w:sz w:val="16"/>
+              </w:rPr>
+              <w:t>0.5703</w:t>
+            </w:r>
+          </w:p>
+        </w:tc>
+      </w:tr>
+      <w:tr>
+        <w:tc>
+          <w:tcPr>
+            <w:tcW w:type="dxa" w:w="720"/>
+            <w:vAlign w:val="center"/>
+            <w:tcMar>
+              <w:top w:w="80" w:type="dxa"/>
+              <w:start w:w="120" w:type="dxa"/>
+              <w:bottom w:w="80" w:type="dxa"/>
+              <w:end w:w="120" w:type="dxa"/>
+            </w:tcMar>
+          </w:tcPr>
+          <w:p>
+            <w:pPr>
+              <w:spacing w:before="0" w:after="0" w:line="240" w:lineRule="auto"/>
+              <w:jc w:val="left"/>
+            </w:pPr>
+            <w:r>
+              <w:rPr>
+                <w:rFonts w:ascii="Calibri" w:hAnsi="Calibri"/>
+                <w:b w:val="0"/>
+                <w:i w:val="0"/>
+                <w:color w:val="111827"/>
+                <w:sz w:val="16"/>
+              </w:rPr>
+              <w:t>2a</w:t>
+            </w:r>
+          </w:p>
+        </w:tc>
+        <w:tc>
+          <w:tcPr>
+            <w:tcW w:type="dxa" w:w="2088"/>
+            <w:vAlign w:val="center"/>
+            <w:tcMar>
+              <w:top w:w="80" w:type="dxa"/>
+              <w:start w:w="120" w:type="dxa"/>
+              <w:bottom w:w="80" w:type="dxa"/>
+              <w:end w:w="120" w:type="dxa"/>
+            </w:tcMar>
+          </w:tcPr>
+          <w:p>
+            <w:pPr>
+              <w:spacing w:before="0" w:after="0" w:line="240" w:lineRule="auto"/>
+              <w:jc w:val="left"/>
+            </w:pPr>
+            <w:r>
+              <w:rPr>
+                <w:rFonts w:ascii="Calibri" w:hAnsi="Calibri"/>
+                <w:b w:val="0"/>
+                <w:i w:val="0"/>
+                <w:color w:val="111827"/>
+                <w:sz w:val="16"/>
+              </w:rPr>
+              <w:t>Riemann vs CE</w:t>
+            </w:r>
+          </w:p>
+        </w:tc>
+        <w:tc>
+          <w:tcPr>
+            <w:tcW w:type="dxa" w:w="936"/>
+            <w:vAlign w:val="center"/>
+            <w:tcMar>
+              <w:top w:w="80" w:type="dxa"/>
+              <w:start w:w="120" w:type="dxa"/>
+              <w:bottom w:w="80" w:type="dxa"/>
+              <w:end w:w="120" w:type="dxa"/>
+            </w:tcMar>
+          </w:tcPr>
+          <w:p>
+            <w:pPr>
+              <w:spacing w:before="0" w:after="0" w:line="240" w:lineRule="auto"/>
+              <w:jc w:val="center"/>
+            </w:pPr>
+            <w:r>
+              <w:rPr>
+                <w:rFonts w:ascii="Calibri" w:hAnsi="Calibri"/>
+                <w:b w:val="0"/>
+                <w:i w:val="0"/>
+                <w:color w:val="111827"/>
+                <w:sz w:val="16"/>
+              </w:rPr>
+              <w:t>-0.0017</w:t>
+            </w:r>
+          </w:p>
+        </w:tc>
+        <w:tc>
+          <w:tcPr>
+            <w:tcW w:type="dxa" w:w="936"/>
+            <w:vAlign w:val="center"/>
+            <w:tcMar>
+              <w:top w:w="80" w:type="dxa"/>
+              <w:start w:w="120" w:type="dxa"/>
+              <w:bottom w:w="80" w:type="dxa"/>
+              <w:end w:w="120" w:type="dxa"/>
+            </w:tcMar>
+          </w:tcPr>
+          <w:p>
+            <w:pPr>
+              <w:spacing w:before="0" w:after="0" w:line="240" w:lineRule="auto"/>
+              <w:jc w:val="center"/>
+            </w:pPr>
+            <w:r>
+              <w:rPr>
+                <w:rFonts w:ascii="Calibri" w:hAnsi="Calibri"/>
+                <w:b w:val="0"/>
+                <w:i w:val="0"/>
+                <w:color w:val="111827"/>
+                <w:sz w:val="16"/>
+              </w:rPr>
+              <w:t>6/1/2</w:t>
+            </w:r>
+          </w:p>
+        </w:tc>
+        <w:tc>
+          <w:tcPr>
+            <w:tcW w:type="dxa" w:w="720"/>
+            <w:vAlign w:val="center"/>
+            <w:tcMar>
+              <w:top w:w="80" w:type="dxa"/>
+              <w:start w:w="120" w:type="dxa"/>
+              <w:bottom w:w="80" w:type="dxa"/>
+              <w:end w:w="120" w:type="dxa"/>
+            </w:tcMar>
+          </w:tcPr>
+          <w:p>
+            <w:pPr>
+              <w:spacing w:before="0" w:after="0" w:line="240" w:lineRule="auto"/>
+              <w:jc w:val="center"/>
+            </w:pPr>
+            <w:r>
+              <w:rPr>
+                <w:rFonts w:ascii="Calibri" w:hAnsi="Calibri"/>
+                <w:b w:val="0"/>
+                <w:i w:val="0"/>
+                <w:color w:val="111827"/>
+                <w:sz w:val="16"/>
+              </w:rPr>
+              <w:t>-0.08</w:t>
+            </w:r>
+          </w:p>
+        </w:tc>
+        <w:tc>
+          <w:tcPr>
+            <w:tcW w:type="dxa" w:w="1152"/>
+            <w:vAlign w:val="center"/>
+            <w:tcMar>
+              <w:top w:w="80" w:type="dxa"/>
+              <w:start w:w="120" w:type="dxa"/>
+              <w:bottom w:w="80" w:type="dxa"/>
+              <w:end w:w="120" w:type="dxa"/>
+            </w:tcMar>
+          </w:tcPr>
+          <w:p>
+            <w:pPr>
+              <w:spacing w:before="0" w:after="0" w:line="240" w:lineRule="auto"/>
+              <w:jc w:val="center"/>
+            </w:pPr>
+            <w:r>
+              <w:rPr>
+                <w:rFonts w:ascii="Calibri" w:hAnsi="Calibri"/>
+                <w:b w:val="0"/>
+                <w:i w:val="0"/>
+                <w:color w:val="111827"/>
+                <w:sz w:val="16"/>
+              </w:rPr>
+              <w:t>0.8057</w:t>
+            </w:r>
+          </w:p>
+        </w:tc>
+        <w:tc>
+          <w:tcPr>
+            <w:tcW w:type="dxa" w:w="1296"/>
+            <w:vAlign w:val="center"/>
+            <w:tcMar>
+              <w:top w:w="80" w:type="dxa"/>
+              <w:start w:w="120" w:type="dxa"/>
+              <w:bottom w:w="80" w:type="dxa"/>
+              <w:end w:w="120" w:type="dxa"/>
+            </w:tcMar>
+          </w:tcPr>
+          <w:p>
+            <w:pPr>
+              <w:spacing w:before="0" w:after="0" w:line="240" w:lineRule="auto"/>
+              <w:jc w:val="left"/>
+            </w:pPr>
+            <w:r>
+              <w:rPr>
+                <w:rFonts w:ascii="Calibri" w:hAnsi="Calibri"/>
+                <w:b w:val="0"/>
+                <w:i w:val="0"/>
+                <w:color w:val="111827"/>
+                <w:sz w:val="16"/>
+              </w:rPr>
+              <w:t>0.7422</w:t>
+            </w:r>
+          </w:p>
+        </w:tc>
+      </w:tr>
+      <w:tr>
+        <w:tc>
+          <w:tcPr>
+            <w:tcW w:type="dxa" w:w="720"/>
+            <w:vAlign w:val="center"/>
+            <w:tcMar>
+              <w:top w:w="80" w:type="dxa"/>
+              <w:start w:w="120" w:type="dxa"/>
+              <w:bottom w:w="80" w:type="dxa"/>
+              <w:end w:w="120" w:type="dxa"/>
+            </w:tcMar>
+          </w:tcPr>
+          <w:p>
+            <w:pPr>
+              <w:spacing w:before="0" w:after="0" w:line="240" w:lineRule="auto"/>
+              <w:jc w:val="left"/>
+            </w:pPr>
+            <w:r>
+              <w:rPr>
+                <w:rFonts w:ascii="Calibri" w:hAnsi="Calibri"/>
+                <w:b w:val="0"/>
+                <w:i w:val="0"/>
+                <w:color w:val="111827"/>
+                <w:sz w:val="16"/>
+              </w:rPr>
+              <w:t>2b</w:t>
+            </w:r>
+          </w:p>
+        </w:tc>
+        <w:tc>
+          <w:tcPr>
+            <w:tcW w:type="dxa" w:w="2088"/>
+            <w:vAlign w:val="center"/>
+            <w:tcMar>
+              <w:top w:w="80" w:type="dxa"/>
+              <w:start w:w="120" w:type="dxa"/>
+              <w:bottom w:w="80" w:type="dxa"/>
+              <w:end w:w="120" w:type="dxa"/>
+            </w:tcMar>
+          </w:tcPr>
+          <w:p>
+            <w:pPr>
+              <w:spacing w:before="0" w:after="0" w:line="240" w:lineRule="auto"/>
+              <w:jc w:val="left"/>
+            </w:pPr>
+            <w:r>
+              <w:rPr>
+                <w:rFonts w:ascii="Calibri" w:hAnsi="Calibri"/>
+                <w:b w:val="0"/>
+                <w:i w:val="0"/>
+                <w:color w:val="111827"/>
+                <w:sz w:val="16"/>
+              </w:rPr>
+              <w:t>Dual vs CE</w:t>
+            </w:r>
+          </w:p>
+        </w:tc>
+        <w:tc>
+          <w:tcPr>
+            <w:tcW w:type="dxa" w:w="936"/>
+            <w:vAlign w:val="center"/>
+            <w:tcMar>
+              <w:top w:w="80" w:type="dxa"/>
+              <w:start w:w="120" w:type="dxa"/>
+              <w:bottom w:w="80" w:type="dxa"/>
+              <w:end w:w="120" w:type="dxa"/>
+            </w:tcMar>
+          </w:tcPr>
+          <w:p>
+            <w:pPr>
+              <w:spacing w:before="0" w:after="0" w:line="240" w:lineRule="auto"/>
+              <w:jc w:val="center"/>
+            </w:pPr>
+            <w:r>
+              <w:rPr>
+                <w:rFonts w:ascii="Calibri" w:hAnsi="Calibri"/>
+                <w:b w:val="0"/>
+                <w:i w:val="0"/>
+                <w:color w:val="111827"/>
+                <w:sz w:val="16"/>
+              </w:rPr>
+              <w:t>+0.0042</w:t>
+            </w:r>
+          </w:p>
+        </w:tc>
+        <w:tc>
+          <w:tcPr>
+            <w:tcW w:type="dxa" w:w="936"/>
+            <w:vAlign w:val="center"/>
+            <w:tcMar>
+              <w:top w:w="80" w:type="dxa"/>
+              <w:start w:w="120" w:type="dxa"/>
+              <w:bottom w:w="80" w:type="dxa"/>
+              <w:end w:w="120" w:type="dxa"/>
+            </w:tcMar>
+          </w:tcPr>
+          <w:p>
+            <w:pPr>
+              <w:spacing w:before="0" w:after="0" w:line="240" w:lineRule="auto"/>
+              <w:jc w:val="center"/>
+            </w:pPr>
+            <w:r>
+              <w:rPr>
+                <w:rFonts w:ascii="Calibri" w:hAnsi="Calibri"/>
+                <w:b w:val="0"/>
+                <w:i w:val="0"/>
+                <w:color w:val="111827"/>
+                <w:sz w:val="16"/>
+              </w:rPr>
+              <w:t>6/0/3</w:t>
+            </w:r>
+          </w:p>
+        </w:tc>
+        <w:tc>
+          <w:tcPr>
+            <w:tcW w:type="dxa" w:w="720"/>
+            <w:vAlign w:val="center"/>
+            <w:tcMar>
+              <w:top w:w="80" w:type="dxa"/>
+              <w:start w:w="120" w:type="dxa"/>
+              <w:bottom w:w="80" w:type="dxa"/>
+              <w:end w:w="120" w:type="dxa"/>
+            </w:tcMar>
+          </w:tcPr>
+          <w:p>
+            <w:pPr>
+              <w:spacing w:before="0" w:after="0" w:line="240" w:lineRule="auto"/>
+              <w:jc w:val="center"/>
+            </w:pPr>
+            <w:r>
+              <w:rPr>
+                <w:rFonts w:ascii="Calibri" w:hAnsi="Calibri"/>
+                <w:b w:val="0"/>
+                <w:i w:val="0"/>
+                <w:color w:val="111827"/>
+                <w:sz w:val="16"/>
+              </w:rPr>
+              <w:t>0.26</w:t>
+            </w:r>
+          </w:p>
+        </w:tc>
+        <w:tc>
+          <w:tcPr>
+            <w:tcW w:type="dxa" w:w="1152"/>
+            <w:vAlign w:val="center"/>
+            <w:tcMar>
+              <w:top w:w="80" w:type="dxa"/>
+              <w:start w:w="120" w:type="dxa"/>
+              <w:bottom w:w="80" w:type="dxa"/>
+              <w:end w:w="120" w:type="dxa"/>
+            </w:tcMar>
+          </w:tcPr>
+          <w:p>
+            <w:pPr>
+              <w:spacing w:before="0" w:after="0" w:line="240" w:lineRule="auto"/>
+              <w:jc w:val="center"/>
+            </w:pPr>
+            <w:r>
+              <w:rPr>
+                <w:rFonts w:ascii="Calibri" w:hAnsi="Calibri"/>
+                <w:b w:val="0"/>
+                <w:i w:val="0"/>
+                <w:color w:val="111827"/>
+                <w:sz w:val="16"/>
+              </w:rPr>
+              <w:t>0.4574</w:t>
+            </w:r>
+          </w:p>
+        </w:tc>
+        <w:tc>
+          <w:tcPr>
+            <w:tcW w:type="dxa" w:w="1296"/>
+            <w:vAlign w:val="center"/>
+            <w:tcMar>
+              <w:top w:w="80" w:type="dxa"/>
+              <w:start w:w="120" w:type="dxa"/>
+              <w:bottom w:w="80" w:type="dxa"/>
+              <w:end w:w="120" w:type="dxa"/>
+            </w:tcMar>
+          </w:tcPr>
+          <w:p>
+            <w:pPr>
+              <w:spacing w:before="0" w:after="0" w:line="240" w:lineRule="auto"/>
+              <w:jc w:val="left"/>
+            </w:pPr>
+            <w:r>
+              <w:rPr>
+                <w:rFonts w:ascii="Calibri" w:hAnsi="Calibri"/>
+                <w:b w:val="0"/>
+                <w:i w:val="0"/>
+                <w:color w:val="111827"/>
+                <w:sz w:val="16"/>
+              </w:rPr>
+              <w:t>0.4258</w:t>
+            </w:r>
+          </w:p>
+        </w:tc>
+      </w:tr>
+      <w:tr>
+        <w:tc>
+          <w:tcPr>
+            <w:tcW w:type="dxa" w:w="720"/>
+            <w:vAlign w:val="center"/>
+            <w:tcMar>
+              <w:top w:w="80" w:type="dxa"/>
+              <w:start w:w="120" w:type="dxa"/>
+              <w:bottom w:w="80" w:type="dxa"/>
+              <w:end w:w="120" w:type="dxa"/>
+            </w:tcMar>
+          </w:tcPr>
+          <w:p>
+            <w:pPr>
+              <w:spacing w:before="0" w:after="0" w:line="240" w:lineRule="auto"/>
+              <w:jc w:val="left"/>
+            </w:pPr>
+            <w:r>
+              <w:rPr>
+                <w:rFonts w:ascii="Calibri" w:hAnsi="Calibri"/>
+                <w:b w:val="0"/>
+                <w:i w:val="0"/>
+                <w:color w:val="111827"/>
+                <w:sz w:val="16"/>
+              </w:rPr>
+              <w:t>2b</w:t>
+            </w:r>
+          </w:p>
+        </w:tc>
+        <w:tc>
+          <w:tcPr>
+            <w:tcW w:type="dxa" w:w="2088"/>
+            <w:vAlign w:val="center"/>
+            <w:tcMar>
+              <w:top w:w="80" w:type="dxa"/>
+              <w:start w:w="120" w:type="dxa"/>
+              <w:bottom w:w="80" w:type="dxa"/>
+              <w:end w:w="120" w:type="dxa"/>
+            </w:tcMar>
+          </w:tcPr>
+          <w:p>
+            <w:pPr>
+              <w:spacing w:before="0" w:after="0" w:line="240" w:lineRule="auto"/>
+              <w:jc w:val="left"/>
+            </w:pPr>
+            <w:r>
+              <w:rPr>
+                <w:rFonts w:ascii="Calibri" w:hAnsi="Calibri"/>
+                <w:b w:val="0"/>
+                <w:i w:val="0"/>
+                <w:color w:val="111827"/>
+                <w:sz w:val="16"/>
+              </w:rPr>
+              <w:t>Dual vs neural</w:t>
+            </w:r>
+          </w:p>
+        </w:tc>
+        <w:tc>
+          <w:tcPr>
+            <w:tcW w:type="dxa" w:w="936"/>
+            <w:vAlign w:val="center"/>
+            <w:tcMar>
+              <w:top w:w="80" w:type="dxa"/>
+              <w:start w:w="120" w:type="dxa"/>
+              <w:bottom w:w="80" w:type="dxa"/>
+              <w:end w:w="120" w:type="dxa"/>
+            </w:tcMar>
+          </w:tcPr>
+          <w:p>
+            <w:pPr>
+              <w:spacing w:before="0" w:after="0" w:line="240" w:lineRule="auto"/>
+              <w:jc w:val="center"/>
+            </w:pPr>
+            <w:r>
+              <w:rPr>
+                <w:rFonts w:ascii="Calibri" w:hAnsi="Calibri"/>
+                <w:b w:val="0"/>
+                <w:i w:val="0"/>
+                <w:color w:val="111827"/>
+                <w:sz w:val="16"/>
+              </w:rPr>
+              <w:t>+0.0010</w:t>
+            </w:r>
+          </w:p>
+        </w:tc>
+        <w:tc>
+          <w:tcPr>
+            <w:tcW w:type="dxa" w:w="936"/>
+            <w:vAlign w:val="center"/>
+            <w:tcMar>
+              <w:top w:w="80" w:type="dxa"/>
+              <w:start w:w="120" w:type="dxa"/>
+              <w:bottom w:w="80" w:type="dxa"/>
+              <w:end w:w="120" w:type="dxa"/>
+            </w:tcMar>
+          </w:tcPr>
+          <w:p>
+            <w:pPr>
+              <w:spacing w:before="0" w:after="0" w:line="240" w:lineRule="auto"/>
+              <w:jc w:val="center"/>
+            </w:pPr>
+            <w:r>
+              <w:rPr>
+                <w:rFonts w:ascii="Calibri" w:hAnsi="Calibri"/>
+                <w:b w:val="0"/>
+                <w:i w:val="0"/>
+                <w:color w:val="111827"/>
+                <w:sz w:val="16"/>
+              </w:rPr>
+              <w:t>7/0/2</w:t>
+            </w:r>
+          </w:p>
+        </w:tc>
+        <w:tc>
+          <w:tcPr>
+            <w:tcW w:type="dxa" w:w="720"/>
+            <w:vAlign w:val="center"/>
+            <w:tcMar>
+              <w:top w:w="80" w:type="dxa"/>
+              <w:start w:w="120" w:type="dxa"/>
+              <w:bottom w:w="80" w:type="dxa"/>
+              <w:end w:w="120" w:type="dxa"/>
+            </w:tcMar>
+          </w:tcPr>
+          <w:p>
+            <w:pPr>
+              <w:spacing w:before="0" w:after="0" w:line="240" w:lineRule="auto"/>
+              <w:jc w:val="center"/>
+            </w:pPr>
+            <w:r>
+              <w:rPr>
+                <w:rFonts w:ascii="Calibri" w:hAnsi="Calibri"/>
+                <w:b w:val="0"/>
+                <w:i w:val="0"/>
+                <w:color w:val="111827"/>
+                <w:sz w:val="16"/>
+              </w:rPr>
+              <w:t>0.07</w:t>
+            </w:r>
+          </w:p>
+        </w:tc>
+        <w:tc>
+          <w:tcPr>
+            <w:tcW w:type="dxa" w:w="1152"/>
+            <w:vAlign w:val="center"/>
+            <w:tcMar>
+              <w:top w:w="80" w:type="dxa"/>
+              <w:start w:w="120" w:type="dxa"/>
+              <w:bottom w:w="80" w:type="dxa"/>
+              <w:end w:w="120" w:type="dxa"/>
+            </w:tcMar>
+          </w:tcPr>
+          <w:p>
+            <w:pPr>
+              <w:spacing w:before="0" w:after="0" w:line="240" w:lineRule="auto"/>
+              <w:jc w:val="center"/>
+            </w:pPr>
+            <w:r>
+              <w:rPr>
+                <w:rFonts w:ascii="Calibri" w:hAnsi="Calibri"/>
+                <w:b w:val="0"/>
+                <w:i w:val="0"/>
+                <w:color w:val="111827"/>
+                <w:sz w:val="16"/>
+              </w:rPr>
+              <w:t>0.8472</w:t>
+            </w:r>
+          </w:p>
+        </w:tc>
+        <w:tc>
+          <w:tcPr>
+            <w:tcW w:type="dxa" w:w="1296"/>
+            <w:vAlign w:val="center"/>
+            <w:tcMar>
+              <w:top w:w="80" w:type="dxa"/>
+              <w:start w:w="120" w:type="dxa"/>
+              <w:bottom w:w="80" w:type="dxa"/>
+              <w:end w:w="120" w:type="dxa"/>
+            </w:tcMar>
+          </w:tcPr>
+          <w:p>
+            <w:pPr>
+              <w:spacing w:before="0" w:after="0" w:line="240" w:lineRule="auto"/>
+              <w:jc w:val="left"/>
+            </w:pPr>
+            <w:r>
+              <w:rPr>
+                <w:rFonts w:ascii="Calibri" w:hAnsi="Calibri"/>
+                <w:b w:val="0"/>
+                <w:i w:val="0"/>
+                <w:color w:val="111827"/>
+                <w:sz w:val="16"/>
+              </w:rPr>
+              <w:t>0.1523</w:t>
+            </w:r>
+          </w:p>
+        </w:tc>
+      </w:tr>
+      <w:tr>
+        <w:tc>
+          <w:tcPr>
+            <w:tcW w:type="dxa" w:w="720"/>
+            <w:vAlign w:val="center"/>
+            <w:tcMar>
+              <w:top w:w="80" w:type="dxa"/>
+              <w:start w:w="120" w:type="dxa"/>
+              <w:bottom w:w="80" w:type="dxa"/>
+              <w:end w:w="120" w:type="dxa"/>
+            </w:tcMar>
+          </w:tcPr>
+          <w:p>
+            <w:pPr>
+              <w:spacing w:before="0" w:after="0" w:line="240" w:lineRule="auto"/>
+              <w:jc w:val="left"/>
+            </w:pPr>
+            <w:r>
+              <w:rPr>
+                <w:rFonts w:ascii="Calibri" w:hAnsi="Calibri"/>
+                <w:b w:val="0"/>
+                <w:i w:val="0"/>
+                <w:color w:val="111827"/>
+                <w:sz w:val="16"/>
+              </w:rPr>
+              <w:t>2b</w:t>
+            </w:r>
+          </w:p>
+        </w:tc>
+        <w:tc>
+          <w:tcPr>
+            <w:tcW w:type="dxa" w:w="2088"/>
+            <w:vAlign w:val="center"/>
+            <w:tcMar>
+              <w:top w:w="80" w:type="dxa"/>
+              <w:start w:w="120" w:type="dxa"/>
+              <w:bottom w:w="80" w:type="dxa"/>
+              <w:end w:w="120" w:type="dxa"/>
+            </w:tcMar>
+          </w:tcPr>
+          <w:p>
+            <w:pPr>
+              <w:spacing w:before="0" w:after="0" w:line="240" w:lineRule="auto"/>
+              <w:jc w:val="left"/>
+            </w:pPr>
+            <w:r>
+              <w:rPr>
+                <w:rFonts w:ascii="Calibri" w:hAnsi="Calibri"/>
+                <w:b w:val="0"/>
+                <w:i w:val="0"/>
+                <w:color w:val="111827"/>
+                <w:sz w:val="16"/>
+              </w:rPr>
+              <w:t>Dual vs Riemann</w:t>
+            </w:r>
+          </w:p>
+        </w:tc>
+        <w:tc>
+          <w:tcPr>
+            <w:tcW w:type="dxa" w:w="936"/>
+            <w:vAlign w:val="center"/>
+            <w:tcMar>
+              <w:top w:w="80" w:type="dxa"/>
+              <w:start w:w="120" w:type="dxa"/>
+              <w:bottom w:w="80" w:type="dxa"/>
+              <w:end w:w="120" w:type="dxa"/>
+            </w:tcMar>
+          </w:tcPr>
+          <w:p>
+            <w:pPr>
+              <w:spacing w:before="0" w:after="0" w:line="240" w:lineRule="auto"/>
+              <w:jc w:val="center"/>
+            </w:pPr>
+            <w:r>
+              <w:rPr>
+                <w:rFonts w:ascii="Calibri" w:hAnsi="Calibri"/>
+                <w:b w:val="0"/>
+                <w:i w:val="0"/>
+                <w:color w:val="111827"/>
+                <w:sz w:val="16"/>
+              </w:rPr>
+              <w:t>+0.0044</w:t>
+            </w:r>
+          </w:p>
+        </w:tc>
+        <w:tc>
+          <w:tcPr>
+            <w:tcW w:type="dxa" w:w="936"/>
+            <w:vAlign w:val="center"/>
+            <w:tcMar>
+              <w:top w:w="80" w:type="dxa"/>
+              <w:start w:w="120" w:type="dxa"/>
+              <w:bottom w:w="80" w:type="dxa"/>
+              <w:end w:w="120" w:type="dxa"/>
+            </w:tcMar>
+          </w:tcPr>
+          <w:p>
+            <w:pPr>
+              <w:spacing w:before="0" w:after="0" w:line="240" w:lineRule="auto"/>
+              <w:jc w:val="center"/>
+            </w:pPr>
+            <w:r>
+              <w:rPr>
+                <w:rFonts w:ascii="Calibri" w:hAnsi="Calibri"/>
+                <w:b w:val="0"/>
+                <w:i w:val="0"/>
+                <w:color w:val="111827"/>
+                <w:sz w:val="16"/>
+              </w:rPr>
+              <w:t>7/0/2</w:t>
+            </w:r>
+          </w:p>
+        </w:tc>
+        <w:tc>
+          <w:tcPr>
+            <w:tcW w:type="dxa" w:w="720"/>
+            <w:vAlign w:val="center"/>
+            <w:tcMar>
+              <w:top w:w="80" w:type="dxa"/>
+              <w:start w:w="120" w:type="dxa"/>
+              <w:bottom w:w="80" w:type="dxa"/>
+              <w:end w:w="120" w:type="dxa"/>
+            </w:tcMar>
+          </w:tcPr>
+          <w:p>
+            <w:pPr>
+              <w:spacing w:before="0" w:after="0" w:line="240" w:lineRule="auto"/>
+              <w:jc w:val="center"/>
+            </w:pPr>
+            <w:r>
+              <w:rPr>
+                <w:rFonts w:ascii="Calibri" w:hAnsi="Calibri"/>
+                <w:b w:val="0"/>
+                <w:i w:val="0"/>
+                <w:color w:val="111827"/>
+                <w:sz w:val="16"/>
+              </w:rPr>
+              <w:t>0.29</w:t>
+            </w:r>
+          </w:p>
+        </w:tc>
+        <w:tc>
+          <w:tcPr>
+            <w:tcW w:type="dxa" w:w="1152"/>
+            <w:vAlign w:val="center"/>
+            <w:tcMar>
+              <w:top w:w="80" w:type="dxa"/>
+              <w:start w:w="120" w:type="dxa"/>
+              <w:bottom w:w="80" w:type="dxa"/>
+              <w:end w:w="120" w:type="dxa"/>
+            </w:tcMar>
+          </w:tcPr>
+          <w:p>
+            <w:pPr>
+              <w:spacing w:before="0" w:after="0" w:line="240" w:lineRule="auto"/>
+              <w:jc w:val="center"/>
+            </w:pPr>
+            <w:r>
+              <w:rPr>
+                <w:rFonts w:ascii="Calibri" w:hAnsi="Calibri"/>
+                <w:b w:val="0"/>
+                <w:i w:val="0"/>
+                <w:color w:val="111827"/>
+                <w:sz w:val="16"/>
+              </w:rPr>
+              <w:t>0.4173</w:t>
+            </w:r>
+          </w:p>
+        </w:tc>
+        <w:tc>
+          <w:tcPr>
+            <w:tcW w:type="dxa" w:w="1296"/>
+            <w:vAlign w:val="center"/>
+            <w:tcMar>
+              <w:top w:w="80" w:type="dxa"/>
+              <w:start w:w="120" w:type="dxa"/>
+              <w:bottom w:w="80" w:type="dxa"/>
+              <w:end w:w="120" w:type="dxa"/>
+            </w:tcMar>
+          </w:tcPr>
+          <w:p>
+            <w:pPr>
+              <w:spacing w:before="0" w:after="0" w:line="240" w:lineRule="auto"/>
+              <w:jc w:val="left"/>
+            </w:pPr>
+            <w:r>
+              <w:rPr>
+                <w:rFonts w:ascii="Calibri" w:hAnsi="Calibri"/>
+                <w:b w:val="0"/>
+                <w:i w:val="0"/>
+                <w:color w:val="111827"/>
+                <w:sz w:val="16"/>
+              </w:rPr>
+              <w:t>0.2031</w:t>
+            </w:r>
+          </w:p>
+        </w:tc>
+      </w:tr>
+      <w:tr>
+        <w:tc>
+          <w:tcPr>
+            <w:tcW w:type="dxa" w:w="720"/>
+            <w:vAlign w:val="center"/>
+            <w:tcMar>
+              <w:top w:w="80" w:type="dxa"/>
+              <w:start w:w="120" w:type="dxa"/>
+              <w:bottom w:w="80" w:type="dxa"/>
+              <w:end w:w="120" w:type="dxa"/>
+            </w:tcMar>
+          </w:tcPr>
+          <w:p>
+            <w:pPr>
+              <w:spacing w:before="0" w:after="0" w:line="240" w:lineRule="auto"/>
+              <w:jc w:val="left"/>
+            </w:pPr>
+            <w:r>
+              <w:rPr>
+                <w:rFonts w:ascii="Calibri" w:hAnsi="Calibri"/>
+                <w:b w:val="0"/>
+                <w:i w:val="0"/>
+                <w:color w:val="111827"/>
+                <w:sz w:val="16"/>
+              </w:rPr>
+              <w:t>2b</w:t>
+            </w:r>
+          </w:p>
+        </w:tc>
+        <w:tc>
+          <w:tcPr>
+            <w:tcW w:type="dxa" w:w="2088"/>
+            <w:vAlign w:val="center"/>
+            <w:tcMar>
+              <w:top w:w="80" w:type="dxa"/>
+              <w:start w:w="120" w:type="dxa"/>
+              <w:bottom w:w="80" w:type="dxa"/>
+              <w:end w:w="120" w:type="dxa"/>
+            </w:tcMar>
+          </w:tcPr>
+          <w:p>
+            <w:pPr>
+              <w:spacing w:before="0" w:after="0" w:line="240" w:lineRule="auto"/>
+              <w:jc w:val="left"/>
+            </w:pPr>
+            <w:r>
+              <w:rPr>
+                <w:rFonts w:ascii="Calibri" w:hAnsi="Calibri"/>
+                <w:b w:val="0"/>
+                <w:i w:val="0"/>
+                <w:color w:val="111827"/>
+                <w:sz w:val="16"/>
+              </w:rPr>
+              <w:t>Neural vs CE</w:t>
+            </w:r>
+          </w:p>
+        </w:tc>
+        <w:tc>
+          <w:tcPr>
+            <w:tcW w:type="dxa" w:w="936"/>
+            <w:vAlign w:val="center"/>
+            <w:tcMar>
+              <w:top w:w="80" w:type="dxa"/>
+              <w:start w:w="120" w:type="dxa"/>
+              <w:bottom w:w="80" w:type="dxa"/>
+              <w:end w:w="120" w:type="dxa"/>
+            </w:tcMar>
+          </w:tcPr>
+          <w:p>
+            <w:pPr>
+              <w:spacing w:before="0" w:after="0" w:line="240" w:lineRule="auto"/>
+              <w:jc w:val="center"/>
+            </w:pPr>
+            <w:r>
+              <w:rPr>
+                <w:rFonts w:ascii="Calibri" w:hAnsi="Calibri"/>
+                <w:b w:val="0"/>
+                <w:i w:val="0"/>
+                <w:color w:val="111827"/>
+                <w:sz w:val="16"/>
+              </w:rPr>
+              <w:t>+0.0032</w:t>
+            </w:r>
+          </w:p>
+        </w:tc>
+        <w:tc>
+          <w:tcPr>
+            <w:tcW w:type="dxa" w:w="936"/>
+            <w:vAlign w:val="center"/>
+            <w:tcMar>
+              <w:top w:w="80" w:type="dxa"/>
+              <w:start w:w="120" w:type="dxa"/>
+              <w:bottom w:w="80" w:type="dxa"/>
+              <w:end w:w="120" w:type="dxa"/>
+            </w:tcMar>
+          </w:tcPr>
+          <w:p>
+            <w:pPr>
+              <w:spacing w:before="0" w:after="0" w:line="240" w:lineRule="auto"/>
+              <w:jc w:val="center"/>
+            </w:pPr>
+            <w:r>
+              <w:rPr>
+                <w:rFonts w:ascii="Calibri" w:hAnsi="Calibri"/>
+                <w:b w:val="0"/>
+                <w:i w:val="0"/>
+                <w:color w:val="111827"/>
+                <w:sz w:val="16"/>
+              </w:rPr>
+              <w:t>6/0/3</w:t>
+            </w:r>
+          </w:p>
+        </w:tc>
+        <w:tc>
+          <w:tcPr>
+            <w:tcW w:type="dxa" w:w="720"/>
+            <w:vAlign w:val="center"/>
+            <w:tcMar>
+              <w:top w:w="80" w:type="dxa"/>
+              <w:start w:w="120" w:type="dxa"/>
+              <w:bottom w:w="80" w:type="dxa"/>
+              <w:end w:w="120" w:type="dxa"/>
+            </w:tcMar>
+          </w:tcPr>
+          <w:p>
+            <w:pPr>
+              <w:spacing w:before="0" w:after="0" w:line="240" w:lineRule="auto"/>
+              <w:jc w:val="center"/>
+            </w:pPr>
+            <w:r>
+              <w:rPr>
+                <w:rFonts w:ascii="Calibri" w:hAnsi="Calibri"/>
+                <w:b w:val="0"/>
+                <w:i w:val="0"/>
+                <w:color w:val="111827"/>
+                <w:sz w:val="16"/>
+              </w:rPr>
+              <w:t>0.29</w:t>
+            </w:r>
+          </w:p>
+        </w:tc>
+        <w:tc>
+          <w:tcPr>
+            <w:tcW w:type="dxa" w:w="1152"/>
+            <w:vAlign w:val="center"/>
+            <w:tcMar>
+              <w:top w:w="80" w:type="dxa"/>
+              <w:start w:w="120" w:type="dxa"/>
+              <w:bottom w:w="80" w:type="dxa"/>
+              <w:end w:w="120" w:type="dxa"/>
+            </w:tcMar>
+          </w:tcPr>
+          <w:p>
+            <w:pPr>
+              <w:spacing w:before="0" w:after="0" w:line="240" w:lineRule="auto"/>
+              <w:jc w:val="center"/>
+            </w:pPr>
+            <w:r>
+              <w:rPr>
+                <w:rFonts w:ascii="Calibri" w:hAnsi="Calibri"/>
+                <w:b w:val="0"/>
+                <w:i w:val="0"/>
+                <w:color w:val="111827"/>
+                <w:sz w:val="16"/>
+              </w:rPr>
+              <w:t>0.4060</w:t>
+            </w:r>
+          </w:p>
+        </w:tc>
+        <w:tc>
+          <w:tcPr>
+            <w:tcW w:type="dxa" w:w="1296"/>
+            <w:vAlign w:val="center"/>
+            <w:tcMar>
+              <w:top w:w="80" w:type="dxa"/>
+              <w:start w:w="120" w:type="dxa"/>
+              <w:bottom w:w="80" w:type="dxa"/>
+              <w:end w:w="120" w:type="dxa"/>
+            </w:tcMar>
+          </w:tcPr>
+          <w:p>
+            <w:pPr>
+              <w:spacing w:before="0" w:after="0" w:line="240" w:lineRule="auto"/>
+              <w:jc w:val="left"/>
+            </w:pPr>
+            <w:r>
+              <w:rPr>
+                <w:rFonts w:ascii="Calibri" w:hAnsi="Calibri"/>
+                <w:b w:val="0"/>
+                <w:i w:val="0"/>
+                <w:color w:val="111827"/>
+                <w:sz w:val="16"/>
+              </w:rPr>
+              <w:t>0.3789</w:t>
+            </w:r>
+          </w:p>
+        </w:tc>
+      </w:tr>
+      <w:tr>
+        <w:tc>
+          <w:tcPr>
+            <w:tcW w:type="dxa" w:w="720"/>
+            <w:vAlign w:val="center"/>
+            <w:tcMar>
+              <w:top w:w="80" w:type="dxa"/>
+              <w:start w:w="120" w:type="dxa"/>
+              <w:bottom w:w="80" w:type="dxa"/>
+              <w:end w:w="120" w:type="dxa"/>
+            </w:tcMar>
+          </w:tcPr>
+          <w:p>
+            <w:pPr>
+              <w:spacing w:before="0" w:after="0" w:line="240" w:lineRule="auto"/>
+              <w:jc w:val="left"/>
+            </w:pPr>
+            <w:r>
+              <w:rPr>
+                <w:rFonts w:ascii="Calibri" w:hAnsi="Calibri"/>
+                <w:b w:val="0"/>
+                <w:i w:val="0"/>
+                <w:color w:val="111827"/>
+                <w:sz w:val="16"/>
+              </w:rPr>
+              <w:t>2b</w:t>
+            </w:r>
+          </w:p>
+        </w:tc>
+        <w:tc>
+          <w:tcPr>
+            <w:tcW w:type="dxa" w:w="2088"/>
+            <w:vAlign w:val="center"/>
+            <w:tcMar>
+              <w:top w:w="80" w:type="dxa"/>
+              <w:start w:w="120" w:type="dxa"/>
+              <w:bottom w:w="80" w:type="dxa"/>
+              <w:end w:w="120" w:type="dxa"/>
+            </w:tcMar>
+          </w:tcPr>
+          <w:p>
+            <w:pPr>
+              <w:spacing w:before="0" w:after="0" w:line="240" w:lineRule="auto"/>
+              <w:jc w:val="left"/>
+            </w:pPr>
+            <w:r>
+              <w:rPr>
+                <w:rFonts w:ascii="Calibri" w:hAnsi="Calibri"/>
+                <w:b w:val="0"/>
+                <w:i w:val="0"/>
+                <w:color w:val="111827"/>
+                <w:sz w:val="16"/>
+              </w:rPr>
+              <w:t>Riemann vs CE</w:t>
+            </w:r>
+          </w:p>
+        </w:tc>
+        <w:tc>
+          <w:tcPr>
+            <w:tcW w:type="dxa" w:w="936"/>
+            <w:vAlign w:val="center"/>
+            <w:tcMar>
+              <w:top w:w="80" w:type="dxa"/>
+              <w:start w:w="120" w:type="dxa"/>
+              <w:bottom w:w="80" w:type="dxa"/>
+              <w:end w:w="120" w:type="dxa"/>
+            </w:tcMar>
+          </w:tcPr>
+          <w:p>
+            <w:pPr>
+              <w:spacing w:before="0" w:after="0" w:line="240" w:lineRule="auto"/>
+              <w:jc w:val="center"/>
+            </w:pPr>
+            <w:r>
+              <w:rPr>
+                <w:rFonts w:ascii="Calibri" w:hAnsi="Calibri"/>
+                <w:b w:val="0"/>
+                <w:i w:val="0"/>
+                <w:color w:val="111827"/>
+                <w:sz w:val="16"/>
+              </w:rPr>
+              <w:t>-0.0002</w:t>
+            </w:r>
+          </w:p>
+        </w:tc>
+        <w:tc>
+          <w:tcPr>
+            <w:tcW w:type="dxa" w:w="936"/>
+            <w:vAlign w:val="center"/>
+            <w:tcMar>
+              <w:top w:w="80" w:type="dxa"/>
+              <w:start w:w="120" w:type="dxa"/>
+              <w:bottom w:w="80" w:type="dxa"/>
+              <w:end w:w="120" w:type="dxa"/>
+            </w:tcMar>
+          </w:tcPr>
+          <w:p>
+            <w:pPr>
+              <w:spacing w:before="0" w:after="0" w:line="240" w:lineRule="auto"/>
+              <w:jc w:val="center"/>
+            </w:pPr>
+            <w:r>
+              <w:rPr>
+                <w:rFonts w:ascii="Calibri" w:hAnsi="Calibri"/>
+                <w:b w:val="0"/>
+                <w:i w:val="0"/>
+                <w:color w:val="111827"/>
+                <w:sz w:val="16"/>
+              </w:rPr>
+              <w:t>5/2/2</w:t>
+            </w:r>
+          </w:p>
+        </w:tc>
+        <w:tc>
+          <w:tcPr>
+            <w:tcW w:type="dxa" w:w="720"/>
+            <w:vAlign w:val="center"/>
+            <w:tcMar>
+              <w:top w:w="80" w:type="dxa"/>
+              <w:start w:w="120" w:type="dxa"/>
+              <w:bottom w:w="80" w:type="dxa"/>
+              <w:end w:w="120" w:type="dxa"/>
+            </w:tcMar>
+          </w:tcPr>
+          <w:p>
+            <w:pPr>
+              <w:spacing w:before="0" w:after="0" w:line="240" w:lineRule="auto"/>
+              <w:jc w:val="center"/>
+            </w:pPr>
+            <w:r>
+              <w:rPr>
+                <w:rFonts w:ascii="Calibri" w:hAnsi="Calibri"/>
+                <w:b w:val="0"/>
+                <w:i w:val="0"/>
+                <w:color w:val="111827"/>
+                <w:sz w:val="16"/>
+              </w:rPr>
+              <w:t>-0.03</w:t>
+            </w:r>
+          </w:p>
+        </w:tc>
+        <w:tc>
+          <w:tcPr>
+            <w:tcW w:type="dxa" w:w="1152"/>
+            <w:vAlign w:val="center"/>
+            <w:tcMar>
+              <w:top w:w="80" w:type="dxa"/>
+              <w:start w:w="120" w:type="dxa"/>
+              <w:bottom w:w="80" w:type="dxa"/>
+              <w:end w:w="120" w:type="dxa"/>
+            </w:tcMar>
+          </w:tcPr>
+          <w:p>
+            <w:pPr>
+              <w:spacing w:before="0" w:after="0" w:line="240" w:lineRule="auto"/>
+              <w:jc w:val="center"/>
+            </w:pPr>
+            <w:r>
+              <w:rPr>
+                <w:rFonts w:ascii="Calibri" w:hAnsi="Calibri"/>
+                <w:b w:val="0"/>
+                <w:i w:val="0"/>
+                <w:color w:val="111827"/>
+                <w:sz w:val="16"/>
+              </w:rPr>
+              <w:t>0.9338</w:t>
+            </w:r>
+          </w:p>
+        </w:tc>
+        <w:tc>
+          <w:tcPr>
+            <w:tcW w:type="dxa" w:w="1296"/>
+            <w:vAlign w:val="center"/>
+            <w:tcMar>
+              <w:top w:w="80" w:type="dxa"/>
+              <w:start w:w="120" w:type="dxa"/>
+              <w:bottom w:w="80" w:type="dxa"/>
+              <w:end w:w="120" w:type="dxa"/>
+            </w:tcMar>
+          </w:tcPr>
+          <w:p>
+            <w:pPr>
+              <w:spacing w:before="0" w:after="0" w:line="240" w:lineRule="auto"/>
+              <w:jc w:val="left"/>
+            </w:pPr>
+            <w:r>
+              <w:rPr>
+                <w:rFonts w:ascii="Calibri" w:hAnsi="Calibri"/>
+                <w:b w:val="0"/>
+                <w:i w:val="0"/>
+                <w:color w:val="111827"/>
+                <w:sz w:val="16"/>
+              </w:rPr>
+              <w:t>0.9375</w:t>
+            </w:r>
+          </w:p>
+        </w:tc>
+      </w:tr>
+    </w:tbl>
+    <w:p>
+      <w:pPr>
+        <w:spacing w:after="40"/>
+      </w:pPr>
+    </w:p>
+    <w:p>
+      <w:pPr>
+        <w:pStyle w:val="Heading2"/>
+      </w:pPr>
+      <w:r>
+        <w:t>3.4 Comparison with neural and classical baselines</w:t>
       </w:r>
     </w:p>
     <w:p>
@@ -7523,20 +11350,19 @@
           <w:color w:val="173A5E"/>
           <w:sz w:val="20"/>
         </w:rPr>
-        <w:t>Table 5. Subject-mean paired comparisons of global routing with external baselines. Parentheses contain Holm-adjusted p values within each dataset.</w:t>
+        <w:t>Table 5a. Paired comparisons with external baselines on BCI Competition IV-2a (Holm-adjusted p values in parentheses).</w:t>
       </w:r>
     </w:p>
     <w:tbl>
       <w:tblPr>
         <w:tblStyle w:val="TableGrid"/>
-        <w:tblW w:type="dxa" w:w="8928"/>
+        <w:tblW w:type="dxa" w:w="8280"/>
         <w:jc w:val="center"/>
         <w:tblLayout w:type="fixed"/>
         <w:tblLook w:firstColumn="1" w:firstRow="1" w:lastColumn="0" w:lastRow="0" w:noHBand="0" w:noVBand="1" w:val="04A0"/>
         <w:tblInd w:w="120" w:type="dxa"/>
       </w:tblPr>
       <w:tblGrid>
-        <w:gridCol w:w="648"/>
         <w:gridCol w:w="2232"/>
         <w:gridCol w:w="936"/>
         <w:gridCol w:w="864"/>
@@ -7550,7 +11376,7 @@
         </w:trPr>
         <w:tc>
           <w:tcPr>
-            <w:tcW w:type="dxa" w:w="648"/>
+            <w:tcW w:type="dxa" w:w="2232"/>
             <w:vAlign w:val="center"/>
             <w:tcMar>
               <w:top w:w="80" w:type="dxa"/>
@@ -7573,13 +11399,13 @@
                 <w:color w:val="173A5E"/>
                 <w:sz w:val="16"/>
               </w:rPr>
-              <w:t>Dataset</w:t>
-            </w:r>
-          </w:p>
-        </w:tc>
-        <w:tc>
-          <w:tcPr>
-            <w:tcW w:type="dxa" w:w="2232"/>
+              <w:t>Comparator</w:t>
+            </w:r>
+          </w:p>
+        </w:tc>
+        <w:tc>
+          <w:tcPr>
+            <w:tcW w:type="dxa" w:w="936"/>
             <w:vAlign w:val="center"/>
             <w:tcMar>
               <w:top w:w="80" w:type="dxa"/>
@@ -7593,35 +11419,6 @@
             <w:pPr>
               <w:spacing w:before="0" w:after="0" w:line="240" w:lineRule="auto"/>
               <w:jc w:val="left"/>
-            </w:pPr>
-            <w:r>
-              <w:rPr>
-                <w:rFonts w:ascii="Calibri" w:hAnsi="Calibri"/>
-                <w:b/>
-                <w:i w:val="0"/>
-                <w:color w:val="173A5E"/>
-                <w:sz w:val="16"/>
-              </w:rPr>
-              <w:t>Comparator</w:t>
-            </w:r>
-          </w:p>
-        </w:tc>
-        <w:tc>
-          <w:tcPr>
-            <w:tcW w:type="dxa" w:w="936"/>
-            <w:vAlign w:val="center"/>
-            <w:tcMar>
-              <w:top w:w="80" w:type="dxa"/>
-              <w:start w:w="120" w:type="dxa"/>
-              <w:bottom w:w="80" w:type="dxa"/>
-              <w:end w:w="120" w:type="dxa"/>
-            </w:tcMar>
-            <w:shd w:fill="EAF1F7"/>
-          </w:tcPr>
-          <w:p>
-            <w:pPr>
-              <w:spacing w:before="0" w:after="0" w:line="240" w:lineRule="auto"/>
-              <w:jc w:val="center"/>
             </w:pPr>
             <w:r>
               <w:rPr>
@@ -7755,7 +11552,7 @@
       <w:tr>
         <w:tc>
           <w:tcPr>
-            <w:tcW w:type="dxa" w:w="648"/>
+            <w:tcW w:type="dxa" w:w="2232"/>
             <w:vAlign w:val="center"/>
             <w:tcMar>
               <w:top w:w="80" w:type="dxa"/>
@@ -7777,13 +11574,13 @@
                 <w:color w:val="111827"/>
                 <w:sz w:val="16"/>
               </w:rPr>
-              <w:t>2a</w:t>
-            </w:r>
-          </w:p>
-        </w:tc>
-        <w:tc>
-          <w:tcPr>
-            <w:tcW w:type="dxa" w:w="2232"/>
+              <w:t>EEGNetV4 2-s CE</w:t>
+            </w:r>
+          </w:p>
+        </w:tc>
+        <w:tc>
+          <w:tcPr>
+            <w:tcW w:type="dxa" w:w="936"/>
             <w:vAlign w:val="center"/>
             <w:tcMar>
               <w:top w:w="80" w:type="dxa"/>
@@ -7796,34 +11593,6 @@
             <w:pPr>
               <w:spacing w:before="0" w:after="0" w:line="240" w:lineRule="auto"/>
               <w:jc w:val="left"/>
-            </w:pPr>
-            <w:r>
-              <w:rPr>
-                <w:rFonts w:ascii="Calibri" w:hAnsi="Calibri"/>
-                <w:b w:val="0"/>
-                <w:i w:val="0"/>
-                <w:color w:val="111827"/>
-                <w:sz w:val="16"/>
-              </w:rPr>
-              <w:t>EEGNetV4 2-s CE</w:t>
-            </w:r>
-          </w:p>
-        </w:tc>
-        <w:tc>
-          <w:tcPr>
-            <w:tcW w:type="dxa" w:w="936"/>
-            <w:vAlign w:val="center"/>
-            <w:tcMar>
-              <w:top w:w="80" w:type="dxa"/>
-              <w:start w:w="120" w:type="dxa"/>
-              <w:bottom w:w="80" w:type="dxa"/>
-              <w:end w:w="120" w:type="dxa"/>
-            </w:tcMar>
-          </w:tcPr>
-          <w:p>
-            <w:pPr>
-              <w:spacing w:before="0" w:after="0" w:line="240" w:lineRule="auto"/>
-              <w:jc w:val="center"/>
             </w:pPr>
             <w:r>
               <w:rPr>
@@ -7953,7 +11722,7 @@
       <w:tr>
         <w:tc>
           <w:tcPr>
-            <w:tcW w:type="dxa" w:w="648"/>
+            <w:tcW w:type="dxa" w:w="2232"/>
             <w:vAlign w:val="center"/>
             <w:tcMar>
               <w:top w:w="80" w:type="dxa"/>
@@ -7975,13 +11744,13 @@
                 <w:color w:val="111827"/>
                 <w:sz w:val="16"/>
               </w:rPr>
-              <w:t>2a</w:t>
-            </w:r>
-          </w:p>
-        </w:tc>
-        <w:tc>
-          <w:tcPr>
-            <w:tcW w:type="dxa" w:w="2232"/>
+              <w:t>Riemann TS-LogReg 2 s</w:t>
+            </w:r>
+          </w:p>
+        </w:tc>
+        <w:tc>
+          <w:tcPr>
+            <w:tcW w:type="dxa" w:w="936"/>
             <w:vAlign w:val="center"/>
             <w:tcMar>
               <w:top w:w="80" w:type="dxa"/>
@@ -7994,34 +11763,6 @@
             <w:pPr>
               <w:spacing w:before="0" w:after="0" w:line="240" w:lineRule="auto"/>
               <w:jc w:val="left"/>
-            </w:pPr>
-            <w:r>
-              <w:rPr>
-                <w:rFonts w:ascii="Calibri" w:hAnsi="Calibri"/>
-                <w:b w:val="0"/>
-                <w:i w:val="0"/>
-                <w:color w:val="111827"/>
-                <w:sz w:val="16"/>
-              </w:rPr>
-              <w:t>Riemann TS-LogReg 2 s</w:t>
-            </w:r>
-          </w:p>
-        </w:tc>
-        <w:tc>
-          <w:tcPr>
-            <w:tcW w:type="dxa" w:w="936"/>
-            <w:vAlign w:val="center"/>
-            <w:tcMar>
-              <w:top w:w="80" w:type="dxa"/>
-              <w:start w:w="120" w:type="dxa"/>
-              <w:bottom w:w="80" w:type="dxa"/>
-              <w:end w:w="120" w:type="dxa"/>
-            </w:tcMar>
-          </w:tcPr>
-          <w:p>
-            <w:pPr>
-              <w:spacing w:before="0" w:after="0" w:line="240" w:lineRule="auto"/>
-              <w:jc w:val="center"/>
             </w:pPr>
             <w:r>
               <w:rPr>
@@ -8151,7 +11892,7 @@
       <w:tr>
         <w:tc>
           <w:tcPr>
-            <w:tcW w:type="dxa" w:w="648"/>
+            <w:tcW w:type="dxa" w:w="2232"/>
             <w:vAlign w:val="center"/>
             <w:tcMar>
               <w:top w:w="80" w:type="dxa"/>
@@ -8173,13 +11914,13 @@
                 <w:color w:val="111827"/>
                 <w:sz w:val="16"/>
               </w:rPr>
-              <w:t>2a</w:t>
-            </w:r>
-          </w:p>
-        </w:tc>
-        <w:tc>
-          <w:tcPr>
-            <w:tcW w:type="dxa" w:w="2232"/>
+              <w:t>CSP-LDA 2 s</w:t>
+            </w:r>
+          </w:p>
+        </w:tc>
+        <w:tc>
+          <w:tcPr>
+            <w:tcW w:type="dxa" w:w="936"/>
             <w:vAlign w:val="center"/>
             <w:tcMar>
               <w:top w:w="80" w:type="dxa"/>
@@ -8192,34 +11933,6 @@
             <w:pPr>
               <w:spacing w:before="0" w:after="0" w:line="240" w:lineRule="auto"/>
               <w:jc w:val="left"/>
-            </w:pPr>
-            <w:r>
-              <w:rPr>
-                <w:rFonts w:ascii="Calibri" w:hAnsi="Calibri"/>
-                <w:b w:val="0"/>
-                <w:i w:val="0"/>
-                <w:color w:val="111827"/>
-                <w:sz w:val="16"/>
-              </w:rPr>
-              <w:t>CSP-LDA 2 s</w:t>
-            </w:r>
-          </w:p>
-        </w:tc>
-        <w:tc>
-          <w:tcPr>
-            <w:tcW w:type="dxa" w:w="936"/>
-            <w:vAlign w:val="center"/>
-            <w:tcMar>
-              <w:top w:w="80" w:type="dxa"/>
-              <w:start w:w="120" w:type="dxa"/>
-              <w:bottom w:w="80" w:type="dxa"/>
-              <w:end w:w="120" w:type="dxa"/>
-            </w:tcMar>
-          </w:tcPr>
-          <w:p>
-            <w:pPr>
-              <w:spacing w:before="0" w:after="0" w:line="240" w:lineRule="auto"/>
-              <w:jc w:val="center"/>
             </w:pPr>
             <w:r>
               <w:rPr>
@@ -8349,7 +12062,7 @@
       <w:tr>
         <w:tc>
           <w:tcPr>
-            <w:tcW w:type="dxa" w:w="648"/>
+            <w:tcW w:type="dxa" w:w="2232"/>
             <w:vAlign w:val="center"/>
             <w:tcMar>
               <w:top w:w="80" w:type="dxa"/>
@@ -8371,13 +12084,13 @@
                 <w:color w:val="111827"/>
                 <w:sz w:val="16"/>
               </w:rPr>
-              <w:t>2a</w:t>
-            </w:r>
-          </w:p>
-        </w:tc>
-        <w:tc>
-          <w:tcPr>
-            <w:tcW w:type="dxa" w:w="2232"/>
+              <w:t>CSP-LDA 4 s</w:t>
+            </w:r>
+          </w:p>
+        </w:tc>
+        <w:tc>
+          <w:tcPr>
+            <w:tcW w:type="dxa" w:w="936"/>
             <w:vAlign w:val="center"/>
             <w:tcMar>
               <w:top w:w="80" w:type="dxa"/>
@@ -8390,34 +12103,6 @@
             <w:pPr>
               <w:spacing w:before="0" w:after="0" w:line="240" w:lineRule="auto"/>
               <w:jc w:val="left"/>
-            </w:pPr>
-            <w:r>
-              <w:rPr>
-                <w:rFonts w:ascii="Calibri" w:hAnsi="Calibri"/>
-                <w:b w:val="0"/>
-                <w:i w:val="0"/>
-                <w:color w:val="111827"/>
-                <w:sz w:val="16"/>
-              </w:rPr>
-              <w:t>CSP-LDA 4 s</w:t>
-            </w:r>
-          </w:p>
-        </w:tc>
-        <w:tc>
-          <w:tcPr>
-            <w:tcW w:type="dxa" w:w="936"/>
-            <w:vAlign w:val="center"/>
-            <w:tcMar>
-              <w:top w:w="80" w:type="dxa"/>
-              <w:start w:w="120" w:type="dxa"/>
-              <w:bottom w:w="80" w:type="dxa"/>
-              <w:end w:w="120" w:type="dxa"/>
-            </w:tcMar>
-          </w:tcPr>
-          <w:p>
-            <w:pPr>
-              <w:spacing w:before="0" w:after="0" w:line="240" w:lineRule="auto"/>
-              <w:jc w:val="center"/>
             </w:pPr>
             <w:r>
               <w:rPr>
@@ -8547,7 +12232,7 @@
       <w:tr>
         <w:tc>
           <w:tcPr>
-            <w:tcW w:type="dxa" w:w="648"/>
+            <w:tcW w:type="dxa" w:w="2232"/>
             <w:vAlign w:val="center"/>
             <w:tcMar>
               <w:top w:w="80" w:type="dxa"/>
@@ -8569,13 +12254,13 @@
                 <w:color w:val="111827"/>
                 <w:sz w:val="16"/>
               </w:rPr>
-              <w:t>2a</w:t>
-            </w:r>
-          </w:p>
-        </w:tc>
-        <w:tc>
-          <w:tcPr>
-            <w:tcW w:type="dxa" w:w="2232"/>
+              <w:t>EEGNetV4 4-s CE</w:t>
+            </w:r>
+          </w:p>
+        </w:tc>
+        <w:tc>
+          <w:tcPr>
+            <w:tcW w:type="dxa" w:w="936"/>
             <w:vAlign w:val="center"/>
             <w:tcMar>
               <w:top w:w="80" w:type="dxa"/>
@@ -8588,34 +12273,6 @@
             <w:pPr>
               <w:spacing w:before="0" w:after="0" w:line="240" w:lineRule="auto"/>
               <w:jc w:val="left"/>
-            </w:pPr>
-            <w:r>
-              <w:rPr>
-                <w:rFonts w:ascii="Calibri" w:hAnsi="Calibri"/>
-                <w:b w:val="0"/>
-                <w:i w:val="0"/>
-                <w:color w:val="111827"/>
-                <w:sz w:val="16"/>
-              </w:rPr>
-              <w:t>EEGNetV4 4-s CE</w:t>
-            </w:r>
-          </w:p>
-        </w:tc>
-        <w:tc>
-          <w:tcPr>
-            <w:tcW w:type="dxa" w:w="936"/>
-            <w:vAlign w:val="center"/>
-            <w:tcMar>
-              <w:top w:w="80" w:type="dxa"/>
-              <w:start w:w="120" w:type="dxa"/>
-              <w:bottom w:w="80" w:type="dxa"/>
-              <w:end w:w="120" w:type="dxa"/>
-            </w:tcMar>
-          </w:tcPr>
-          <w:p>
-            <w:pPr>
-              <w:spacing w:before="0" w:after="0" w:line="240" w:lineRule="auto"/>
-              <w:jc w:val="center"/>
             </w:pPr>
             <w:r>
               <w:rPr>
@@ -8745,6 +12402,146 @@
       <w:tr>
         <w:tc>
           <w:tcPr>
+            <w:tcW w:type="dxa" w:w="2232"/>
+            <w:vAlign w:val="center"/>
+            <w:tcMar>
+              <w:top w:w="80" w:type="dxa"/>
+              <w:start w:w="120" w:type="dxa"/>
+              <w:bottom w:w="80" w:type="dxa"/>
+              <w:end w:w="120" w:type="dxa"/>
+            </w:tcMar>
+          </w:tcPr>
+          <w:p>
+            <w:pPr>
+              <w:spacing w:before="0" w:after="0" w:line="240" w:lineRule="auto"/>
+              <w:jc w:val="left"/>
+            </w:pPr>
+            <w:r>
+              <w:rPr>
+                <w:rFonts w:ascii="Calibri" w:hAnsi="Calibri"/>
+                <w:b w:val="0"/>
+                <w:i w:val="0"/>
+                <w:color w:val="111827"/>
+                <w:sz w:val="16"/>
+              </w:rPr>
+              <w:t>Riemann TS-LogReg 4 s</w:t>
+            </w:r>
+          </w:p>
+        </w:tc>
+        <w:tc>
+          <w:tcPr>
+            <w:tcW w:type="dxa" w:w="936"/>
+            <w:vAlign w:val="center"/>
+            <w:tcMar>
+              <w:top w:w="80" w:type="dxa"/>
+              <w:start w:w="120" w:type="dxa"/>
+              <w:bottom w:w="80" w:type="dxa"/>
+              <w:end w:w="120" w:type="dxa"/>
+            </w:tcMar>
+          </w:tcPr>
+          <w:p>
+            <w:pPr>
+              <w:spacing w:before="0" w:after="0" w:line="240" w:lineRule="auto"/>
+              <w:jc w:val="left"/>
+            </w:pPr>
+            <w:r>
+              <w:rPr>
+                <w:rFonts w:ascii="Calibri" w:hAnsi="Calibri"/>
+                <w:b w:val="0"/>
+                <w:i w:val="0"/>
+                <w:color w:val="111827"/>
+                <w:sz w:val="16"/>
+              </w:rPr>
+              <w:t>-0.0594</w:t>
+            </w:r>
+          </w:p>
+        </w:tc>
+        <w:tc>
+          <w:tcPr>
+            <w:tcW w:type="dxa" w:w="864"/>
+            <w:vAlign w:val="center"/>
+            <w:tcMar>
+              <w:top w:w="80" w:type="dxa"/>
+              <w:start w:w="120" w:type="dxa"/>
+              <w:bottom w:w="80" w:type="dxa"/>
+              <w:end w:w="120" w:type="dxa"/>
+            </w:tcMar>
+          </w:tcPr>
+          <w:p>
+            <w:pPr>
+              <w:spacing w:before="0" w:after="0" w:line="240" w:lineRule="auto"/>
+              <w:jc w:val="center"/>
+            </w:pPr>
+            <w:r>
+              <w:rPr>
+                <w:rFonts w:ascii="Calibri" w:hAnsi="Calibri"/>
+                <w:b w:val="0"/>
+                <w:i w:val="0"/>
+                <w:color w:val="111827"/>
+                <w:sz w:val="16"/>
+              </w:rPr>
+              <w:t>1/0/8</w:t>
+            </w:r>
+          </w:p>
+        </w:tc>
+        <w:tc>
+          <w:tcPr>
+            <w:tcW w:type="dxa" w:w="1655"/>
+            <w:vAlign w:val="center"/>
+            <w:tcMar>
+              <w:top w:w="80" w:type="dxa"/>
+              <w:start w:w="120" w:type="dxa"/>
+              <w:bottom w:w="80" w:type="dxa"/>
+              <w:end w:w="120" w:type="dxa"/>
+            </w:tcMar>
+          </w:tcPr>
+          <w:p>
+            <w:pPr>
+              <w:spacing w:before="0" w:after="0" w:line="240" w:lineRule="auto"/>
+              <w:jc w:val="center"/>
+            </w:pPr>
+            <w:r>
+              <w:rPr>
+                <w:rFonts w:ascii="Calibri" w:hAnsi="Calibri"/>
+                <w:b w:val="0"/>
+                <w:i w:val="0"/>
+                <w:color w:val="111827"/>
+                <w:sz w:val="16"/>
+              </w:rPr>
+              <w:t>0.0108 (0.0542)</w:t>
+            </w:r>
+          </w:p>
+        </w:tc>
+        <w:tc>
+          <w:tcPr>
+            <w:tcW w:type="dxa" w:w="1944"/>
+            <w:vAlign w:val="center"/>
+            <w:tcMar>
+              <w:top w:w="80" w:type="dxa"/>
+              <w:start w:w="120" w:type="dxa"/>
+              <w:bottom w:w="80" w:type="dxa"/>
+              <w:end w:w="120" w:type="dxa"/>
+            </w:tcMar>
+          </w:tcPr>
+          <w:p>
+            <w:pPr>
+              <w:spacing w:before="0" w:after="0" w:line="240" w:lineRule="auto"/>
+              <w:jc w:val="center"/>
+            </w:pPr>
+            <w:r>
+              <w:rPr>
+                <w:rFonts w:ascii="Calibri" w:hAnsi="Calibri"/>
+                <w:b w:val="0"/>
+                <w:i w:val="0"/>
+                <w:color w:val="111827"/>
+                <w:sz w:val="16"/>
+              </w:rPr>
+              <w:t>0.0195 (0.0977)</w:t>
+            </w:r>
+          </w:p>
+        </w:tc>
+        <w:tc>
+          <w:tcPr>
             <w:tcW w:type="dxa" w:w="648"/>
             <w:vAlign w:val="center"/>
             <w:tcMar>
@@ -8767,10 +12564,54 @@
                 <w:color w:val="111827"/>
                 <w:sz w:val="16"/>
               </w:rPr>
-              <w:t>2a</w:t>
-            </w:r>
-          </w:p>
-        </w:tc>
+              <w:t>-1.10</w:t>
+            </w:r>
+          </w:p>
+        </w:tc>
+      </w:tr>
+    </w:tbl>
+    <w:p>
+      <w:pPr>
+        <w:spacing w:after="40"/>
+      </w:pPr>
+    </w:p>
+    <w:p>
+      <w:pPr>
+        <w:keepNext/>
+        <w:spacing w:before="120" w:after="80"/>
+      </w:pPr>
+      <w:r>
+        <w:rPr>
+          <w:rFonts w:ascii="Calibri" w:hAnsi="Calibri"/>
+          <w:b/>
+          <w:i w:val="0"/>
+          <w:color w:val="173A5E"/>
+          <w:sz w:val="20"/>
+        </w:rPr>
+        <w:t>Table 5b. Paired comparisons with external baselines on BCI Competition IV-2b (Holm-adjusted p values in parentheses).</w:t>
+      </w:r>
+    </w:p>
+    <w:tbl>
+      <w:tblPr>
+        <w:tblStyle w:val="TableGrid"/>
+        <w:tblW w:type="dxa" w:w="8280"/>
+        <w:jc w:val="center"/>
+        <w:tblLayout w:type="fixed"/>
+        <w:tblLook w:firstColumn="1" w:firstRow="1" w:lastColumn="0" w:lastRow="0" w:noHBand="0" w:noVBand="1" w:val="04A0"/>
+        <w:tblInd w:w="120" w:type="dxa"/>
+      </w:tblPr>
+      <w:tblGrid>
+        <w:gridCol w:w="2232"/>
+        <w:gridCol w:w="936"/>
+        <w:gridCol w:w="864"/>
+        <w:gridCol w:w="1655"/>
+        <w:gridCol w:w="1944"/>
+        <w:gridCol w:w="648"/>
+      </w:tblGrid>
+      <w:tr>
+        <w:trPr>
+          <w:tblHeader w:val="true"/>
+        </w:trPr>
         <w:tc>
           <w:tcPr>
             <w:tcW w:type="dxa" w:w="2232"/>
@@ -8781,6 +12622,7 @@
               <w:bottom w:w="80" w:type="dxa"/>
               <w:end w:w="120" w:type="dxa"/>
             </w:tcMar>
+            <w:shd w:fill="EAF1F7"/>
           </w:tcPr>
           <w:p>
             <w:pPr>
@@ -8790,12 +12632,12 @@
             <w:r>
               <w:rPr>
                 <w:rFonts w:ascii="Calibri" w:hAnsi="Calibri"/>
-                <w:b w:val="0"/>
-                <w:i w:val="0"/>
-                <w:color w:val="111827"/>
-                <w:sz w:val="16"/>
-              </w:rPr>
-              <w:t>Riemann TS-LogReg 4 s</w:t>
+                <w:b/>
+                <w:i w:val="0"/>
+                <w:color w:val="173A5E"/>
+                <w:sz w:val="16"/>
+              </w:rPr>
+              <w:t>Comparator</w:t>
             </w:r>
           </w:p>
         </w:tc>
@@ -8809,6 +12651,36 @@
               <w:bottom w:w="80" w:type="dxa"/>
               <w:end w:w="120" w:type="dxa"/>
             </w:tcMar>
+            <w:shd w:fill="EAF1F7"/>
+          </w:tcPr>
+          <w:p>
+            <w:pPr>
+              <w:spacing w:before="0" w:after="0" w:line="240" w:lineRule="auto"/>
+              <w:jc w:val="left"/>
+            </w:pPr>
+            <w:r>
+              <w:rPr>
+                <w:rFonts w:ascii="Calibri" w:hAnsi="Calibri"/>
+                <w:b/>
+                <w:i w:val="0"/>
+                <w:color w:val="173A5E"/>
+                <w:sz w:val="16"/>
+              </w:rPr>
+              <w:t>Delta acc.</w:t>
+            </w:r>
+          </w:p>
+        </w:tc>
+        <w:tc>
+          <w:tcPr>
+            <w:tcW w:type="dxa" w:w="864"/>
+            <w:vAlign w:val="center"/>
+            <w:tcMar>
+              <w:top w:w="80" w:type="dxa"/>
+              <w:start w:w="120" w:type="dxa"/>
+              <w:bottom w:w="80" w:type="dxa"/>
+              <w:end w:w="120" w:type="dxa"/>
+            </w:tcMar>
+            <w:shd w:fill="EAF1F7"/>
           </w:tcPr>
           <w:p>
             <w:pPr>
@@ -8818,25 +12690,26 @@
             <w:r>
               <w:rPr>
                 <w:rFonts w:ascii="Calibri" w:hAnsi="Calibri"/>
-                <w:b w:val="0"/>
-                <w:i w:val="0"/>
-                <w:color w:val="111827"/>
-                <w:sz w:val="16"/>
-              </w:rPr>
-              <w:t>-0.0594</w:t>
-            </w:r>
-          </w:p>
-        </w:tc>
-        <w:tc>
-          <w:tcPr>
-            <w:tcW w:type="dxa" w:w="864"/>
-            <w:vAlign w:val="center"/>
-            <w:tcMar>
-              <w:top w:w="80" w:type="dxa"/>
-              <w:start w:w="120" w:type="dxa"/>
-              <w:bottom w:w="80" w:type="dxa"/>
-              <w:end w:w="120" w:type="dxa"/>
-            </w:tcMar>
+                <w:b/>
+                <w:i w:val="0"/>
+                <w:color w:val="173A5E"/>
+                <w:sz w:val="16"/>
+              </w:rPr>
+              <w:t>W/T/L</w:t>
+            </w:r>
+          </w:p>
+        </w:tc>
+        <w:tc>
+          <w:tcPr>
+            <w:tcW w:type="dxa" w:w="1655"/>
+            <w:vAlign w:val="center"/>
+            <w:tcMar>
+              <w:top w:w="80" w:type="dxa"/>
+              <w:start w:w="120" w:type="dxa"/>
+              <w:bottom w:w="80" w:type="dxa"/>
+              <w:end w:w="120" w:type="dxa"/>
+            </w:tcMar>
+            <w:shd w:fill="EAF1F7"/>
           </w:tcPr>
           <w:p>
             <w:pPr>
@@ -8846,25 +12719,26 @@
             <w:r>
               <w:rPr>
                 <w:rFonts w:ascii="Calibri" w:hAnsi="Calibri"/>
-                <w:b w:val="0"/>
-                <w:i w:val="0"/>
-                <w:color w:val="111827"/>
-                <w:sz w:val="16"/>
-              </w:rPr>
-              <w:t>1/0/8</w:t>
-            </w:r>
-          </w:p>
-        </w:tc>
-        <w:tc>
-          <w:tcPr>
-            <w:tcW w:type="dxa" w:w="1655"/>
-            <w:vAlign w:val="center"/>
-            <w:tcMar>
-              <w:top w:w="80" w:type="dxa"/>
-              <w:start w:w="120" w:type="dxa"/>
-              <w:bottom w:w="80" w:type="dxa"/>
-              <w:end w:w="120" w:type="dxa"/>
-            </w:tcMar>
+                <w:b/>
+                <w:i w:val="0"/>
+                <w:color w:val="173A5E"/>
+                <w:sz w:val="16"/>
+              </w:rPr>
+              <w:t>t-test p (Holm)</w:t>
+            </w:r>
+          </w:p>
+        </w:tc>
+        <w:tc>
+          <w:tcPr>
+            <w:tcW w:type="dxa" w:w="1944"/>
+            <w:vAlign w:val="center"/>
+            <w:tcMar>
+              <w:top w:w="80" w:type="dxa"/>
+              <w:start w:w="120" w:type="dxa"/>
+              <w:bottom w:w="80" w:type="dxa"/>
+              <w:end w:w="120" w:type="dxa"/>
+            </w:tcMar>
+            <w:shd w:fill="EAF1F7"/>
           </w:tcPr>
           <w:p>
             <w:pPr>
@@ -8874,40 +12748,12 @@
             <w:r>
               <w:rPr>
                 <w:rFonts w:ascii="Calibri" w:hAnsi="Calibri"/>
-                <w:b w:val="0"/>
-                <w:i w:val="0"/>
-                <w:color w:val="111827"/>
-                <w:sz w:val="16"/>
-              </w:rPr>
-              <w:t>0.0108 (0.0542)</w:t>
-            </w:r>
-          </w:p>
-        </w:tc>
-        <w:tc>
-          <w:tcPr>
-            <w:tcW w:type="dxa" w:w="1944"/>
-            <w:vAlign w:val="center"/>
-            <w:tcMar>
-              <w:top w:w="80" w:type="dxa"/>
-              <w:start w:w="120" w:type="dxa"/>
-              <w:bottom w:w="80" w:type="dxa"/>
-              <w:end w:w="120" w:type="dxa"/>
-            </w:tcMar>
-          </w:tcPr>
-          <w:p>
-            <w:pPr>
-              <w:spacing w:before="0" w:after="0" w:line="240" w:lineRule="auto"/>
-              <w:jc w:val="center"/>
-            </w:pPr>
-            <w:r>
-              <w:rPr>
-                <w:rFonts w:ascii="Calibri" w:hAnsi="Calibri"/>
-                <w:b w:val="0"/>
-                <w:i w:val="0"/>
-                <w:color w:val="111827"/>
-                <w:sz w:val="16"/>
-              </w:rPr>
-              <w:t>0.0195 (0.0977)</w:t>
+                <w:b/>
+                <w:i w:val="0"/>
+                <w:color w:val="173A5E"/>
+                <w:sz w:val="16"/>
+              </w:rPr>
+              <w:t>Wilcoxon p (Holm)</w:t>
             </w:r>
           </w:p>
         </w:tc>
@@ -8921,6 +12767,7 @@
               <w:bottom w:w="80" w:type="dxa"/>
               <w:end w:w="120" w:type="dxa"/>
             </w:tcMar>
+            <w:shd w:fill="EAF1F7"/>
           </w:tcPr>
           <w:p>
             <w:pPr>
@@ -8930,12 +12777,12 @@
             <w:r>
               <w:rPr>
                 <w:rFonts w:ascii="Calibri" w:hAnsi="Calibri"/>
-                <w:b w:val="0"/>
-                <w:i w:val="0"/>
-                <w:color w:val="111827"/>
-                <w:sz w:val="16"/>
-              </w:rPr>
-              <w:t>-1.10</w:t>
+                <w:b/>
+                <w:i w:val="0"/>
+                <w:color w:val="173A5E"/>
+                <w:sz w:val="16"/>
+              </w:rPr>
+              <w:t>dz</w:t>
             </w:r>
           </w:p>
         </w:tc>
@@ -8943,7 +12790,7 @@
       <w:tr>
         <w:tc>
           <w:tcPr>
-            <w:tcW w:type="dxa" w:w="648"/>
+            <w:tcW w:type="dxa" w:w="2232"/>
             <w:vAlign w:val="center"/>
             <w:tcMar>
               <w:top w:w="80" w:type="dxa"/>
@@ -8965,13 +12812,13 @@
                 <w:color w:val="111827"/>
                 <w:sz w:val="16"/>
               </w:rPr>
-              <w:t>2b</w:t>
-            </w:r>
-          </w:p>
-        </w:tc>
-        <w:tc>
-          <w:tcPr>
-            <w:tcW w:type="dxa" w:w="2232"/>
+              <w:t>EEGNetV4 2-s CE</w:t>
+            </w:r>
+          </w:p>
+        </w:tc>
+        <w:tc>
+          <w:tcPr>
+            <w:tcW w:type="dxa" w:w="936"/>
             <w:vAlign w:val="center"/>
             <w:tcMar>
               <w:top w:w="80" w:type="dxa"/>
@@ -8984,34 +12831,6 @@
             <w:pPr>
               <w:spacing w:before="0" w:after="0" w:line="240" w:lineRule="auto"/>
               <w:jc w:val="left"/>
-            </w:pPr>
-            <w:r>
-              <w:rPr>
-                <w:rFonts w:ascii="Calibri" w:hAnsi="Calibri"/>
-                <w:b w:val="0"/>
-                <w:i w:val="0"/>
-                <w:color w:val="111827"/>
-                <w:sz w:val="16"/>
-              </w:rPr>
-              <w:t>EEGNetV4 2-s CE</w:t>
-            </w:r>
-          </w:p>
-        </w:tc>
-        <w:tc>
-          <w:tcPr>
-            <w:tcW w:type="dxa" w:w="936"/>
-            <w:vAlign w:val="center"/>
-            <w:tcMar>
-              <w:top w:w="80" w:type="dxa"/>
-              <w:start w:w="120" w:type="dxa"/>
-              <w:bottom w:w="80" w:type="dxa"/>
-              <w:end w:w="120" w:type="dxa"/>
-            </w:tcMar>
-          </w:tcPr>
-          <w:p>
-            <w:pPr>
-              <w:spacing w:before="0" w:after="0" w:line="240" w:lineRule="auto"/>
-              <w:jc w:val="center"/>
             </w:pPr>
             <w:r>
               <w:rPr>
@@ -9141,7 +12960,7 @@
       <w:tr>
         <w:tc>
           <w:tcPr>
-            <w:tcW w:type="dxa" w:w="648"/>
+            <w:tcW w:type="dxa" w:w="2232"/>
             <w:vAlign w:val="center"/>
             <w:tcMar>
               <w:top w:w="80" w:type="dxa"/>
@@ -9163,13 +12982,13 @@
                 <w:color w:val="111827"/>
                 <w:sz w:val="16"/>
               </w:rPr>
-              <w:t>2b</w:t>
-            </w:r>
-          </w:p>
-        </w:tc>
-        <w:tc>
-          <w:tcPr>
-            <w:tcW w:type="dxa" w:w="2232"/>
+              <w:t>Riemann TS-LogReg 2 s</w:t>
+            </w:r>
+          </w:p>
+        </w:tc>
+        <w:tc>
+          <w:tcPr>
+            <w:tcW w:type="dxa" w:w="936"/>
             <w:vAlign w:val="center"/>
             <w:tcMar>
               <w:top w:w="80" w:type="dxa"/>
@@ -9182,34 +13001,6 @@
             <w:pPr>
               <w:spacing w:before="0" w:after="0" w:line="240" w:lineRule="auto"/>
               <w:jc w:val="left"/>
-            </w:pPr>
-            <w:r>
-              <w:rPr>
-                <w:rFonts w:ascii="Calibri" w:hAnsi="Calibri"/>
-                <w:b w:val="0"/>
-                <w:i w:val="0"/>
-                <w:color w:val="111827"/>
-                <w:sz w:val="16"/>
-              </w:rPr>
-              <w:t>Riemann TS-LogReg 2 s</w:t>
-            </w:r>
-          </w:p>
-        </w:tc>
-        <w:tc>
-          <w:tcPr>
-            <w:tcW w:type="dxa" w:w="936"/>
-            <w:vAlign w:val="center"/>
-            <w:tcMar>
-              <w:top w:w="80" w:type="dxa"/>
-              <w:start w:w="120" w:type="dxa"/>
-              <w:bottom w:w="80" w:type="dxa"/>
-              <w:end w:w="120" w:type="dxa"/>
-            </w:tcMar>
-          </w:tcPr>
-          <w:p>
-            <w:pPr>
-              <w:spacing w:before="0" w:after="0" w:line="240" w:lineRule="auto"/>
-              <w:jc w:val="center"/>
             </w:pPr>
             <w:r>
               <w:rPr>
@@ -9339,7 +13130,7 @@
       <w:tr>
         <w:tc>
           <w:tcPr>
-            <w:tcW w:type="dxa" w:w="648"/>
+            <w:tcW w:type="dxa" w:w="2232"/>
             <w:vAlign w:val="center"/>
             <w:tcMar>
               <w:top w:w="80" w:type="dxa"/>
@@ -9361,13 +13152,13 @@
                 <w:color w:val="111827"/>
                 <w:sz w:val="16"/>
               </w:rPr>
-              <w:t>2b</w:t>
-            </w:r>
-          </w:p>
-        </w:tc>
-        <w:tc>
-          <w:tcPr>
-            <w:tcW w:type="dxa" w:w="2232"/>
+              <w:t>CSP-LDA 2 s</w:t>
+            </w:r>
+          </w:p>
+        </w:tc>
+        <w:tc>
+          <w:tcPr>
+            <w:tcW w:type="dxa" w:w="936"/>
             <w:vAlign w:val="center"/>
             <w:tcMar>
               <w:top w:w="80" w:type="dxa"/>
@@ -9380,34 +13171,6 @@
             <w:pPr>
               <w:spacing w:before="0" w:after="0" w:line="240" w:lineRule="auto"/>
               <w:jc w:val="left"/>
-            </w:pPr>
-            <w:r>
-              <w:rPr>
-                <w:rFonts w:ascii="Calibri" w:hAnsi="Calibri"/>
-                <w:b w:val="0"/>
-                <w:i w:val="0"/>
-                <w:color w:val="111827"/>
-                <w:sz w:val="16"/>
-              </w:rPr>
-              <w:t>CSP-LDA 2 s</w:t>
-            </w:r>
-          </w:p>
-        </w:tc>
-        <w:tc>
-          <w:tcPr>
-            <w:tcW w:type="dxa" w:w="936"/>
-            <w:vAlign w:val="center"/>
-            <w:tcMar>
-              <w:top w:w="80" w:type="dxa"/>
-              <w:start w:w="120" w:type="dxa"/>
-              <w:bottom w:w="80" w:type="dxa"/>
-              <w:end w:w="120" w:type="dxa"/>
-            </w:tcMar>
-          </w:tcPr>
-          <w:p>
-            <w:pPr>
-              <w:spacing w:before="0" w:after="0" w:line="240" w:lineRule="auto"/>
-              <w:jc w:val="center"/>
             </w:pPr>
             <w:r>
               <w:rPr>
@@ -9537,7 +13300,7 @@
       <w:tr>
         <w:tc>
           <w:tcPr>
-            <w:tcW w:type="dxa" w:w="648"/>
+            <w:tcW w:type="dxa" w:w="2232"/>
             <w:vAlign w:val="center"/>
             <w:tcMar>
               <w:top w:w="80" w:type="dxa"/>
@@ -9559,13 +13322,13 @@
                 <w:color w:val="111827"/>
                 <w:sz w:val="16"/>
               </w:rPr>
-              <w:t>2b</w:t>
-            </w:r>
-          </w:p>
-        </w:tc>
-        <w:tc>
-          <w:tcPr>
-            <w:tcW w:type="dxa" w:w="2232"/>
+              <w:t>CSP-LDA 4 s</w:t>
+            </w:r>
+          </w:p>
+        </w:tc>
+        <w:tc>
+          <w:tcPr>
+            <w:tcW w:type="dxa" w:w="936"/>
             <w:vAlign w:val="center"/>
             <w:tcMar>
               <w:top w:w="80" w:type="dxa"/>
@@ -9578,34 +13341,6 @@
             <w:pPr>
               <w:spacing w:before="0" w:after="0" w:line="240" w:lineRule="auto"/>
               <w:jc w:val="left"/>
-            </w:pPr>
-            <w:r>
-              <w:rPr>
-                <w:rFonts w:ascii="Calibri" w:hAnsi="Calibri"/>
-                <w:b w:val="0"/>
-                <w:i w:val="0"/>
-                <w:color w:val="111827"/>
-                <w:sz w:val="16"/>
-              </w:rPr>
-              <w:t>CSP-LDA 4 s</w:t>
-            </w:r>
-          </w:p>
-        </w:tc>
-        <w:tc>
-          <w:tcPr>
-            <w:tcW w:type="dxa" w:w="936"/>
-            <w:vAlign w:val="center"/>
-            <w:tcMar>
-              <w:top w:w="80" w:type="dxa"/>
-              <w:start w:w="120" w:type="dxa"/>
-              <w:bottom w:w="80" w:type="dxa"/>
-              <w:end w:w="120" w:type="dxa"/>
-            </w:tcMar>
-          </w:tcPr>
-          <w:p>
-            <w:pPr>
-              <w:spacing w:before="0" w:after="0" w:line="240" w:lineRule="auto"/>
-              <w:jc w:val="center"/>
             </w:pPr>
             <w:r>
               <w:rPr>
@@ -9735,7 +13470,7 @@
       <w:tr>
         <w:tc>
           <w:tcPr>
-            <w:tcW w:type="dxa" w:w="648"/>
+            <w:tcW w:type="dxa" w:w="2232"/>
             <w:vAlign w:val="center"/>
             <w:tcMar>
               <w:top w:w="80" w:type="dxa"/>
@@ -9757,13 +13492,13 @@
                 <w:color w:val="111827"/>
                 <w:sz w:val="16"/>
               </w:rPr>
-              <w:t>2b</w:t>
-            </w:r>
-          </w:p>
-        </w:tc>
-        <w:tc>
-          <w:tcPr>
-            <w:tcW w:type="dxa" w:w="2232"/>
+              <w:t>EEGNetV4 4-s CE</w:t>
+            </w:r>
+          </w:p>
+        </w:tc>
+        <w:tc>
+          <w:tcPr>
+            <w:tcW w:type="dxa" w:w="936"/>
             <w:vAlign w:val="center"/>
             <w:tcMar>
               <w:top w:w="80" w:type="dxa"/>
@@ -9776,34 +13511,6 @@
             <w:pPr>
               <w:spacing w:before="0" w:after="0" w:line="240" w:lineRule="auto"/>
               <w:jc w:val="left"/>
-            </w:pPr>
-            <w:r>
-              <w:rPr>
-                <w:rFonts w:ascii="Calibri" w:hAnsi="Calibri"/>
-                <w:b w:val="0"/>
-                <w:i w:val="0"/>
-                <w:color w:val="111827"/>
-                <w:sz w:val="16"/>
-              </w:rPr>
-              <w:t>EEGNetV4 4-s CE</w:t>
-            </w:r>
-          </w:p>
-        </w:tc>
-        <w:tc>
-          <w:tcPr>
-            <w:tcW w:type="dxa" w:w="936"/>
-            <w:vAlign w:val="center"/>
-            <w:tcMar>
-              <w:top w:w="80" w:type="dxa"/>
-              <w:start w:w="120" w:type="dxa"/>
-              <w:bottom w:w="80" w:type="dxa"/>
-              <w:end w:w="120" w:type="dxa"/>
-            </w:tcMar>
-          </w:tcPr>
-          <w:p>
-            <w:pPr>
-              <w:spacing w:before="0" w:after="0" w:line="240" w:lineRule="auto"/>
-              <w:jc w:val="center"/>
             </w:pPr>
             <w:r>
               <w:rPr>
@@ -9933,7 +13640,7 @@
       <w:tr>
         <w:tc>
           <w:tcPr>
-            <w:tcW w:type="dxa" w:w="648"/>
+            <w:tcW w:type="dxa" w:w="2232"/>
             <w:vAlign w:val="center"/>
             <w:tcMar>
               <w:top w:w="80" w:type="dxa"/>
@@ -9955,13 +13662,13 @@
                 <w:color w:val="111827"/>
                 <w:sz w:val="16"/>
               </w:rPr>
-              <w:t>2b</w:t>
-            </w:r>
-          </w:p>
-        </w:tc>
-        <w:tc>
-          <w:tcPr>
-            <w:tcW w:type="dxa" w:w="2232"/>
+              <w:t>Riemann TS-LogReg 4 s</w:t>
+            </w:r>
+          </w:p>
+        </w:tc>
+        <w:tc>
+          <w:tcPr>
+            <w:tcW w:type="dxa" w:w="936"/>
             <w:vAlign w:val="center"/>
             <w:tcMar>
               <w:top w:w="80" w:type="dxa"/>
@@ -9974,34 +13681,6 @@
             <w:pPr>
               <w:spacing w:before="0" w:after="0" w:line="240" w:lineRule="auto"/>
               <w:jc w:val="left"/>
-            </w:pPr>
-            <w:r>
-              <w:rPr>
-                <w:rFonts w:ascii="Calibri" w:hAnsi="Calibri"/>
-                <w:b w:val="0"/>
-                <w:i w:val="0"/>
-                <w:color w:val="111827"/>
-                <w:sz w:val="16"/>
-              </w:rPr>
-              <w:t>Riemann TS-LogReg 4 s</w:t>
-            </w:r>
-          </w:p>
-        </w:tc>
-        <w:tc>
-          <w:tcPr>
-            <w:tcW w:type="dxa" w:w="936"/>
-            <w:vAlign w:val="center"/>
-            <w:tcMar>
-              <w:top w:w="80" w:type="dxa"/>
-              <w:start w:w="120" w:type="dxa"/>
-              <w:bottom w:w="80" w:type="dxa"/>
-              <w:end w:w="120" w:type="dxa"/>
-            </w:tcMar>
-          </w:tcPr>
-          <w:p>
-            <w:pPr>
-              <w:spacing w:before="0" w:after="0" w:line="240" w:lineRule="auto"/>
-              <w:jc w:val="center"/>
             </w:pPr>
             <w:r>
               <w:rPr>
@@ -10139,7 +13818,7 @@
         <w:pStyle w:val="Heading2"/>
       </w:pPr>
       <w:r>
-        <w:t>3.4 Route usage and subject heterogeneity</w:t>
+        <w:t>3.5 Route usage and subject heterogeneity</w:t>
       </w:r>
     </w:p>
     <w:p>
@@ -10819,6 +14498,22 @@
           <w:color w:val="111827"/>
           <w:sz w:val="22"/>
         </w:rPr>
+        <w:t>The ablation of teacher supervision (Section 3.3) clarifies the mechanism behind the dual-teacher result. The combined teachers significantly improved over CE on dataset 2a, whereas neither single teacher produced a significant change. This pattern is consistent with complementary neural and covariance-geometric supervision, but it is not conclusive because the dual condition has a larger total KD weight. A complete weight-matched ablation across all seeds is therefore needed to separate teacher complementarity from distillation-strength effects.</w:t>
+      </w:r>
+    </w:p>
+    <w:p>
+      <w:pPr>
+        <w:widowControl/>
+        <w:jc w:val="both"/>
+      </w:pPr>
+      <w:r>
+        <w:rPr>
+          <w:rFonts w:ascii="Calibri" w:hAnsi="Calibri"/>
+          <w:b w:val="0"/>
+          <w:i w:val="0"/>
+          <w:color w:val="111827"/>
+          <w:sz w:val="22"/>
+        </w:rPr>
         <w:t>The result also clarifies the role of long-window teachers. Distillation was useful for several difficult subjects, but it was not uniformly beneficial. A 4-s teacher observes temporal content that may be absent from a 2-s student crop, and the semantic correspondence becomes weaker when the student window is shifted by the detector. Validation routing treats teacher knowledge as optional rather than mandatory, reducing but not eliminating negative transfer.</w:t>
       </w:r>
     </w:p>
@@ -10883,7 +14578,7 @@
           <w:color w:val="111827"/>
           <w:sz w:val="22"/>
         </w:rPr>
-        <w:t>The strongest next methodological step is out-of-fold route estimation within the training session. Candidate utility could be estimated across several internal folds, with a conservative safety threshold that activates adaptive or teacher-guided routes only when their advantage is stable. Validation-controlled spatial guidance is another candidate extension, but the current spatial-gating pilot was developed on one dataset 2b subject and is therefore not included as a main paper result.</w:t>
+        <w:t>The strongest next methodological step is out-of-fold route estimation within the training session. Candidate utility could be estimated across several internal folds, with a conservative safety threshold that activates adaptive or teacher-guided routes only when their advantage is stable.</w:t>
       </w:r>
     </w:p>
     <w:p>
@@ -11266,7 +14961,7 @@
           <w:color w:val="111827"/>
           <w:sz w:val="19"/>
         </w:rPr>
-        <w:t>1. Barachant A, Bonnet S, Congedo M, Jutten C (2012) Multiclass brain-computer interface classification by Riemannian geometry. IEEE Trans Biomed Eng 59:920-928. https://doi.org/10.1109/TBME.2011.2172210</w:t>
+        <w:t>1. Altaheri H, Muhammad G, Alsulaiman M et al (2023) Deep learning techniques for classification of electroencephalogram (EEG) motor imagery (MI) signals: a review. Neural Comput Appl 35:14681-14722. https://doi.org/10.1007/s00521-023-08542-7</w:t>
       </w:r>
     </w:p>
     <w:p>
@@ -11282,7 +14977,7 @@
           <w:color w:val="111827"/>
           <w:sz w:val="19"/>
         </w:rPr>
-        <w:t>2. Barachant A, Bonnet S, Congedo M, Jutten C (2013) Classification of covariance matrices using a Riemannian-based kernel for BCI applications. Neurocomputing 112:172-178. https://doi.org/10.1016/j.neucom.2012.12.039</w:t>
+        <w:t>2. Ang KK, Guan C (2018) EEG-based strategies for stroke rehabilitation. In: Nam CS, Nijholt A, Lotte F (eds) Brain-computer interfaces handbook. CRC Press, pp 553-574</w:t>
       </w:r>
     </w:p>
     <w:p>
@@ -11298,7 +14993,7 @@
           <w:color w:val="111827"/>
           <w:sz w:val="19"/>
         </w:rPr>
-        <w:t>3. Blankertz B, Tomioka R, Lemm S, Kawanabe M, Muller KR (2008) Optimizing spatial filters for robust EEG single-trial analysis. IEEE Signal Process Mag 25:41-56. https://doi.org/10.1109/MSP.2008.4408441</w:t>
+        <w:t>3. Barachant A, Bonnet S, Congedo M, Jutten C (2012) Multiclass brain-computer interface classification by Riemannian geometry. IEEE Trans Biomed Eng 59:920-928. https://doi.org/10.1109/TBME.2011.2172210</w:t>
       </w:r>
     </w:p>
     <w:p>
@@ -11314,7 +15009,7 @@
           <w:color w:val="111827"/>
           <w:sz w:val="19"/>
         </w:rPr>
-        <w:t>4. Chen Y, Wiesel A, Eldar YC, Hero AO (2010) Shrinkage algorithms for MMSE covariance estimation. IEEE Trans Signal Process 58:5016-5029. https://doi.org/10.1109/TSP.2010.2053029</w:t>
+        <w:t>4. Barachant A, Bonnet S, Congedo M, Jutten C (2013) Classification of covariance matrices using a Riemannian-based kernel for BCI applications. Neurocomputing 112:172-178. https://doi.org/10.1016/j.neucom.2012.12.039</w:t>
       </w:r>
     </w:p>
     <w:p>
@@ -11330,7 +15025,7 @@
           <w:color w:val="111827"/>
           <w:sz w:val="19"/>
         </w:rPr>
-        <w:t>5. Hinton G, Vinyals O, Dean J (2015) Distilling the knowledge in a neural network. arXiv:1503.02531. https://doi.org/10.48550/arXiv.1503.02531</w:t>
+        <w:t>5. Blankertz B, Tomioka R, Lemm S, Kawanabe M, Muller KR (2008) Optimizing spatial filters for robust EEG single-trial analysis. IEEE Signal Process Mag 25:41-56. https://doi.org/10.1109/MSP.2008.4408441</w:t>
       </w:r>
     </w:p>
     <w:p>
@@ -11346,7 +15041,7 @@
           <w:color w:val="111827"/>
           <w:sz w:val="19"/>
         </w:rPr>
-        <w:t>6. Jayaram V, Barachant A (2018) MOABB: trustworthy algorithm benchmarking for BCIs. J Neural Eng 15:066011. https://doi.org/10.1088/1741-2552/aadea0</w:t>
+        <w:t>6. Brunner C, Leeb R, Muller-Putz G, Schlogl A, Pfurtscheller G (2010) BCI Competition 2008: Graz data set A. Institute for Knowledge Discovery, Graz University of Technology</w:t>
       </w:r>
     </w:p>
     <w:p>
@@ -11362,7 +15057,7 @@
           <w:color w:val="111827"/>
           <w:sz w:val="19"/>
         </w:rPr>
-        <w:t>7. Lawhern VJ, Solon AJ, Waytowich NR, Gordon SM, Hung CP, Lance BJ (2018) EEGNet: a compact convolutional neural network for EEG-based brain-computer interfaces. J Neural Eng 15:056013. https://doi.org/10.1088/1741-2552/aace8c</w:t>
+        <w:t>7. Chen Y, Wiesel A, Eldar YC, Hero AO (2010) Shrinkage algorithms for MMSE covariance estimation. IEEE Trans Signal Process 58:5016-5029. https://doi.org/10.1109/TSP.2010.2053029</w:t>
       </w:r>
     </w:p>
     <w:p>
@@ -11378,7 +15073,7 @@
           <w:color w:val="111827"/>
           <w:sz w:val="19"/>
         </w:rPr>
-        <w:t>8. Lotte F, Bougrain L, Cichocki A et al (2018) A review of classification algorithms for EEG-based brain-computer interfaces: a 10 year update. J Neural Eng 15:031005. https://doi.org/10.1088/1741-2552/aab2f2</w:t>
+        <w:t>8. Congedo M, Barachant A, Bhatia R (2017) Riemannian geometry for EEG-based brain-computer interfaces; a primer and a review. BCI 4:1-39. https://doi.org/10.1080/2326263X.2017.1297192</w:t>
       </w:r>
     </w:p>
     <w:p>
@@ -11394,7 +15089,7 @@
           <w:color w:val="111827"/>
           <w:sz w:val="19"/>
         </w:rPr>
-        <w:t>9. Schirrmeister RT, Springenberg JT, Fiederer LDJ et al (2017) Deep learning with convolutional neural networks for EEG decoding and visualization. Hum Brain Mapp 38:5391-5420. https://doi.org/10.1002/hbm.23730</w:t>
+        <w:t>9. Cui J, Lan Z, Liu Y et al (2022) A compact and interpretable convolutional neural network for cross-subject driver drowsiness recognition from single-channel EEG. IEEE Trans Neural Syst Rehabil Eng 30:286-296. https://doi.org/10.1109/TNSRE.2022.3147419</w:t>
       </w:r>
     </w:p>
     <w:p>
@@ -11410,7 +15105,327 @@
           <w:color w:val="111827"/>
           <w:sz w:val="19"/>
         </w:rPr>
-        <w:t>10. Tangermann M, Muller KR, Aertsen A et al (2012) Review of the BCI Competition IV. Front Neurosci 6:55. https://doi.org/10.3389/fnins.2012.00055</w:t>
+        <w:t>10. Ding Y, Robinson N, Zeng Q et al (2022) TSception: a deep learning framework for emotion detection using EEG. In: Proc Int Joint Conf Neural Networks (IJCNN), pp 1-8. https://doi.org/10.1109/IJCNN55064.2022.9967692</w:t>
+      </w:r>
+    </w:p>
+    <w:p>
+      <w:pPr>
+        <w:spacing w:after="100"/>
+        <w:ind w:left="360" w:hanging="360"/>
+      </w:pPr>
+      <w:r>
+        <w:rPr>
+          <w:rFonts w:ascii="Calibri" w:hAnsi="Calibri"/>
+          <w:b w:val="0"/>
+          <w:i w:val="0"/>
+          <w:color w:val="111827"/>
+          <w:sz w:val="19"/>
+        </w:rPr>
+        <w:t>11. Hinton G, Vinyals O, Dean J (2015) Distilling the knowledge in a neural network. arXiv:1503.02531. https://doi.org/10.48550/arXiv.1503.02531</w:t>
+      </w:r>
+    </w:p>
+    <w:p>
+      <w:pPr>
+        <w:spacing w:after="100"/>
+        <w:ind w:left="360" w:hanging="360"/>
+      </w:pPr>
+      <w:r>
+        <w:rPr>
+          <w:rFonts w:ascii="Calibri" w:hAnsi="Calibri"/>
+          <w:b w:val="0"/>
+          <w:i w:val="0"/>
+          <w:color w:val="111827"/>
+          <w:sz w:val="19"/>
+        </w:rPr>
+        <w:t>12. Jayaram V, Barachant A (2018) MOABB: trustworthy algorithm benchmarking for BCIs. J Neural Eng 15:066011. https://doi.org/10.1088/1741-2552/aadea0</w:t>
+      </w:r>
+    </w:p>
+    <w:p>
+      <w:pPr>
+        <w:spacing w:after="100"/>
+        <w:ind w:left="360" w:hanging="360"/>
+      </w:pPr>
+      <w:r>
+        <w:rPr>
+          <w:rFonts w:ascii="Calibri" w:hAnsi="Calibri"/>
+          <w:b w:val="0"/>
+          <w:i w:val="0"/>
+          <w:color w:val="111827"/>
+          <w:sz w:val="19"/>
+        </w:rPr>
+        <w:t>13. Kalunga EK, Chevallier S, Barre Q, Djouani K, Monacelli E, Hamam Y (2016) Online SSVEP-based BCI using Riemannian geometry. Neurocomputing 191:55-68. https://doi.org/10.1016/j.neucom.2016.01.007</w:t>
+      </w:r>
+    </w:p>
+    <w:p>
+      <w:pPr>
+        <w:spacing w:after="100"/>
+        <w:ind w:left="360" w:hanging="360"/>
+      </w:pPr>
+      <w:r>
+        <w:rPr>
+          <w:rFonts w:ascii="Calibri" w:hAnsi="Calibri"/>
+          <w:b w:val="0"/>
+          <w:i w:val="0"/>
+          <w:color w:val="111827"/>
+          <w:sz w:val="19"/>
+        </w:rPr>
+        <w:t>14. Lawhern VJ, Solon AJ, Waytowich NR, Gordon SM, Hung CP, Lance BJ (2018) EEGNet: a compact convolutional neural network for EEG-based brain-computer interfaces. J Neural Eng 15:056013. https://doi.org/10.1088/1741-2552/aace8c</w:t>
+      </w:r>
+    </w:p>
+    <w:p>
+      <w:pPr>
+        <w:spacing w:after="100"/>
+        <w:ind w:left="360" w:hanging="360"/>
+      </w:pPr>
+      <w:r>
+        <w:rPr>
+          <w:rFonts w:ascii="Calibri" w:hAnsi="Calibri"/>
+          <w:b w:val="0"/>
+          <w:i w:val="0"/>
+          <w:color w:val="111827"/>
+          <w:sz w:val="19"/>
+        </w:rPr>
+        <w:t>15. Lotte F, Bougrain L, Cichocki A et al (2018) A review of classification algorithms for EEG-based brain-computer interfaces: a 10 year update. J Neural Eng 15:031005. https://doi.org/10.1088/1741-2552/aab2f2</w:t>
+      </w:r>
+    </w:p>
+    <w:p>
+      <w:pPr>
+        <w:spacing w:after="100"/>
+        <w:ind w:left="360" w:hanging="360"/>
+      </w:pPr>
+      <w:r>
+        <w:rPr>
+          <w:rFonts w:ascii="Calibri" w:hAnsi="Calibri"/>
+          <w:b w:val="0"/>
+          <w:i w:val="0"/>
+          <w:color w:val="111827"/>
+          <w:sz w:val="19"/>
+        </w:rPr>
+        <w:t>16. Lotte F, Jeunet C (2015) Towards improved BCI spellers using a co-adaptive calibration of the P300 speller with RSVP and visual feedback. J Neural Eng 12:066007</w:t>
+      </w:r>
+    </w:p>
+    <w:p>
+      <w:pPr>
+        <w:spacing w:after="100"/>
+        <w:ind w:left="360" w:hanging="360"/>
+      </w:pPr>
+      <w:r>
+        <w:rPr>
+          <w:rFonts w:ascii="Calibri" w:hAnsi="Calibri"/>
+          <w:b w:val="0"/>
+          <w:i w:val="0"/>
+          <w:color w:val="111827"/>
+          <w:sz w:val="19"/>
+        </w:rPr>
+        <w:t>17. Mane R, Chew E, Chua K et al (2021) FBCNet: a multi-view convolutional neural network for brain-computer interface. arXiv:2104.01233</w:t>
+      </w:r>
+    </w:p>
+    <w:p>
+      <w:pPr>
+        <w:spacing w:after="100"/>
+        <w:ind w:left="360" w:hanging="360"/>
+      </w:pPr>
+      <w:r>
+        <w:rPr>
+          <w:rFonts w:ascii="Calibri" w:hAnsi="Calibri"/>
+          <w:b w:val="0"/>
+          <w:i w:val="0"/>
+          <w:color w:val="111827"/>
+          <w:sz w:val="19"/>
+        </w:rPr>
+        <w:t>18. Meisheri H, Ramrao N, Mitra S, Saha S (2022) Common spatial pattern for EEG based brain-computer interface: an implementation review. In: Proc Int Conf Comput Intell, pp 1-6</w:t>
+      </w:r>
+    </w:p>
+    <w:p>
+      <w:pPr>
+        <w:spacing w:after="100"/>
+        <w:ind w:left="360" w:hanging="360"/>
+      </w:pPr>
+      <w:r>
+        <w:rPr>
+          <w:rFonts w:ascii="Calibri" w:hAnsi="Calibri"/>
+          <w:b w:val="0"/>
+          <w:i w:val="0"/>
+          <w:color w:val="111827"/>
+          <w:sz w:val="19"/>
+        </w:rPr>
+        <w:t>19. Pfurtscheller G, Neuper C (2001) Motor imagery and direct brain-computer communication. Proc IEEE 89:1123-1134. https://doi.org/10.1109/5.939829</w:t>
+      </w:r>
+    </w:p>
+    <w:p>
+      <w:pPr>
+        <w:spacing w:after="100"/>
+        <w:ind w:left="360" w:hanging="360"/>
+      </w:pPr>
+      <w:r>
+        <w:rPr>
+          <w:rFonts w:ascii="Calibri" w:hAnsi="Calibri"/>
+          <w:b w:val="0"/>
+          <w:i w:val="0"/>
+          <w:color w:val="111827"/>
+          <w:sz w:val="19"/>
+        </w:rPr>
+        <w:t>20. Roy Y, Banville H, Albuquerque I, Gramfort A, Falk TH, Faubert J (2019) Deep learning-based electroencephalography analysis: a systematic review. J Neural Eng 16:051001. https://doi.org/10.1088/1741-2552/ab260c</w:t>
+      </w:r>
+    </w:p>
+    <w:p>
+      <w:pPr>
+        <w:spacing w:after="100"/>
+        <w:ind w:left="360" w:hanging="360"/>
+      </w:pPr>
+      <w:r>
+        <w:rPr>
+          <w:rFonts w:ascii="Calibri" w:hAnsi="Calibri"/>
+          <w:b w:val="0"/>
+          <w:i w:val="0"/>
+          <w:color w:val="111827"/>
+          <w:sz w:val="19"/>
+        </w:rPr>
+        <w:t>21. Schirrmeister RT, Springenberg JT, Fiederer LDJ et al (2017) Deep learning with convolutional neural networks for EEG decoding and visualization. Hum Brain Mapp 38:5391-5420. https://doi.org/10.1002/hbm.23730</w:t>
+      </w:r>
+    </w:p>
+    <w:p>
+      <w:pPr>
+        <w:spacing w:after="100"/>
+        <w:ind w:left="360" w:hanging="360"/>
+      </w:pPr>
+      <w:r>
+        <w:rPr>
+          <w:rFonts w:ascii="Calibri" w:hAnsi="Calibri"/>
+          <w:b w:val="0"/>
+          <w:i w:val="0"/>
+          <w:color w:val="111827"/>
+          <w:sz w:val="19"/>
+        </w:rPr>
+        <w:t>22. Song Y, Zheng Q, Liu B, Gao X (2023) EEG conformer: convolutional transformer for EEG decoding and visualization. IEEE Trans Neural Syst Rehabil Eng 31:710-719. https://doi.org/10.1109/TNSRE.2022.3230250</w:t>
+      </w:r>
+    </w:p>
+    <w:p>
+      <w:pPr>
+        <w:spacing w:after="100"/>
+        <w:ind w:left="360" w:hanging="360"/>
+      </w:pPr>
+      <w:r>
+        <w:rPr>
+          <w:rFonts w:ascii="Calibri" w:hAnsi="Calibri"/>
+          <w:b w:val="0"/>
+          <w:i w:val="0"/>
+          <w:color w:val="111827"/>
+          <w:sz w:val="19"/>
+        </w:rPr>
+        <w:t>23. Tangermann M, Muller KR, Aertsen A et al (2012) Review of the BCI Competition IV. Front Neurosci 6:55. https://doi.org/10.3389/fnins.2012.00055</w:t>
+      </w:r>
+    </w:p>
+    <w:p>
+      <w:pPr>
+        <w:spacing w:after="100"/>
+        <w:ind w:left="360" w:hanging="360"/>
+      </w:pPr>
+      <w:r>
+        <w:rPr>
+          <w:rFonts w:ascii="Calibri" w:hAnsi="Calibri"/>
+          <w:b w:val="0"/>
+          <w:i w:val="0"/>
+          <w:color w:val="111827"/>
+          <w:sz w:val="19"/>
+        </w:rPr>
+        <w:t>24. Tang J, Liu C, Li Q (2020) EEG feature distillation for motor imagery classification. In: Proc IEEE Int Conf Bioinformatics and Biomedicine (BIBM), pp 1680-1683</w:t>
+      </w:r>
+    </w:p>
+    <w:p>
+      <w:pPr>
+        <w:spacing w:after="100"/>
+        <w:ind w:left="360" w:hanging="360"/>
+      </w:pPr>
+      <w:r>
+        <w:rPr>
+          <w:rFonts w:ascii="Calibri" w:hAnsi="Calibri"/>
+          <w:b w:val="0"/>
+          <w:i w:val="0"/>
+          <w:color w:val="111827"/>
+          <w:sz w:val="19"/>
+        </w:rPr>
+        <w:t>25. Wang J, Li S, Li R, Shi Y (2022) EEG motor imagery classification with multi-view convolutional neural network. Biomed Signal Process Control 77:103778</w:t>
+      </w:r>
+    </w:p>
+    <w:p>
+      <w:pPr>
+        <w:spacing w:after="100"/>
+        <w:ind w:left="360" w:hanging="360"/>
+      </w:pPr>
+      <w:r>
+        <w:rPr>
+          <w:rFonts w:ascii="Calibri" w:hAnsi="Calibri"/>
+          <w:b w:val="0"/>
+          <w:i w:val="0"/>
+          <w:color w:val="111827"/>
+          <w:sz w:val="19"/>
+        </w:rPr>
+        <w:t>26. Wei Q, Wang Y, Gao X, Gao S (2022) Amplitude and phase coupling in steady-state motion visual evoked potentials for BCI. J Neural Eng 19:026002</w:t>
+      </w:r>
+    </w:p>
+    <w:p>
+      <w:pPr>
+        <w:spacing w:after="100"/>
+        <w:ind w:left="360" w:hanging="360"/>
+      </w:pPr>
+      <w:r>
+        <w:rPr>
+          <w:rFonts w:ascii="Calibri" w:hAnsi="Calibri"/>
+          <w:b w:val="0"/>
+          <w:i w:val="0"/>
+          <w:color w:val="111827"/>
+          <w:sz w:val="19"/>
+        </w:rPr>
+        <w:t>27. Yger F, Berar M, Lotte F (2016) Riemannian approaches in brain-computer interfaces: a review. IEEE Trans Neural Syst Rehabil Eng 25:1753-1762. https://doi.org/10.1109/TNSRE.2016.2627016</w:t>
+      </w:r>
+    </w:p>
+    <w:p>
+      <w:pPr>
+        <w:spacing w:after="100"/>
+        <w:ind w:left="360" w:hanging="360"/>
+      </w:pPr>
+      <w:r>
+        <w:rPr>
+          <w:rFonts w:ascii="Calibri" w:hAnsi="Calibri"/>
+          <w:b w:val="0"/>
+          <w:i w:val="0"/>
+          <w:color w:val="111827"/>
+          <w:sz w:val="19"/>
+        </w:rPr>
+        <w:t>28. Zhang L, Wang J, Chen B et al (2023) Temporal convolutional network for motor imagery EEG decoding with attention mechanism. Biomed Signal Process Control 81:104432</w:t>
+      </w:r>
+    </w:p>
+    <w:p>
+      <w:pPr>
+        <w:spacing w:after="100"/>
+        <w:ind w:left="360" w:hanging="360"/>
+      </w:pPr>
+      <w:r>
+        <w:rPr>
+          <w:rFonts w:ascii="Calibri" w:hAnsi="Calibri"/>
+          <w:b w:val="0"/>
+          <w:i w:val="0"/>
+          <w:color w:val="111827"/>
+          <w:sz w:val="19"/>
+        </w:rPr>
+        <w:t>29. Zhang X, Yao L, Wang X, Monaghan J, McAlpine D (2022) A survey on deep learning-based non-invasive brain signals: recent advances and new frontiers. J Neural Eng 18:031002</w:t>
+      </w:r>
+    </w:p>
+    <w:p>
+      <w:pPr>
+        <w:spacing w:after="100"/>
+        <w:ind w:left="360" w:hanging="360"/>
+      </w:pPr>
+      <w:r>
+        <w:rPr>
+          <w:rFonts w:ascii="Calibri" w:hAnsi="Calibri"/>
+          <w:b w:val="0"/>
+          <w:i w:val="0"/>
+          <w:color w:val="111827"/>
+          <w:sz w:val="19"/>
+        </w:rPr>
+        <w:t>30. Zuo C, Jin J, Yin Y et al (2023) Novel hybrid deep learning model for motor imagery EEG classification based on capsule network. Cogn Neurodyn 17:107-121</w:t>
       </w:r>
     </w:p>
     <w:sectPr>
